--- a/input/EN_ISO_14906.docx
+++ b/input/EN_ISO_14906.docx
@@ -1,10 +1,10 @@
 
 <file path=word/document.xml><?xml version="1.0" encoding="utf-8"?>
-<w:document xmlns:wpc="http://schemas.microsoft.com/office/word/2010/wordprocessingCanvas" xmlns:cx="http://schemas.microsoft.com/office/drawing/2014/chartex" xmlns:cx1="http://schemas.microsoft.com/office/drawing/2015/9/8/chartex" xmlns:mc="http://schemas.openxmlformats.org/markup-compatibility/2006" xmlns:o="urn:schemas-microsoft-com:office:office" xmlns:r="http://schemas.openxmlformats.org/officeDocument/2006/relationships" xmlns:m="http://schemas.openxmlformats.org/officeDocument/2006/math" xmlns:v="urn:schemas-microsoft-com:vml" xmlns:wp14="http://schemas.microsoft.com/office/word/2010/wordprocessingDrawing" xmlns:wp="http://schemas.openxmlformats.org/drawingml/2006/wordprocessingDrawing" xmlns:w10="urn:schemas-microsoft-com:office:word" xmlns:w="http://schemas.openxmlformats.org/wordprocessingml/2006/main" xmlns:w14="http://schemas.microsoft.com/office/word/2010/wordml" xmlns:w15="http://schemas.microsoft.com/office/word/2012/wordml" xmlns:w16se="http://schemas.microsoft.com/office/word/2015/wordml/symex" xmlns:wpg="http://schemas.microsoft.com/office/word/2010/wordprocessingGroup" xmlns:wpi="http://schemas.microsoft.com/office/word/2010/wordprocessingInk" xmlns:wne="http://schemas.microsoft.com/office/word/2006/wordml" xmlns:wps="http://schemas.microsoft.com/office/word/2010/wordprocessingShape" mc:Ignorable="w14 w15 w16se wp14">
+<w:document xmlns:wpc="http://schemas.microsoft.com/office/word/2010/wordprocessingCanvas" xmlns:cx="http://schemas.microsoft.com/office/drawing/2014/chartex" xmlns:cx1="http://schemas.microsoft.com/office/drawing/2015/9/8/chartex" xmlns:cx2="http://schemas.microsoft.com/office/drawing/2015/10/21/chartex" xmlns:cx3="http://schemas.microsoft.com/office/drawing/2016/5/9/chartex" xmlns:cx4="http://schemas.microsoft.com/office/drawing/2016/5/10/chartex" xmlns:cx5="http://schemas.microsoft.com/office/drawing/2016/5/11/chartex" xmlns:cx6="http://schemas.microsoft.com/office/drawing/2016/5/12/chartex" xmlns:cx7="http://schemas.microsoft.com/office/drawing/2016/5/13/chartex" xmlns:cx8="http://schemas.microsoft.com/office/drawing/2016/5/14/chartex" xmlns:mc="http://schemas.openxmlformats.org/markup-compatibility/2006" xmlns:aink="http://schemas.microsoft.com/office/drawing/2016/ink" xmlns:am3d="http://schemas.microsoft.com/office/drawing/2017/model3d" xmlns:o="urn:schemas-microsoft-com:office:office" xmlns:oel="http://schemas.microsoft.com/office/2019/extlst" xmlns:r="http://schemas.openxmlformats.org/officeDocument/2006/relationships" xmlns:m="http://schemas.openxmlformats.org/officeDocument/2006/math" xmlns:v="urn:schemas-microsoft-com:vml" xmlns:wp14="http://schemas.microsoft.com/office/word/2010/wordprocessingDrawing" xmlns:wp="http://schemas.openxmlformats.org/drawingml/2006/wordprocessingDrawing" xmlns:w10="urn:schemas-microsoft-com:office:word" xmlns:w="http://schemas.openxmlformats.org/wordprocessingml/2006/main" xmlns:w14="http://schemas.microsoft.com/office/word/2010/wordml" xmlns:w15="http://schemas.microsoft.com/office/word/2012/wordml" xmlns:w16cex="http://schemas.microsoft.com/office/word/2018/wordml/cex" xmlns:w16cid="http://schemas.microsoft.com/office/word/2016/wordml/cid" xmlns:w16="http://schemas.microsoft.com/office/word/2018/wordml" xmlns:w16du="http://schemas.microsoft.com/office/word/2023/wordml/word16du" xmlns:w16sdtdh="http://schemas.microsoft.com/office/word/2020/wordml/sdtdatahash" xmlns:w16sdtfl="http://schemas.microsoft.com/office/word/2024/wordml/sdtformatlock" xmlns:w16se="http://schemas.microsoft.com/office/word/2015/wordml/symex" xmlns:wpg="http://schemas.microsoft.com/office/word/2010/wordprocessingGroup" xmlns:wpi="http://schemas.microsoft.com/office/word/2010/wordprocessingInk" xmlns:wne="http://schemas.microsoft.com/office/word/2006/wordml" xmlns:wps="http://schemas.microsoft.com/office/word/2010/wordprocessingShape" mc:Ignorable="w14 w15 w16se w16cid w16 w16cex w16sdtdh w16sdtfl w16du wp14">
   <w:body>
     <w:p>
       <w:pPr>
-        <w:pStyle w:val="Nzev"/>
+        <w:pStyle w:val="Title"/>
         <w:spacing w:after="60"/>
         <w:rPr>
           <w:b w:val="0"/>
@@ -146,7 +146,7 @@
     </w:tbl>
     <w:p>
       <w:pPr>
-        <w:pStyle w:val="Titulek"/>
+        <w:pStyle w:val="Caption"/>
       </w:pPr>
       <w:r>
         <w:tab/>
@@ -209,7 +209,7 @@
     </w:p>
     <w:p>
       <w:pPr>
-        <w:pStyle w:val="Nadpis1"/>
+        <w:pStyle w:val="Heading1"/>
       </w:pPr>
       <w:r>
         <w:t>Introduction</w:t>
@@ -287,7 +287,7 @@
     </w:p>
     <w:p>
       <w:pPr>
-        <w:pStyle w:val="Nadpis1"/>
+        <w:pStyle w:val="Heading1"/>
       </w:pPr>
       <w:r>
         <w:t>Usage</w:t>
@@ -303,7 +303,7 @@
     </w:p>
     <w:p>
       <w:pPr>
-        <w:pStyle w:val="Nadpis1"/>
+        <w:pStyle w:val="Heading1"/>
       </w:pPr>
       <w:r>
         <w:t>Scope</w:t>
@@ -319,7 +319,7 @@
     </w:p>
     <w:p>
       <w:pPr>
-        <w:pStyle w:val="Odstavecseseznamem"/>
+        <w:pStyle w:val="ListParagraph"/>
         <w:numPr>
           <w:ilvl w:val="0"/>
           <w:numId w:val="20"/>
@@ -332,7 +332,7 @@
     </w:p>
     <w:p>
       <w:pPr>
-        <w:pStyle w:val="Odstavecseseznamem"/>
+        <w:pStyle w:val="ListParagraph"/>
         <w:numPr>
           <w:ilvl w:val="0"/>
           <w:numId w:val="20"/>
@@ -345,7 +345,7 @@
     </w:p>
     <w:p>
       <w:pPr>
-        <w:pStyle w:val="Odstavecseseznamem"/>
+        <w:pStyle w:val="ListParagraph"/>
         <w:numPr>
           <w:ilvl w:val="0"/>
           <w:numId w:val="20"/>
@@ -358,7 +358,7 @@
     </w:p>
     <w:p>
       <w:pPr>
-        <w:pStyle w:val="Odstavecseseznamem"/>
+        <w:pStyle w:val="ListParagraph"/>
         <w:numPr>
           <w:ilvl w:val="0"/>
           <w:numId w:val="20"/>
@@ -371,7 +371,7 @@
     </w:p>
     <w:p>
       <w:pPr>
-        <w:pStyle w:val="Odstavecseseznamem"/>
+        <w:pStyle w:val="ListParagraph"/>
         <w:numPr>
           <w:ilvl w:val="0"/>
           <w:numId w:val="20"/>
@@ -392,7 +392,7 @@
     </w:p>
     <w:p>
       <w:pPr>
-        <w:pStyle w:val="Odstavecseseznamem"/>
+        <w:pStyle w:val="ListParagraph"/>
         <w:spacing w:line="276" w:lineRule="auto"/>
         <w:jc w:val="center"/>
       </w:pPr>
@@ -440,7 +440,7 @@
     </w:p>
     <w:p>
       <w:pPr>
-        <w:pStyle w:val="Odstavecseseznamem"/>
+        <w:pStyle w:val="ListParagraph"/>
         <w:spacing w:line="276" w:lineRule="auto"/>
         <w:jc w:val="center"/>
         <w:rPr>
@@ -492,7 +492,7 @@
     </w:p>
     <w:p>
       <w:pPr>
-        <w:pStyle w:val="Nadpis1"/>
+        <w:pStyle w:val="Heading1"/>
       </w:pPr>
       <w:r>
         <w:lastRenderedPageBreak/>
@@ -509,7 +509,7 @@
     </w:p>
     <w:p>
       <w:pPr>
-        <w:pStyle w:val="Odstavecseseznamem"/>
+        <w:pStyle w:val="ListParagraph"/>
         <w:numPr>
           <w:ilvl w:val="0"/>
           <w:numId w:val="23"/>
@@ -523,7 +523,7 @@
     </w:p>
     <w:p>
       <w:pPr>
-        <w:pStyle w:val="Odstavecseseznamem"/>
+        <w:pStyle w:val="ListParagraph"/>
         <w:numPr>
           <w:ilvl w:val="0"/>
           <w:numId w:val="23"/>
@@ -538,7 +538,7 @@
     <w:bookmarkEnd w:id="1"/>
     <w:p>
       <w:pPr>
-        <w:pStyle w:val="Nadpis1"/>
+        <w:pStyle w:val="Heading1"/>
       </w:pPr>
       <w:r>
         <w:t>3</w:t>
@@ -596,14 +596,12 @@
       <w:pPr>
         <w:spacing w:line="276" w:lineRule="auto"/>
       </w:pPr>
-      <w:proofErr w:type="gramStart"/>
       <w:r>
         <w:rPr>
           <w:b/>
         </w:rPr>
         <w:t>attribute</w:t>
       </w:r>
-      <w:proofErr w:type="gramEnd"/>
       <w:r>
         <w:t xml:space="preserve"> – an addressed data packet consisting of one or a sequence of multiple data elements</w:t>
       </w:r>
@@ -612,19 +610,11 @@
       <w:pPr>
         <w:spacing w:line="276" w:lineRule="auto"/>
       </w:pPr>
-      <w:proofErr w:type="gramStart"/>
       <w:r>
         <w:rPr>
           <w:b/>
         </w:rPr>
-        <w:t>on-board</w:t>
-      </w:r>
-      <w:proofErr w:type="gramEnd"/>
-      <w:r>
-        <w:rPr>
-          <w:b/>
-        </w:rPr>
-        <w:t xml:space="preserve"> equipment</w:t>
+        <w:t>on-board equipment</w:t>
       </w:r>
       <w:r>
         <w:t xml:space="preserve"> – equipment installed in a vehicle performing the required EFC functions</w:t>
@@ -634,19 +624,11 @@
       <w:pPr>
         <w:spacing w:line="276" w:lineRule="auto"/>
       </w:pPr>
-      <w:proofErr w:type="gramStart"/>
       <w:r>
         <w:rPr>
           <w:b/>
         </w:rPr>
-        <w:t>roadside</w:t>
-      </w:r>
-      <w:proofErr w:type="gramEnd"/>
-      <w:r>
-        <w:rPr>
-          <w:b/>
-        </w:rPr>
-        <w:t xml:space="preserve"> equipment</w:t>
+        <w:t>roadside equipment</w:t>
       </w:r>
       <w:r>
         <w:t xml:space="preserve"> – equipment located along the infrastructure performing the required EFC functions</w:t>
@@ -656,21 +638,19 @@
       <w:pPr>
         <w:spacing w:line="276" w:lineRule="auto"/>
       </w:pPr>
-      <w:proofErr w:type="gramStart"/>
       <w:r>
         <w:rPr>
           <w:b/>
         </w:rPr>
         <w:t>transaction</w:t>
       </w:r>
-      <w:proofErr w:type="gramEnd"/>
       <w:r>
         <w:t xml:space="preserve"> – a complete exchange of information between roadside equipment (RSE) and on-board equipment (OBE)</w:t>
       </w:r>
     </w:p>
     <w:p>
       <w:pPr>
-        <w:pStyle w:val="Nadpis1"/>
+        <w:pStyle w:val="Heading1"/>
       </w:pPr>
       <w:r>
         <w:t>4</w:t>
@@ -707,8 +687,13 @@
         <w:t>DSRC</w:t>
       </w:r>
       <w:r>
-        <w:tab/>
+        <w:t xml:space="preserve"> </w:t>
       </w:r>
+      <w:bookmarkStart w:id="30" w:name="OLE_LINK3"/>
+      <w:r>
+        <w:t xml:space="preserve">– </w:t>
+      </w:r>
+      <w:bookmarkEnd w:id="30"/>
       <w:r>
         <w:t>dedicated short-range communications</w:t>
       </w:r>
@@ -724,7 +709,9 @@
         <w:t>EFC</w:t>
       </w:r>
       <w:r>
-        <w:tab/>
+        <w:t xml:space="preserve"> – </w:t>
+      </w:r>
+      <w:r>
         <w:t>e</w:t>
       </w:r>
       <w:r>
@@ -742,7 +729,7 @@
         <w:t>OBE</w:t>
       </w:r>
       <w:r>
-        <w:tab/>
+        <w:t xml:space="preserve"> – </w:t>
       </w:r>
       <w:r>
         <w:t>on-board equipment</w:t>
@@ -759,7 +746,7 @@
         <w:t>RSE</w:t>
       </w:r>
       <w:r>
-        <w:tab/>
+        <w:t xml:space="preserve"> – </w:t>
       </w:r>
       <w:r>
         <w:t>roadside equipment</w:t>
@@ -784,7 +771,7 @@
       <w:hyperlink r:id="rId9" w:tooltip="http://www.itsterminology.org" w:history="1">
         <w:r>
           <w:rPr>
-            <w:rStyle w:val="Hypertextovodkaz"/>
+            <w:rStyle w:val="Hyperlink"/>
           </w:rPr>
           <w:t>www.itsterminology.org</w:t>
         </w:r>
@@ -804,7 +791,7 @@
       <w:hyperlink r:id="rId10" w:tooltip="http://www.standardland.cz" w:history="1">
         <w:r>
           <w:rPr>
-            <w:rStyle w:val="Hypertextovodkaz"/>
+            <w:rStyle w:val="Hyperlink"/>
           </w:rPr>
           <w:t>www.standardland.cz</w:t>
         </w:r>
@@ -824,7 +811,7 @@
       <w:hyperlink r:id="rId11" w:tooltip="http://www.iso.org/obp" w:history="1">
         <w:r>
           <w:rPr>
-            <w:rStyle w:val="Hypertextovodkaz"/>
+            <w:rStyle w:val="Hyperlink"/>
           </w:rPr>
           <w:t>www.iso.org/obp</w:t>
         </w:r>
@@ -835,7 +822,7 @@
     </w:p>
     <w:p>
       <w:pPr>
-        <w:pStyle w:val="Nadpis1"/>
+        <w:pStyle w:val="Heading1"/>
       </w:pPr>
       <w:r>
         <w:t>5</w:t>
@@ -891,7 +878,7 @@
     </w:p>
     <w:p>
       <w:pPr>
-        <w:pStyle w:val="Nadpis1"/>
+        <w:pStyle w:val="Heading1"/>
       </w:pPr>
       <w:r>
         <w:t>6</w:t>
@@ -941,7 +928,7 @@
     </w:p>
     <w:p>
       <w:pPr>
-        <w:pStyle w:val="Nadpis1"/>
+        <w:pStyle w:val="Heading1"/>
       </w:pPr>
       <w:r>
         <w:lastRenderedPageBreak/>
@@ -1030,7 +1017,7 @@
         <mc:AlternateContent>
           <mc:Choice Requires="wpg">
             <w:drawing>
-              <wp:inline distT="0" distB="0" distL="0" distR="0">
+              <wp:inline distT="0" distB="0" distL="0" distR="0" wp14:anchorId="00744798" wp14:editId="07EB3BBC">
                 <wp:extent cx="4630125" cy="4135805"/>
                 <wp:effectExtent l="0" t="0" r="0" b="0"/>
                 <wp:docPr id="2" name="Obrázek 2"/>
@@ -1065,7 +1052,7 @@
               </wp:inline>
             </w:drawing>
           </mc:Choice>
-          <mc:Fallback xmlns:w16sdtdh="http://schemas.microsoft.com/office/word/2020/wordml/sdtdatahash" xmlns:w16="http://schemas.microsoft.com/office/word/2018/wordml" xmlns:w16cid="http://schemas.microsoft.com/office/word/2016/wordml/cid" xmlns:w16cex="http://schemas.microsoft.com/office/word/2018/wordml/cex" xmlns:a="http://schemas.openxmlformats.org/drawingml/2006/main">
+          <mc:Fallback xmlns:a="http://schemas.openxmlformats.org/drawingml/2006/main">
             <w:pict>
               <v:shapetype id="_x0000_t75" coordsize="21600,21600" o:spt="75" o:preferrelative="t" path="m@4@5l@4@11@9@11@9@5xe" filled="f" stroked="f">
                 <v:stroke joinstyle="miter"/>
@@ -1097,7 +1084,7 @@
     </w:p>
     <w:p>
       <w:pPr>
-        <w:pStyle w:val="Nadpis1"/>
+        <w:pStyle w:val="Heading1"/>
       </w:pPr>
       <w:r>
         <w:t>8</w:t>
@@ -1131,18 +1118,10 @@
     </w:p>
     <w:p>
       <w:pPr>
-        <w:pStyle w:val="Nadpis1"/>
+        <w:pStyle w:val="Heading1"/>
       </w:pPr>
       <w:r>
-        <w:t xml:space="preserve">Annex </w:t>
-      </w:r>
-      <w:proofErr w:type="gramStart"/>
-      <w:r>
-        <w:t>A</w:t>
-      </w:r>
-      <w:proofErr w:type="gramEnd"/>
-      <w:r>
-        <w:t xml:space="preserve"> (normative) – Specification of EFC Data Types</w:t>
+        <w:t>Annex A (normative) – Specification of EFC Data Types</w:t>
       </w:r>
     </w:p>
     <w:p>
@@ -1150,20 +1129,12 @@
         <w:spacing w:line="276" w:lineRule="auto"/>
       </w:pPr>
       <w:r>
-        <w:t xml:space="preserve">Annex </w:t>
-      </w:r>
-      <w:proofErr w:type="gramStart"/>
-      <w:r>
-        <w:t>A</w:t>
-      </w:r>
-      <w:proofErr w:type="gramEnd"/>
-      <w:r>
-        <w:t>, spanning 1 page, provides the specification of the data types used according to ASN.1. A reference is provided here to the relevant ASN files, which can be imported into other application modules.</w:t>
+        <w:t>Annex A, spanning 1 page, provides the specification of the data types used according to ASN.1. A reference is provided here to the relevant ASN files, which can be imported into other application modules.</w:t>
       </w:r>
     </w:p>
     <w:p>
       <w:pPr>
-        <w:pStyle w:val="Nadpis1"/>
+        <w:pStyle w:val="Heading1"/>
       </w:pPr>
       <w:r>
         <w:t>Annex B (informative) – CARDME Transaction</w:t>
@@ -1179,7 +1150,7 @@
     </w:p>
     <w:p>
       <w:pPr>
-        <w:pStyle w:val="Odstavecseseznamem"/>
+        <w:pStyle w:val="ListParagraph"/>
         <w:numPr>
           <w:ilvl w:val="0"/>
           <w:numId w:val="22"/>
@@ -1192,25 +1163,20 @@
     </w:p>
     <w:p>
       <w:pPr>
-        <w:pStyle w:val="Odstavecseseznamem"/>
+        <w:pStyle w:val="ListParagraph"/>
         <w:numPr>
           <w:ilvl w:val="0"/>
           <w:numId w:val="22"/>
         </w:numPr>
         <w:spacing w:line="276" w:lineRule="auto"/>
       </w:pPr>
-      <w:proofErr w:type="gramStart"/>
       <w:r>
-        <w:t>presentation</w:t>
-      </w:r>
-      <w:proofErr w:type="gramEnd"/>
-      <w:r>
-        <w:t>, when the RSE reads information about the OBE (details about the contract, account, vehicle classification, last transaction, etc.);</w:t>
+        <w:t>presentation, when the RSE reads information about the OBE (details about the contract, account, vehicle classification, last transaction, etc.);</w:t>
       </w:r>
     </w:p>
     <w:p>
       <w:pPr>
-        <w:pStyle w:val="Odstavecseseznamem"/>
+        <w:pStyle w:val="ListParagraph"/>
         <w:numPr>
           <w:ilvl w:val="0"/>
           <w:numId w:val="22"/>
@@ -1223,7 +1189,7 @@
     </w:p>
     <w:p>
       <w:pPr>
-        <w:pStyle w:val="Odstavecseseznamem"/>
+        <w:pStyle w:val="ListParagraph"/>
         <w:numPr>
           <w:ilvl w:val="0"/>
           <w:numId w:val="22"/>
@@ -1245,7 +1211,7 @@
     </w:p>
     <w:p>
       <w:pPr>
-        <w:pStyle w:val="Nadpis1"/>
+        <w:pStyle w:val="Heading1"/>
       </w:pPr>
       <w:r>
         <w:t>Annex C (informative) – Examples of EFC Transaction Types</w:t>
@@ -1261,7 +1227,7 @@
     </w:p>
     <w:p>
       <w:pPr>
-        <w:pStyle w:val="Odstavecseseznamem"/>
+        <w:pStyle w:val="ListParagraph"/>
         <w:numPr>
           <w:ilvl w:val="0"/>
           <w:numId w:val="21"/>
@@ -1274,7 +1240,7 @@
     </w:p>
     <w:p>
       <w:pPr>
-        <w:pStyle w:val="Odstavecseseznamem"/>
+        <w:pStyle w:val="ListParagraph"/>
         <w:numPr>
           <w:ilvl w:val="0"/>
           <w:numId w:val="21"/>
@@ -1287,7 +1253,7 @@
     </w:p>
     <w:p>
       <w:pPr>
-        <w:pStyle w:val="Odstavecseseznamem"/>
+        <w:pStyle w:val="ListParagraph"/>
         <w:numPr>
           <w:ilvl w:val="0"/>
           <w:numId w:val="21"/>
@@ -1300,7 +1266,7 @@
     </w:p>
     <w:p>
       <w:pPr>
-        <w:pStyle w:val="Odstavecseseznamem"/>
+        <w:pStyle w:val="ListParagraph"/>
         <w:numPr>
           <w:ilvl w:val="0"/>
           <w:numId w:val="21"/>
@@ -1313,7 +1279,7 @@
     </w:p>
     <w:p>
       <w:pPr>
-        <w:pStyle w:val="Odstavecseseznamem"/>
+        <w:pStyle w:val="ListParagraph"/>
         <w:numPr>
           <w:ilvl w:val="0"/>
           <w:numId w:val="21"/>
@@ -1353,7 +1319,7 @@
         <mc:AlternateContent>
           <mc:Choice Requires="wpg">
             <w:drawing>
-              <wp:inline distT="0" distB="0" distL="0" distR="0">
+              <wp:inline distT="0" distB="0" distL="0" distR="0" wp14:anchorId="665F4089" wp14:editId="6F3BB7AC">
                 <wp:extent cx="4829175" cy="1609725"/>
                 <wp:effectExtent l="0" t="0" r="0" b="0"/>
                 <wp:docPr id="3" name="Obrázek 3"/>
@@ -1388,7 +1354,7 @@
               </wp:inline>
             </w:drawing>
           </mc:Choice>
-          <mc:Fallback xmlns:w16sdtdh="http://schemas.microsoft.com/office/word/2020/wordml/sdtdatahash" xmlns:w16="http://schemas.microsoft.com/office/word/2018/wordml" xmlns:w16cid="http://schemas.microsoft.com/office/word/2016/wordml/cid" xmlns:w16cex="http://schemas.microsoft.com/office/word/2018/wordml/cex" xmlns:a="http://schemas.openxmlformats.org/drawingml/2006/main">
+          <mc:Fallback xmlns:a="http://schemas.openxmlformats.org/drawingml/2006/main">
             <w:pict>
               <v:shapetype id="_x0000_t75" coordsize="21600,21600" o:spt="75" o:preferrelative="t" path="m@4@5l@4@11@9@11@9@5xe" filled="f" stroked="f">
                 <v:stroke joinstyle="miter"/>
@@ -1456,8 +1422,6 @@
         </w:rPr>
         <w:t>source standard</w:t>
       </w:r>
-      <w:bookmarkStart w:id="30" w:name="_GoBack"/>
-      <w:bookmarkEnd w:id="30"/>
       <w:r>
         <w:rPr>
           <w:b/>
@@ -1468,18 +1432,10 @@
     </w:p>
     <w:p>
       <w:pPr>
-        <w:pStyle w:val="Nadpis1"/>
+        <w:pStyle w:val="Heading1"/>
       </w:pPr>
       <w:r>
-        <w:t xml:space="preserve">Annex D (normative) – Mapping Table </w:t>
-      </w:r>
-      <w:proofErr w:type="gramStart"/>
-      <w:r>
-        <w:t>Between</w:t>
-      </w:r>
-      <w:proofErr w:type="gramEnd"/>
-      <w:r>
-        <w:t xml:space="preserve"> Character Sets</w:t>
+        <w:t>Annex D (normative) – Mapping Table Between Character Sets</w:t>
       </w:r>
     </w:p>
     <w:p>
@@ -1492,7 +1448,7 @@
     </w:p>
     <w:p>
       <w:pPr>
-        <w:pStyle w:val="Nadpis1"/>
+        <w:pStyle w:val="Heading1"/>
       </w:pPr>
       <w:r>
         <w:t>Annex E (informative) – Mapping Table for Vehicle Attributes</w:t>
@@ -1534,7 +1490,7 @@
         <mc:AlternateContent>
           <mc:Choice Requires="wpg">
             <w:drawing>
-              <wp:inline distT="0" distB="0" distL="0" distR="0">
+              <wp:inline distT="0" distB="0" distL="0" distR="0" wp14:anchorId="6102394B" wp14:editId="2D5CDD2C">
                 <wp:extent cx="5372100" cy="1533525"/>
                 <wp:effectExtent l="0" t="0" r="0" b="0"/>
                 <wp:docPr id="4" name="Obrázek 4"/>
@@ -1569,7 +1525,7 @@
               </wp:inline>
             </w:drawing>
           </mc:Choice>
-          <mc:Fallback xmlns:w16sdtdh="http://schemas.microsoft.com/office/word/2020/wordml/sdtdatahash" xmlns:w16="http://schemas.microsoft.com/office/word/2018/wordml" xmlns:w16cid="http://schemas.microsoft.com/office/word/2016/wordml/cid" xmlns:w16cex="http://schemas.microsoft.com/office/word/2018/wordml/cex" xmlns:a="http://schemas.openxmlformats.org/drawingml/2006/main">
+          <mc:Fallback xmlns:a="http://schemas.openxmlformats.org/drawingml/2006/main">
             <w:pict>
               <v:shapetype id="_x0000_t75" coordsize="21600,21600" o:spt="75" o:preferrelative="t" path="m@4@5l@4@11@9@11@9@5xe" filled="f" stroked="f">
                 <v:stroke joinstyle="miter"/>
@@ -1607,7 +1563,7 @@
     </w:p>
     <w:p>
       <w:pPr>
-        <w:pStyle w:val="Nadpis1"/>
+        <w:pStyle w:val="Heading1"/>
       </w:pPr>
       <w:r>
         <w:lastRenderedPageBreak/>
@@ -1624,7 +1580,7 @@
     </w:p>
     <w:p>
       <w:pPr>
-        <w:pStyle w:val="Nadpis1"/>
+        <w:pStyle w:val="Heading1"/>
       </w:pPr>
       <w:r>
         <w:t>Annex G (informative) – Example of Security Calculations According to DES</w:t>
@@ -1640,7 +1596,7 @@
     </w:p>
     <w:p>
       <w:pPr>
-        <w:pStyle w:val="Nadpis1"/>
+        <w:pStyle w:val="Heading1"/>
       </w:pPr>
       <w:r>
         <w:t>Annex H (normative) – Security Calculations According to AES</w:t>
@@ -1656,7 +1612,7 @@
     </w:p>
     <w:p>
       <w:pPr>
-        <w:pStyle w:val="Nadpis1"/>
+        <w:pStyle w:val="Heading1"/>
       </w:pPr>
       <w:r>
         <w:t>Annex I (informative) – Example of Security Calculations According to AES</w:t>
@@ -1685,7 +1641,7 @@
 </file>
 
 <file path=word/endnotes.xml><?xml version="1.0" encoding="utf-8"?>
-<w:endnotes xmlns:wpc="http://schemas.microsoft.com/office/word/2010/wordprocessingCanvas" xmlns:cx="http://schemas.microsoft.com/office/drawing/2014/chartex" xmlns:cx1="http://schemas.microsoft.com/office/drawing/2015/9/8/chartex" xmlns:mc="http://schemas.openxmlformats.org/markup-compatibility/2006" xmlns:o="urn:schemas-microsoft-com:office:office" xmlns:r="http://schemas.openxmlformats.org/officeDocument/2006/relationships" xmlns:m="http://schemas.openxmlformats.org/officeDocument/2006/math" xmlns:v="urn:schemas-microsoft-com:vml" xmlns:wp14="http://schemas.microsoft.com/office/word/2010/wordprocessingDrawing" xmlns:wp="http://schemas.openxmlformats.org/drawingml/2006/wordprocessingDrawing" xmlns:w10="urn:schemas-microsoft-com:office:word" xmlns:w="http://schemas.openxmlformats.org/wordprocessingml/2006/main" xmlns:w14="http://schemas.microsoft.com/office/word/2010/wordml" xmlns:w15="http://schemas.microsoft.com/office/word/2012/wordml" xmlns:w16se="http://schemas.microsoft.com/office/word/2015/wordml/symex" xmlns:wpg="http://schemas.microsoft.com/office/word/2010/wordprocessingGroup" xmlns:wpi="http://schemas.microsoft.com/office/word/2010/wordprocessingInk" xmlns:wne="http://schemas.microsoft.com/office/word/2006/wordml" xmlns:wps="http://schemas.microsoft.com/office/word/2010/wordprocessingShape" mc:Ignorable="w14 w15 w16se wp14">
+<w:endnotes xmlns:wpc="http://schemas.microsoft.com/office/word/2010/wordprocessingCanvas" xmlns:cx="http://schemas.microsoft.com/office/drawing/2014/chartex" xmlns:cx1="http://schemas.microsoft.com/office/drawing/2015/9/8/chartex" xmlns:cx2="http://schemas.microsoft.com/office/drawing/2015/10/21/chartex" xmlns:cx3="http://schemas.microsoft.com/office/drawing/2016/5/9/chartex" xmlns:cx4="http://schemas.microsoft.com/office/drawing/2016/5/10/chartex" xmlns:cx5="http://schemas.microsoft.com/office/drawing/2016/5/11/chartex" xmlns:cx6="http://schemas.microsoft.com/office/drawing/2016/5/12/chartex" xmlns:cx7="http://schemas.microsoft.com/office/drawing/2016/5/13/chartex" xmlns:cx8="http://schemas.microsoft.com/office/drawing/2016/5/14/chartex" xmlns:mc="http://schemas.openxmlformats.org/markup-compatibility/2006" xmlns:aink="http://schemas.microsoft.com/office/drawing/2016/ink" xmlns:am3d="http://schemas.microsoft.com/office/drawing/2017/model3d" xmlns:o="urn:schemas-microsoft-com:office:office" xmlns:oel="http://schemas.microsoft.com/office/2019/extlst" xmlns:r="http://schemas.openxmlformats.org/officeDocument/2006/relationships" xmlns:m="http://schemas.openxmlformats.org/officeDocument/2006/math" xmlns:v="urn:schemas-microsoft-com:vml" xmlns:wp14="http://schemas.microsoft.com/office/word/2010/wordprocessingDrawing" xmlns:wp="http://schemas.openxmlformats.org/drawingml/2006/wordprocessingDrawing" xmlns:w10="urn:schemas-microsoft-com:office:word" xmlns:w="http://schemas.openxmlformats.org/wordprocessingml/2006/main" xmlns:w14="http://schemas.microsoft.com/office/word/2010/wordml" xmlns:w15="http://schemas.microsoft.com/office/word/2012/wordml" xmlns:w16cex="http://schemas.microsoft.com/office/word/2018/wordml/cex" xmlns:w16cid="http://schemas.microsoft.com/office/word/2016/wordml/cid" xmlns:w16="http://schemas.microsoft.com/office/word/2018/wordml" xmlns:w16du="http://schemas.microsoft.com/office/word/2023/wordml/word16du" xmlns:w16sdtdh="http://schemas.microsoft.com/office/word/2020/wordml/sdtdatahash" xmlns:w16sdtfl="http://schemas.microsoft.com/office/word/2024/wordml/sdtformatlock" xmlns:w16se="http://schemas.microsoft.com/office/word/2015/wordml/symex" xmlns:wpg="http://schemas.microsoft.com/office/word/2010/wordprocessingGroup" xmlns:wpi="http://schemas.microsoft.com/office/word/2010/wordprocessingInk" xmlns:wne="http://schemas.microsoft.com/office/word/2006/wordml" xmlns:wps="http://schemas.microsoft.com/office/word/2010/wordprocessingShape" mc:Ignorable="w14 w15 w16se w16cid w16 w16cex w16sdtdh w16sdtfl w16du wp14">
   <w:endnote w:type="separator" w:id="-1">
     <w:p>
       <w:r>
@@ -1704,40 +1660,40 @@
 </file>
 
 <file path=word/footer1.xml><?xml version="1.0" encoding="utf-8"?>
-<w:ftr xmlns:wpc="http://schemas.microsoft.com/office/word/2010/wordprocessingCanvas" xmlns:cx="http://schemas.microsoft.com/office/drawing/2014/chartex" xmlns:cx1="http://schemas.microsoft.com/office/drawing/2015/9/8/chartex" xmlns:mc="http://schemas.openxmlformats.org/markup-compatibility/2006" xmlns:o="urn:schemas-microsoft-com:office:office" xmlns:r="http://schemas.openxmlformats.org/officeDocument/2006/relationships" xmlns:m="http://schemas.openxmlformats.org/officeDocument/2006/math" xmlns:v="urn:schemas-microsoft-com:vml" xmlns:wp14="http://schemas.microsoft.com/office/word/2010/wordprocessingDrawing" xmlns:wp="http://schemas.openxmlformats.org/drawingml/2006/wordprocessingDrawing" xmlns:w10="urn:schemas-microsoft-com:office:word" xmlns:w="http://schemas.openxmlformats.org/wordprocessingml/2006/main" xmlns:w14="http://schemas.microsoft.com/office/word/2010/wordml" xmlns:w15="http://schemas.microsoft.com/office/word/2012/wordml" xmlns:w16se="http://schemas.microsoft.com/office/word/2015/wordml/symex" xmlns:wpg="http://schemas.microsoft.com/office/word/2010/wordprocessingGroup" xmlns:wpi="http://schemas.microsoft.com/office/word/2010/wordprocessingInk" xmlns:wne="http://schemas.microsoft.com/office/word/2006/wordml" xmlns:wps="http://schemas.microsoft.com/office/word/2010/wordprocessingShape" mc:Ignorable="w14 w15 w16se wp14">
+<w:ftr xmlns:wpc="http://schemas.microsoft.com/office/word/2010/wordprocessingCanvas" xmlns:cx="http://schemas.microsoft.com/office/drawing/2014/chartex" xmlns:cx1="http://schemas.microsoft.com/office/drawing/2015/9/8/chartex" xmlns:cx2="http://schemas.microsoft.com/office/drawing/2015/10/21/chartex" xmlns:cx3="http://schemas.microsoft.com/office/drawing/2016/5/9/chartex" xmlns:cx4="http://schemas.microsoft.com/office/drawing/2016/5/10/chartex" xmlns:cx5="http://schemas.microsoft.com/office/drawing/2016/5/11/chartex" xmlns:cx6="http://schemas.microsoft.com/office/drawing/2016/5/12/chartex" xmlns:cx7="http://schemas.microsoft.com/office/drawing/2016/5/13/chartex" xmlns:cx8="http://schemas.microsoft.com/office/drawing/2016/5/14/chartex" xmlns:mc="http://schemas.openxmlformats.org/markup-compatibility/2006" xmlns:aink="http://schemas.microsoft.com/office/drawing/2016/ink" xmlns:am3d="http://schemas.microsoft.com/office/drawing/2017/model3d" xmlns:o="urn:schemas-microsoft-com:office:office" xmlns:oel="http://schemas.microsoft.com/office/2019/extlst" xmlns:r="http://schemas.openxmlformats.org/officeDocument/2006/relationships" xmlns:m="http://schemas.openxmlformats.org/officeDocument/2006/math" xmlns:v="urn:schemas-microsoft-com:vml" xmlns:wp14="http://schemas.microsoft.com/office/word/2010/wordprocessingDrawing" xmlns:wp="http://schemas.openxmlformats.org/drawingml/2006/wordprocessingDrawing" xmlns:w10="urn:schemas-microsoft-com:office:word" xmlns:w="http://schemas.openxmlformats.org/wordprocessingml/2006/main" xmlns:w14="http://schemas.microsoft.com/office/word/2010/wordml" xmlns:w15="http://schemas.microsoft.com/office/word/2012/wordml" xmlns:w16cex="http://schemas.microsoft.com/office/word/2018/wordml/cex" xmlns:w16cid="http://schemas.microsoft.com/office/word/2016/wordml/cid" xmlns:w16="http://schemas.microsoft.com/office/word/2018/wordml" xmlns:w16du="http://schemas.microsoft.com/office/word/2023/wordml/word16du" xmlns:w16sdtdh="http://schemas.microsoft.com/office/word/2020/wordml/sdtdatahash" xmlns:w16sdtfl="http://schemas.microsoft.com/office/word/2024/wordml/sdtformatlock" xmlns:w16se="http://schemas.microsoft.com/office/word/2015/wordml/symex" xmlns:wpg="http://schemas.microsoft.com/office/word/2010/wordprocessingGroup" xmlns:wpi="http://schemas.microsoft.com/office/word/2010/wordprocessingInk" xmlns:wne="http://schemas.microsoft.com/office/word/2006/wordml" xmlns:wps="http://schemas.microsoft.com/office/word/2010/wordprocessingShape" mc:Ignorable="w14 w15 w16se w16cid w16 w16cex w16sdtdh w16sdtfl w16du wp14">
   <w:p>
     <w:pPr>
-      <w:pStyle w:val="Zpat"/>
+      <w:pStyle w:val="Footer"/>
       <w:ind w:right="360" w:firstLine="360"/>
     </w:pPr>
     <w:r>
       <w:rPr>
-        <w:rStyle w:val="slostrnky"/>
+        <w:rStyle w:val="PageNumber"/>
       </w:rPr>
       <w:fldChar w:fldCharType="begin"/>
     </w:r>
     <w:r>
       <w:rPr>
-        <w:rStyle w:val="slostrnky"/>
+        <w:rStyle w:val="PageNumber"/>
       </w:rPr>
       <w:instrText xml:space="preserve"> PAGE </w:instrText>
     </w:r>
     <w:r>
       <w:rPr>
-        <w:rStyle w:val="slostrnky"/>
+        <w:rStyle w:val="PageNumber"/>
       </w:rPr>
       <w:fldChar w:fldCharType="separate"/>
     </w:r>
     <w:r>
       <w:rPr>
-        <w:rStyle w:val="slostrnky"/>
+        <w:rStyle w:val="PageNumber"/>
         <w:noProof/>
       </w:rPr>
       <w:t>4</w:t>
     </w:r>
     <w:r>
       <w:rPr>
-        <w:rStyle w:val="slostrnky"/>
+        <w:rStyle w:val="PageNumber"/>
       </w:rPr>
       <w:fldChar w:fldCharType="end"/>
     </w:r>
@@ -1746,40 +1702,40 @@
 </file>
 
 <file path=word/footer2.xml><?xml version="1.0" encoding="utf-8"?>
-<w:ftr xmlns:wpc="http://schemas.microsoft.com/office/word/2010/wordprocessingCanvas" xmlns:cx="http://schemas.microsoft.com/office/drawing/2014/chartex" xmlns:cx1="http://schemas.microsoft.com/office/drawing/2015/9/8/chartex" xmlns:mc="http://schemas.openxmlformats.org/markup-compatibility/2006" xmlns:o="urn:schemas-microsoft-com:office:office" xmlns:r="http://schemas.openxmlformats.org/officeDocument/2006/relationships" xmlns:m="http://schemas.openxmlformats.org/officeDocument/2006/math" xmlns:v="urn:schemas-microsoft-com:vml" xmlns:wp14="http://schemas.microsoft.com/office/word/2010/wordprocessingDrawing" xmlns:wp="http://schemas.openxmlformats.org/drawingml/2006/wordprocessingDrawing" xmlns:w10="urn:schemas-microsoft-com:office:word" xmlns:w="http://schemas.openxmlformats.org/wordprocessingml/2006/main" xmlns:w14="http://schemas.microsoft.com/office/word/2010/wordml" xmlns:w15="http://schemas.microsoft.com/office/word/2012/wordml" xmlns:w16se="http://schemas.microsoft.com/office/word/2015/wordml/symex" xmlns:wpg="http://schemas.microsoft.com/office/word/2010/wordprocessingGroup" xmlns:wpi="http://schemas.microsoft.com/office/word/2010/wordprocessingInk" xmlns:wne="http://schemas.microsoft.com/office/word/2006/wordml" xmlns:wps="http://schemas.microsoft.com/office/word/2010/wordprocessingShape" mc:Ignorable="w14 w15 w16se wp14">
+<w:ftr xmlns:wpc="http://schemas.microsoft.com/office/word/2010/wordprocessingCanvas" xmlns:cx="http://schemas.microsoft.com/office/drawing/2014/chartex" xmlns:cx1="http://schemas.microsoft.com/office/drawing/2015/9/8/chartex" xmlns:cx2="http://schemas.microsoft.com/office/drawing/2015/10/21/chartex" xmlns:cx3="http://schemas.microsoft.com/office/drawing/2016/5/9/chartex" xmlns:cx4="http://schemas.microsoft.com/office/drawing/2016/5/10/chartex" xmlns:cx5="http://schemas.microsoft.com/office/drawing/2016/5/11/chartex" xmlns:cx6="http://schemas.microsoft.com/office/drawing/2016/5/12/chartex" xmlns:cx7="http://schemas.microsoft.com/office/drawing/2016/5/13/chartex" xmlns:cx8="http://schemas.microsoft.com/office/drawing/2016/5/14/chartex" xmlns:mc="http://schemas.openxmlformats.org/markup-compatibility/2006" xmlns:aink="http://schemas.microsoft.com/office/drawing/2016/ink" xmlns:am3d="http://schemas.microsoft.com/office/drawing/2017/model3d" xmlns:o="urn:schemas-microsoft-com:office:office" xmlns:oel="http://schemas.microsoft.com/office/2019/extlst" xmlns:r="http://schemas.openxmlformats.org/officeDocument/2006/relationships" xmlns:m="http://schemas.openxmlformats.org/officeDocument/2006/math" xmlns:v="urn:schemas-microsoft-com:vml" xmlns:wp14="http://schemas.microsoft.com/office/word/2010/wordprocessingDrawing" xmlns:wp="http://schemas.openxmlformats.org/drawingml/2006/wordprocessingDrawing" xmlns:w10="urn:schemas-microsoft-com:office:word" xmlns:w="http://schemas.openxmlformats.org/wordprocessingml/2006/main" xmlns:w14="http://schemas.microsoft.com/office/word/2010/wordml" xmlns:w15="http://schemas.microsoft.com/office/word/2012/wordml" xmlns:w16cex="http://schemas.microsoft.com/office/word/2018/wordml/cex" xmlns:w16cid="http://schemas.microsoft.com/office/word/2016/wordml/cid" xmlns:w16="http://schemas.microsoft.com/office/word/2018/wordml" xmlns:w16du="http://schemas.microsoft.com/office/word/2023/wordml/word16du" xmlns:w16sdtdh="http://schemas.microsoft.com/office/word/2020/wordml/sdtdatahash" xmlns:w16sdtfl="http://schemas.microsoft.com/office/word/2024/wordml/sdtformatlock" xmlns:w16se="http://schemas.microsoft.com/office/word/2015/wordml/symex" xmlns:wpg="http://schemas.microsoft.com/office/word/2010/wordprocessingGroup" xmlns:wpi="http://schemas.microsoft.com/office/word/2010/wordprocessingInk" xmlns:wne="http://schemas.microsoft.com/office/word/2006/wordml" xmlns:wps="http://schemas.microsoft.com/office/word/2010/wordprocessingShape" mc:Ignorable="w14 w15 w16se w16cid w16 w16cex w16sdtdh w16sdtfl w16du wp14">
   <w:p>
     <w:pPr>
-      <w:pStyle w:val="Zpat"/>
+      <w:pStyle w:val="Footer"/>
       <w:ind w:right="360" w:firstLine="360"/>
     </w:pPr>
     <w:r>
       <w:rPr>
-        <w:rStyle w:val="slostrnky"/>
+        <w:rStyle w:val="PageNumber"/>
       </w:rPr>
       <w:fldChar w:fldCharType="begin"/>
     </w:r>
     <w:r>
       <w:rPr>
-        <w:rStyle w:val="slostrnky"/>
+        <w:rStyle w:val="PageNumber"/>
       </w:rPr>
       <w:instrText xml:space="preserve"> PAGE </w:instrText>
     </w:r>
     <w:r>
       <w:rPr>
-        <w:rStyle w:val="slostrnky"/>
+        <w:rStyle w:val="PageNumber"/>
       </w:rPr>
       <w:fldChar w:fldCharType="separate"/>
     </w:r>
     <w:r>
       <w:rPr>
-        <w:rStyle w:val="slostrnky"/>
+        <w:rStyle w:val="PageNumber"/>
         <w:noProof/>
       </w:rPr>
       <w:t>3</w:t>
     </w:r>
     <w:r>
       <w:rPr>
-        <w:rStyle w:val="slostrnky"/>
+        <w:rStyle w:val="PageNumber"/>
       </w:rPr>
       <w:fldChar w:fldCharType="end"/>
     </w:r>
@@ -1788,38 +1744,38 @@
 </file>
 
 <file path=word/footer3.xml><?xml version="1.0" encoding="utf-8"?>
-<w:ftr xmlns:wpc="http://schemas.microsoft.com/office/word/2010/wordprocessingCanvas" xmlns:cx="http://schemas.microsoft.com/office/drawing/2014/chartex" xmlns:cx1="http://schemas.microsoft.com/office/drawing/2015/9/8/chartex" xmlns:mc="http://schemas.openxmlformats.org/markup-compatibility/2006" xmlns:o="urn:schemas-microsoft-com:office:office" xmlns:r="http://schemas.openxmlformats.org/officeDocument/2006/relationships" xmlns:m="http://schemas.openxmlformats.org/officeDocument/2006/math" xmlns:v="urn:schemas-microsoft-com:vml" xmlns:wp14="http://schemas.microsoft.com/office/word/2010/wordprocessingDrawing" xmlns:wp="http://schemas.openxmlformats.org/drawingml/2006/wordprocessingDrawing" xmlns:w10="urn:schemas-microsoft-com:office:word" xmlns:w="http://schemas.openxmlformats.org/wordprocessingml/2006/main" xmlns:w14="http://schemas.microsoft.com/office/word/2010/wordml" xmlns:w15="http://schemas.microsoft.com/office/word/2012/wordml" xmlns:w16se="http://schemas.microsoft.com/office/word/2015/wordml/symex" xmlns:wpg="http://schemas.microsoft.com/office/word/2010/wordprocessingGroup" xmlns:wpi="http://schemas.microsoft.com/office/word/2010/wordprocessingInk" xmlns:wne="http://schemas.microsoft.com/office/word/2006/wordml" xmlns:wps="http://schemas.microsoft.com/office/word/2010/wordprocessingShape" mc:Ignorable="w14 w15 w16se wp14">
+<w:ftr xmlns:wpc="http://schemas.microsoft.com/office/word/2010/wordprocessingCanvas" xmlns:cx="http://schemas.microsoft.com/office/drawing/2014/chartex" xmlns:cx1="http://schemas.microsoft.com/office/drawing/2015/9/8/chartex" xmlns:cx2="http://schemas.microsoft.com/office/drawing/2015/10/21/chartex" xmlns:cx3="http://schemas.microsoft.com/office/drawing/2016/5/9/chartex" xmlns:cx4="http://schemas.microsoft.com/office/drawing/2016/5/10/chartex" xmlns:cx5="http://schemas.microsoft.com/office/drawing/2016/5/11/chartex" xmlns:cx6="http://schemas.microsoft.com/office/drawing/2016/5/12/chartex" xmlns:cx7="http://schemas.microsoft.com/office/drawing/2016/5/13/chartex" xmlns:cx8="http://schemas.microsoft.com/office/drawing/2016/5/14/chartex" xmlns:mc="http://schemas.openxmlformats.org/markup-compatibility/2006" xmlns:aink="http://schemas.microsoft.com/office/drawing/2016/ink" xmlns:am3d="http://schemas.microsoft.com/office/drawing/2017/model3d" xmlns:o="urn:schemas-microsoft-com:office:office" xmlns:oel="http://schemas.microsoft.com/office/2019/extlst" xmlns:r="http://schemas.openxmlformats.org/officeDocument/2006/relationships" xmlns:m="http://schemas.openxmlformats.org/officeDocument/2006/math" xmlns:v="urn:schemas-microsoft-com:vml" xmlns:wp14="http://schemas.microsoft.com/office/word/2010/wordprocessingDrawing" xmlns:wp="http://schemas.openxmlformats.org/drawingml/2006/wordprocessingDrawing" xmlns:w10="urn:schemas-microsoft-com:office:word" xmlns:w="http://schemas.openxmlformats.org/wordprocessingml/2006/main" xmlns:w14="http://schemas.microsoft.com/office/word/2010/wordml" xmlns:w15="http://schemas.microsoft.com/office/word/2012/wordml" xmlns:w16cex="http://schemas.microsoft.com/office/word/2018/wordml/cex" xmlns:w16cid="http://schemas.microsoft.com/office/word/2016/wordml/cid" xmlns:w16="http://schemas.microsoft.com/office/word/2018/wordml" xmlns:w16du="http://schemas.microsoft.com/office/word/2023/wordml/word16du" xmlns:w16sdtdh="http://schemas.microsoft.com/office/word/2020/wordml/sdtdatahash" xmlns:w16sdtfl="http://schemas.microsoft.com/office/word/2024/wordml/sdtformatlock" xmlns:w16se="http://schemas.microsoft.com/office/word/2015/wordml/symex" xmlns:wpg="http://schemas.microsoft.com/office/word/2010/wordprocessingGroup" xmlns:wpi="http://schemas.microsoft.com/office/word/2010/wordprocessingInk" xmlns:wne="http://schemas.microsoft.com/office/word/2006/wordml" xmlns:wps="http://schemas.microsoft.com/office/word/2010/wordprocessingShape" mc:Ignorable="w14 w15 w16se w16cid w16 w16cex w16sdtdh w16sdtfl w16du wp14">
   <w:p>
     <w:pPr>
-      <w:pStyle w:val="Zpat"/>
+      <w:pStyle w:val="Footer"/>
     </w:pPr>
     <w:r>
       <w:rPr>
-        <w:rStyle w:val="slostrnky"/>
+        <w:rStyle w:val="PageNumber"/>
       </w:rPr>
       <w:fldChar w:fldCharType="begin"/>
     </w:r>
     <w:r>
       <w:rPr>
-        <w:rStyle w:val="slostrnky"/>
+        <w:rStyle w:val="PageNumber"/>
       </w:rPr>
       <w:instrText xml:space="preserve"> PAGE </w:instrText>
     </w:r>
     <w:r>
       <w:rPr>
-        <w:rStyle w:val="slostrnky"/>
+        <w:rStyle w:val="PageNumber"/>
       </w:rPr>
       <w:fldChar w:fldCharType="separate"/>
     </w:r>
     <w:r>
       <w:rPr>
-        <w:rStyle w:val="slostrnky"/>
+        <w:rStyle w:val="PageNumber"/>
       </w:rPr>
       <w:t>52</w:t>
     </w:r>
     <w:r>
       <w:rPr>
-        <w:rStyle w:val="slostrnky"/>
+        <w:rStyle w:val="PageNumber"/>
       </w:rPr>
       <w:fldChar w:fldCharType="end"/>
     </w:r>
@@ -1828,7 +1784,7 @@
 </file>
 
 <file path=word/footnotes.xml><?xml version="1.0" encoding="utf-8"?>
-<w:footnotes xmlns:wpc="http://schemas.microsoft.com/office/word/2010/wordprocessingCanvas" xmlns:cx="http://schemas.microsoft.com/office/drawing/2014/chartex" xmlns:cx1="http://schemas.microsoft.com/office/drawing/2015/9/8/chartex" xmlns:mc="http://schemas.openxmlformats.org/markup-compatibility/2006" xmlns:o="urn:schemas-microsoft-com:office:office" xmlns:r="http://schemas.openxmlformats.org/officeDocument/2006/relationships" xmlns:m="http://schemas.openxmlformats.org/officeDocument/2006/math" xmlns:v="urn:schemas-microsoft-com:vml" xmlns:wp14="http://schemas.microsoft.com/office/word/2010/wordprocessingDrawing" xmlns:wp="http://schemas.openxmlformats.org/drawingml/2006/wordprocessingDrawing" xmlns:w10="urn:schemas-microsoft-com:office:word" xmlns:w="http://schemas.openxmlformats.org/wordprocessingml/2006/main" xmlns:w14="http://schemas.microsoft.com/office/word/2010/wordml" xmlns:w15="http://schemas.microsoft.com/office/word/2012/wordml" xmlns:w16se="http://schemas.microsoft.com/office/word/2015/wordml/symex" xmlns:wpg="http://schemas.microsoft.com/office/word/2010/wordprocessingGroup" xmlns:wpi="http://schemas.microsoft.com/office/word/2010/wordprocessingInk" xmlns:wne="http://schemas.microsoft.com/office/word/2006/wordml" xmlns:wps="http://schemas.microsoft.com/office/word/2010/wordprocessingShape" mc:Ignorable="w14 w15 w16se wp14">
+<w:footnotes xmlns:wpc="http://schemas.microsoft.com/office/word/2010/wordprocessingCanvas" xmlns:cx="http://schemas.microsoft.com/office/drawing/2014/chartex" xmlns:cx1="http://schemas.microsoft.com/office/drawing/2015/9/8/chartex" xmlns:cx2="http://schemas.microsoft.com/office/drawing/2015/10/21/chartex" xmlns:cx3="http://schemas.microsoft.com/office/drawing/2016/5/9/chartex" xmlns:cx4="http://schemas.microsoft.com/office/drawing/2016/5/10/chartex" xmlns:cx5="http://schemas.microsoft.com/office/drawing/2016/5/11/chartex" xmlns:cx6="http://schemas.microsoft.com/office/drawing/2016/5/12/chartex" xmlns:cx7="http://schemas.microsoft.com/office/drawing/2016/5/13/chartex" xmlns:cx8="http://schemas.microsoft.com/office/drawing/2016/5/14/chartex" xmlns:mc="http://schemas.openxmlformats.org/markup-compatibility/2006" xmlns:aink="http://schemas.microsoft.com/office/drawing/2016/ink" xmlns:am3d="http://schemas.microsoft.com/office/drawing/2017/model3d" xmlns:o="urn:schemas-microsoft-com:office:office" xmlns:oel="http://schemas.microsoft.com/office/2019/extlst" xmlns:r="http://schemas.openxmlformats.org/officeDocument/2006/relationships" xmlns:m="http://schemas.openxmlformats.org/officeDocument/2006/math" xmlns:v="urn:schemas-microsoft-com:vml" xmlns:wp14="http://schemas.microsoft.com/office/word/2010/wordprocessingDrawing" xmlns:wp="http://schemas.openxmlformats.org/drawingml/2006/wordprocessingDrawing" xmlns:w10="urn:schemas-microsoft-com:office:word" xmlns:w="http://schemas.openxmlformats.org/wordprocessingml/2006/main" xmlns:w14="http://schemas.microsoft.com/office/word/2010/wordml" xmlns:w15="http://schemas.microsoft.com/office/word/2012/wordml" xmlns:w16cex="http://schemas.microsoft.com/office/word/2018/wordml/cex" xmlns:w16cid="http://schemas.microsoft.com/office/word/2016/wordml/cid" xmlns:w16="http://schemas.microsoft.com/office/word/2018/wordml" xmlns:w16du="http://schemas.microsoft.com/office/word/2023/wordml/word16du" xmlns:w16sdtdh="http://schemas.microsoft.com/office/word/2020/wordml/sdtdatahash" xmlns:w16sdtfl="http://schemas.microsoft.com/office/word/2024/wordml/sdtformatlock" xmlns:w16se="http://schemas.microsoft.com/office/word/2015/wordml/symex" xmlns:wpg="http://schemas.microsoft.com/office/word/2010/wordprocessingGroup" xmlns:wpi="http://schemas.microsoft.com/office/word/2010/wordprocessingInk" xmlns:wne="http://schemas.microsoft.com/office/word/2006/wordml" xmlns:wps="http://schemas.microsoft.com/office/word/2010/wordprocessingShape" mc:Ignorable="w14 w15 w16se w16cid w16 w16cex w16sdtdh w16sdtfl w16du wp14">
   <w:footnote w:type="separator" w:id="-1">
     <w:p>
       <w:r>
@@ -1847,27 +1803,27 @@
 </file>
 
 <file path=word/header1.xml><?xml version="1.0" encoding="utf-8"?>
-<w:hdr xmlns:wpc="http://schemas.microsoft.com/office/word/2010/wordprocessingCanvas" xmlns:cx="http://schemas.microsoft.com/office/drawing/2014/chartex" xmlns:cx1="http://schemas.microsoft.com/office/drawing/2015/9/8/chartex" xmlns:mc="http://schemas.openxmlformats.org/markup-compatibility/2006" xmlns:o="urn:schemas-microsoft-com:office:office" xmlns:r="http://schemas.openxmlformats.org/officeDocument/2006/relationships" xmlns:m="http://schemas.openxmlformats.org/officeDocument/2006/math" xmlns:v="urn:schemas-microsoft-com:vml" xmlns:wp14="http://schemas.microsoft.com/office/word/2010/wordprocessingDrawing" xmlns:wp="http://schemas.openxmlformats.org/drawingml/2006/wordprocessingDrawing" xmlns:w10="urn:schemas-microsoft-com:office:word" xmlns:w="http://schemas.openxmlformats.org/wordprocessingml/2006/main" xmlns:w14="http://schemas.microsoft.com/office/word/2010/wordml" xmlns:w15="http://schemas.microsoft.com/office/word/2012/wordml" xmlns:w16se="http://schemas.microsoft.com/office/word/2015/wordml/symex" xmlns:wpg="http://schemas.microsoft.com/office/word/2010/wordprocessingGroup" xmlns:wpi="http://schemas.microsoft.com/office/word/2010/wordprocessingInk" xmlns:wne="http://schemas.microsoft.com/office/word/2006/wordml" xmlns:wps="http://schemas.microsoft.com/office/word/2010/wordprocessingShape" mc:Ignorable="w14 w15 w16se wp14">
+<w:hdr xmlns:wpc="http://schemas.microsoft.com/office/word/2010/wordprocessingCanvas" xmlns:cx="http://schemas.microsoft.com/office/drawing/2014/chartex" xmlns:cx1="http://schemas.microsoft.com/office/drawing/2015/9/8/chartex" xmlns:cx2="http://schemas.microsoft.com/office/drawing/2015/10/21/chartex" xmlns:cx3="http://schemas.microsoft.com/office/drawing/2016/5/9/chartex" xmlns:cx4="http://schemas.microsoft.com/office/drawing/2016/5/10/chartex" xmlns:cx5="http://schemas.microsoft.com/office/drawing/2016/5/11/chartex" xmlns:cx6="http://schemas.microsoft.com/office/drawing/2016/5/12/chartex" xmlns:cx7="http://schemas.microsoft.com/office/drawing/2016/5/13/chartex" xmlns:cx8="http://schemas.microsoft.com/office/drawing/2016/5/14/chartex" xmlns:mc="http://schemas.openxmlformats.org/markup-compatibility/2006" xmlns:aink="http://schemas.microsoft.com/office/drawing/2016/ink" xmlns:am3d="http://schemas.microsoft.com/office/drawing/2017/model3d" xmlns:o="urn:schemas-microsoft-com:office:office" xmlns:oel="http://schemas.microsoft.com/office/2019/extlst" xmlns:r="http://schemas.openxmlformats.org/officeDocument/2006/relationships" xmlns:m="http://schemas.openxmlformats.org/officeDocument/2006/math" xmlns:v="urn:schemas-microsoft-com:vml" xmlns:wp14="http://schemas.microsoft.com/office/word/2010/wordprocessingDrawing" xmlns:wp="http://schemas.openxmlformats.org/drawingml/2006/wordprocessingDrawing" xmlns:w10="urn:schemas-microsoft-com:office:word" xmlns:w="http://schemas.openxmlformats.org/wordprocessingml/2006/main" xmlns:w14="http://schemas.microsoft.com/office/word/2010/wordml" xmlns:w15="http://schemas.microsoft.com/office/word/2012/wordml" xmlns:w16cex="http://schemas.microsoft.com/office/word/2018/wordml/cex" xmlns:w16cid="http://schemas.microsoft.com/office/word/2016/wordml/cid" xmlns:w16="http://schemas.microsoft.com/office/word/2018/wordml" xmlns:w16du="http://schemas.microsoft.com/office/word/2023/wordml/word16du" xmlns:w16sdtdh="http://schemas.microsoft.com/office/word/2020/wordml/sdtdatahash" xmlns:w16sdtfl="http://schemas.microsoft.com/office/word/2024/wordml/sdtformatlock" xmlns:w16se="http://schemas.microsoft.com/office/word/2015/wordml/symex" xmlns:wpg="http://schemas.microsoft.com/office/word/2010/wordprocessingGroup" xmlns:wpi="http://schemas.microsoft.com/office/word/2010/wordprocessingInk" xmlns:wne="http://schemas.microsoft.com/office/word/2006/wordml" xmlns:wps="http://schemas.microsoft.com/office/word/2010/wordprocessingShape" mc:Ignorable="w14 w15 w16se w16cid w16 w16cex w16sdtdh w16sdtfl w16du wp14">
   <w:p>
     <w:pPr>
-      <w:pStyle w:val="Zhlav"/>
+      <w:pStyle w:val="Header"/>
     </w:pPr>
   </w:p>
 </w:hdr>
 </file>
 
 <file path=word/header2.xml><?xml version="1.0" encoding="utf-8"?>
-<w:hdr xmlns:wpc="http://schemas.microsoft.com/office/word/2010/wordprocessingCanvas" xmlns:cx="http://schemas.microsoft.com/office/drawing/2014/chartex" xmlns:cx1="http://schemas.microsoft.com/office/drawing/2015/9/8/chartex" xmlns:mc="http://schemas.openxmlformats.org/markup-compatibility/2006" xmlns:o="urn:schemas-microsoft-com:office:office" xmlns:r="http://schemas.openxmlformats.org/officeDocument/2006/relationships" xmlns:m="http://schemas.openxmlformats.org/officeDocument/2006/math" xmlns:v="urn:schemas-microsoft-com:vml" xmlns:wp14="http://schemas.microsoft.com/office/word/2010/wordprocessingDrawing" xmlns:wp="http://schemas.openxmlformats.org/drawingml/2006/wordprocessingDrawing" xmlns:w10="urn:schemas-microsoft-com:office:word" xmlns:w="http://schemas.openxmlformats.org/wordprocessingml/2006/main" xmlns:w14="http://schemas.microsoft.com/office/word/2010/wordml" xmlns:w15="http://schemas.microsoft.com/office/word/2012/wordml" xmlns:w16se="http://schemas.microsoft.com/office/word/2015/wordml/symex" xmlns:wpg="http://schemas.microsoft.com/office/word/2010/wordprocessingGroup" xmlns:wpi="http://schemas.microsoft.com/office/word/2010/wordprocessingInk" xmlns:wne="http://schemas.microsoft.com/office/word/2006/wordml" xmlns:wps="http://schemas.microsoft.com/office/word/2010/wordprocessingShape" mc:Ignorable="w14 w15 w16se wp14">
+<w:hdr xmlns:wpc="http://schemas.microsoft.com/office/word/2010/wordprocessingCanvas" xmlns:cx="http://schemas.microsoft.com/office/drawing/2014/chartex" xmlns:cx1="http://schemas.microsoft.com/office/drawing/2015/9/8/chartex" xmlns:cx2="http://schemas.microsoft.com/office/drawing/2015/10/21/chartex" xmlns:cx3="http://schemas.microsoft.com/office/drawing/2016/5/9/chartex" xmlns:cx4="http://schemas.microsoft.com/office/drawing/2016/5/10/chartex" xmlns:cx5="http://schemas.microsoft.com/office/drawing/2016/5/11/chartex" xmlns:cx6="http://schemas.microsoft.com/office/drawing/2016/5/12/chartex" xmlns:cx7="http://schemas.microsoft.com/office/drawing/2016/5/13/chartex" xmlns:cx8="http://schemas.microsoft.com/office/drawing/2016/5/14/chartex" xmlns:mc="http://schemas.openxmlformats.org/markup-compatibility/2006" xmlns:aink="http://schemas.microsoft.com/office/drawing/2016/ink" xmlns:am3d="http://schemas.microsoft.com/office/drawing/2017/model3d" xmlns:o="urn:schemas-microsoft-com:office:office" xmlns:oel="http://schemas.microsoft.com/office/2019/extlst" xmlns:r="http://schemas.openxmlformats.org/officeDocument/2006/relationships" xmlns:m="http://schemas.openxmlformats.org/officeDocument/2006/math" xmlns:v="urn:schemas-microsoft-com:vml" xmlns:wp14="http://schemas.microsoft.com/office/word/2010/wordprocessingDrawing" xmlns:wp="http://schemas.openxmlformats.org/drawingml/2006/wordprocessingDrawing" xmlns:w10="urn:schemas-microsoft-com:office:word" xmlns:w="http://schemas.openxmlformats.org/wordprocessingml/2006/main" xmlns:w14="http://schemas.microsoft.com/office/word/2010/wordml" xmlns:w15="http://schemas.microsoft.com/office/word/2012/wordml" xmlns:w16cex="http://schemas.microsoft.com/office/word/2018/wordml/cex" xmlns:w16cid="http://schemas.microsoft.com/office/word/2016/wordml/cid" xmlns:w16="http://schemas.microsoft.com/office/word/2018/wordml" xmlns:w16du="http://schemas.microsoft.com/office/word/2023/wordml/word16du" xmlns:w16sdtdh="http://schemas.microsoft.com/office/word/2020/wordml/sdtdatahash" xmlns:w16sdtfl="http://schemas.microsoft.com/office/word/2024/wordml/sdtformatlock" xmlns:w16se="http://schemas.microsoft.com/office/word/2015/wordml/symex" xmlns:wpg="http://schemas.microsoft.com/office/word/2010/wordprocessingGroup" xmlns:wpi="http://schemas.microsoft.com/office/word/2010/wordprocessingInk" xmlns:wne="http://schemas.microsoft.com/office/word/2006/wordml" xmlns:wps="http://schemas.microsoft.com/office/word/2010/wordprocessingShape" mc:Ignorable="w14 w15 w16se w16cid w16 w16cex w16sdtdh w16sdtfl w16du wp14">
   <w:p>
     <w:pPr>
-      <w:pStyle w:val="Zhlav"/>
+      <w:pStyle w:val="Header"/>
     </w:pPr>
   </w:p>
 </w:hdr>
 </file>
 
 <file path=word/numbering.xml><?xml version="1.0" encoding="utf-8"?>
-<w:numbering xmlns:wpc="http://schemas.microsoft.com/office/word/2010/wordprocessingCanvas" xmlns:cx="http://schemas.microsoft.com/office/drawing/2014/chartex" xmlns:cx1="http://schemas.microsoft.com/office/drawing/2015/9/8/chartex" xmlns:mc="http://schemas.openxmlformats.org/markup-compatibility/2006" xmlns:o="urn:schemas-microsoft-com:office:office" xmlns:r="http://schemas.openxmlformats.org/officeDocument/2006/relationships" xmlns:m="http://schemas.openxmlformats.org/officeDocument/2006/math" xmlns:v="urn:schemas-microsoft-com:vml" xmlns:wp14="http://schemas.microsoft.com/office/word/2010/wordprocessingDrawing" xmlns:wp="http://schemas.openxmlformats.org/drawingml/2006/wordprocessingDrawing" xmlns:w10="urn:schemas-microsoft-com:office:word" xmlns:w="http://schemas.openxmlformats.org/wordprocessingml/2006/main" xmlns:w14="http://schemas.microsoft.com/office/word/2010/wordml" xmlns:w15="http://schemas.microsoft.com/office/word/2012/wordml" xmlns:w16se="http://schemas.microsoft.com/office/word/2015/wordml/symex" xmlns:wpg="http://schemas.microsoft.com/office/word/2010/wordprocessingGroup" xmlns:wpi="http://schemas.microsoft.com/office/word/2010/wordprocessingInk" xmlns:wne="http://schemas.microsoft.com/office/word/2006/wordml" xmlns:wps="http://schemas.microsoft.com/office/word/2010/wordprocessingShape" mc:Ignorable="w14 w15 w16se wp14">
+<w:numbering xmlns:wpc="http://schemas.microsoft.com/office/word/2010/wordprocessingCanvas" xmlns:cx="http://schemas.microsoft.com/office/drawing/2014/chartex" xmlns:cx1="http://schemas.microsoft.com/office/drawing/2015/9/8/chartex" xmlns:cx2="http://schemas.microsoft.com/office/drawing/2015/10/21/chartex" xmlns:cx3="http://schemas.microsoft.com/office/drawing/2016/5/9/chartex" xmlns:cx4="http://schemas.microsoft.com/office/drawing/2016/5/10/chartex" xmlns:cx5="http://schemas.microsoft.com/office/drawing/2016/5/11/chartex" xmlns:cx6="http://schemas.microsoft.com/office/drawing/2016/5/12/chartex" xmlns:cx7="http://schemas.microsoft.com/office/drawing/2016/5/13/chartex" xmlns:cx8="http://schemas.microsoft.com/office/drawing/2016/5/14/chartex" xmlns:mc="http://schemas.openxmlformats.org/markup-compatibility/2006" xmlns:aink="http://schemas.microsoft.com/office/drawing/2016/ink" xmlns:am3d="http://schemas.microsoft.com/office/drawing/2017/model3d" xmlns:o="urn:schemas-microsoft-com:office:office" xmlns:oel="http://schemas.microsoft.com/office/2019/extlst" xmlns:r="http://schemas.openxmlformats.org/officeDocument/2006/relationships" xmlns:m="http://schemas.openxmlformats.org/officeDocument/2006/math" xmlns:v="urn:schemas-microsoft-com:vml" xmlns:wp14="http://schemas.microsoft.com/office/word/2010/wordprocessingDrawing" xmlns:wp="http://schemas.openxmlformats.org/drawingml/2006/wordprocessingDrawing" xmlns:w10="urn:schemas-microsoft-com:office:word" xmlns:w="http://schemas.openxmlformats.org/wordprocessingml/2006/main" xmlns:w14="http://schemas.microsoft.com/office/word/2010/wordml" xmlns:w15="http://schemas.microsoft.com/office/word/2012/wordml" xmlns:w16cex="http://schemas.microsoft.com/office/word/2018/wordml/cex" xmlns:w16cid="http://schemas.microsoft.com/office/word/2016/wordml/cid" xmlns:w16="http://schemas.microsoft.com/office/word/2018/wordml" xmlns:w16du="http://schemas.microsoft.com/office/word/2023/wordml/word16du" xmlns:w16sdtdh="http://schemas.microsoft.com/office/word/2020/wordml/sdtdatahash" xmlns:w16sdtfl="http://schemas.microsoft.com/office/word/2024/wordml/sdtformatlock" xmlns:w16se="http://schemas.microsoft.com/office/word/2015/wordml/symex" xmlns:wpg="http://schemas.microsoft.com/office/word/2010/wordprocessingGroup" xmlns:wpi="http://schemas.microsoft.com/office/word/2010/wordprocessingInk" xmlns:wne="http://schemas.microsoft.com/office/word/2006/wordml" xmlns:wps="http://schemas.microsoft.com/office/word/2010/wordprocessingShape" mc:Ignorable="w14 w15 w16se w16cid w16 w16cex w16sdtdh w16sdtfl w16du wp14">
   <w:abstractNum w:abstractNumId="0" w15:restartNumberingAfterBreak="0">
     <w:nsid w:val="FFFFFF7C"/>
     <w:multiLevelType w:val="multilevel"/>
@@ -1875,7 +1831,7 @@
     <w:lvl w:ilvl="0">
       <w:start w:val="1"/>
       <w:numFmt w:val="decimal"/>
-      <w:pStyle w:val="slovanseznam5"/>
+      <w:pStyle w:val="ListNumber5"/>
       <w:lvlText w:val="%1."/>
       <w:lvlJc w:val="left"/>
       <w:pPr>
@@ -1933,7 +1889,7 @@
     <w:lvl w:ilvl="0">
       <w:start w:val="1"/>
       <w:numFmt w:val="decimal"/>
-      <w:pStyle w:val="slovanseznam4"/>
+      <w:pStyle w:val="ListNumber4"/>
       <w:lvlText w:val="%1."/>
       <w:lvlJc w:val="left"/>
       <w:pPr>
@@ -1991,7 +1947,7 @@
     <w:lvl w:ilvl="0">
       <w:start w:val="1"/>
       <w:numFmt w:val="decimal"/>
-      <w:pStyle w:val="slovanseznam3"/>
+      <w:pStyle w:val="ListNumber3"/>
       <w:lvlText w:val="%1."/>
       <w:lvlJc w:val="left"/>
       <w:pPr>
@@ -2049,7 +2005,7 @@
     <w:lvl w:ilvl="0">
       <w:start w:val="1"/>
       <w:numFmt w:val="decimal"/>
-      <w:pStyle w:val="slovanseznam2"/>
+      <w:pStyle w:val="ListNumber2"/>
       <w:lvlText w:val="%1."/>
       <w:lvlJc w:val="left"/>
       <w:pPr>
@@ -2107,7 +2063,7 @@
     <w:lvl w:ilvl="0">
       <w:start w:val="1"/>
       <w:numFmt w:val="bullet"/>
-      <w:pStyle w:val="Seznamsodrkami5"/>
+      <w:pStyle w:val="ListBullet5"/>
       <w:lvlText w:val=""/>
       <w:lvlJc w:val="left"/>
       <w:pPr>
@@ -2168,7 +2124,7 @@
     <w:lvl w:ilvl="0">
       <w:start w:val="1"/>
       <w:numFmt w:val="bullet"/>
-      <w:pStyle w:val="Seznamsodrkami4"/>
+      <w:pStyle w:val="ListBullet4"/>
       <w:lvlText w:val=""/>
       <w:lvlJc w:val="left"/>
       <w:pPr>
@@ -2229,7 +2185,7 @@
     <w:lvl w:ilvl="0">
       <w:start w:val="1"/>
       <w:numFmt w:val="bullet"/>
-      <w:pStyle w:val="Seznamsodrkami3"/>
+      <w:pStyle w:val="ListBullet3"/>
       <w:lvlText w:val=""/>
       <w:lvlJc w:val="left"/>
       <w:pPr>
@@ -2290,7 +2246,7 @@
     <w:lvl w:ilvl="0">
       <w:start w:val="1"/>
       <w:numFmt w:val="bullet"/>
-      <w:pStyle w:val="Seznamsodrkami2"/>
+      <w:pStyle w:val="ListBullet2"/>
       <w:lvlText w:val=""/>
       <w:lvlJc w:val="left"/>
       <w:pPr>
@@ -2351,7 +2307,7 @@
     <w:lvl w:ilvl="0">
       <w:start w:val="1"/>
       <w:numFmt w:val="bullet"/>
-      <w:pStyle w:val="Seznamsodrkami"/>
+      <w:pStyle w:val="ListBullet"/>
       <w:lvlText w:val=""/>
       <w:lvlJc w:val="left"/>
       <w:pPr>
@@ -2812,11 +2768,11 @@
     <w:nsid w:val="40036746"/>
     <w:multiLevelType w:val="multilevel"/>
     <w:tmpl w:val="69D8F282"/>
-    <w:styleLink w:val="lnekoddl"/>
+    <w:styleLink w:val="ArticleSection"/>
     <w:lvl w:ilvl="0">
       <w:start w:val="1"/>
       <w:numFmt w:val="upperRoman"/>
-      <w:pStyle w:val="lnekoddl"/>
+      <w:pStyle w:val="ArticleSection"/>
       <w:lvlText w:val="Článek %1."/>
       <w:lvlJc w:val="left"/>
       <w:pPr>
@@ -3046,7 +3002,7 @@
     <w:lvl w:ilvl="0">
       <w:start w:val="1"/>
       <w:numFmt w:val="decimal"/>
-      <w:pStyle w:val="slovanseznam"/>
+      <w:pStyle w:val="ListNumber"/>
       <w:lvlText w:val="%1."/>
       <w:legacy w:legacy="1" w:legacySpace="0" w:legacyIndent="283"/>
       <w:lvlJc w:val="left"/>
@@ -3608,79 +3564,79 @@
       <w:lvlJc w:val="left"/>
     </w:lvl>
   </w:abstractNum>
-  <w:num w:numId="1">
+  <w:num w:numId="1" w16cid:durableId="180441238">
     <w:abstractNumId w:val="9"/>
   </w:num>
-  <w:num w:numId="2">
+  <w:num w:numId="2" w16cid:durableId="1695883944">
     <w:abstractNumId w:val="17"/>
   </w:num>
-  <w:num w:numId="3">
+  <w:num w:numId="3" w16cid:durableId="1480533142">
     <w:abstractNumId w:val="16"/>
   </w:num>
-  <w:num w:numId="4">
+  <w:num w:numId="4" w16cid:durableId="888766435">
     <w:abstractNumId w:val="10"/>
   </w:num>
-  <w:num w:numId="5">
+  <w:num w:numId="5" w16cid:durableId="724111926">
     <w:abstractNumId w:val="18"/>
   </w:num>
-  <w:num w:numId="6">
+  <w:num w:numId="6" w16cid:durableId="1172835712">
     <w:abstractNumId w:val="15"/>
   </w:num>
-  <w:num w:numId="7">
+  <w:num w:numId="7" w16cid:durableId="133105197">
     <w:abstractNumId w:val="3"/>
   </w:num>
-  <w:num w:numId="8">
+  <w:num w:numId="8" w16cid:durableId="1985693487">
     <w:abstractNumId w:val="2"/>
   </w:num>
-  <w:num w:numId="9">
+  <w:num w:numId="9" w16cid:durableId="1807314375">
     <w:abstractNumId w:val="1"/>
   </w:num>
-  <w:num w:numId="10">
+  <w:num w:numId="10" w16cid:durableId="965042093">
     <w:abstractNumId w:val="0"/>
   </w:num>
-  <w:num w:numId="11">
+  <w:num w:numId="11" w16cid:durableId="1716196521">
     <w:abstractNumId w:val="14"/>
   </w:num>
-  <w:num w:numId="12">
+  <w:num w:numId="12" w16cid:durableId="1687096672">
     <w:abstractNumId w:val="8"/>
   </w:num>
-  <w:num w:numId="13">
+  <w:num w:numId="13" w16cid:durableId="1924486020">
     <w:abstractNumId w:val="7"/>
   </w:num>
-  <w:num w:numId="14">
+  <w:num w:numId="14" w16cid:durableId="601180243">
     <w:abstractNumId w:val="6"/>
   </w:num>
-  <w:num w:numId="15">
+  <w:num w:numId="15" w16cid:durableId="561522952">
     <w:abstractNumId w:val="5"/>
   </w:num>
-  <w:num w:numId="16">
+  <w:num w:numId="16" w16cid:durableId="977102687">
     <w:abstractNumId w:val="4"/>
   </w:num>
-  <w:num w:numId="17">
+  <w:num w:numId="17" w16cid:durableId="678435903">
     <w:abstractNumId w:val="22"/>
     <w:lvlOverride w:ilvl="0">
       <w:startOverride w:val="1"/>
     </w:lvlOverride>
   </w:num>
-  <w:num w:numId="18">
+  <w:num w:numId="18" w16cid:durableId="165095881">
     <w:abstractNumId w:val="11"/>
   </w:num>
-  <w:num w:numId="19">
+  <w:num w:numId="19" w16cid:durableId="491485794">
     <w:abstractNumId w:val="19"/>
     <w:lvlOverride w:ilvl="0">
       <w:startOverride w:val="1"/>
     </w:lvlOverride>
   </w:num>
-  <w:num w:numId="20">
+  <w:num w:numId="20" w16cid:durableId="2110812505">
     <w:abstractNumId w:val="13"/>
   </w:num>
-  <w:num w:numId="21">
+  <w:num w:numId="21" w16cid:durableId="1648047129">
     <w:abstractNumId w:val="20"/>
   </w:num>
-  <w:num w:numId="22">
+  <w:num w:numId="22" w16cid:durableId="282539060">
     <w:abstractNumId w:val="21"/>
   </w:num>
-  <w:num w:numId="23">
+  <w:num w:numId="23" w16cid:durableId="405539693">
     <w:abstractNumId w:val="12"/>
   </w:num>
   <w:numIdMacAtCleanup w:val="22"/>
@@ -3688,7 +3644,7 @@
 </file>
 
 <file path=word/styles.xml><?xml version="1.0" encoding="utf-8"?>
-<w:styles xmlns:mc="http://schemas.openxmlformats.org/markup-compatibility/2006" xmlns:r="http://schemas.openxmlformats.org/officeDocument/2006/relationships" xmlns:w="http://schemas.openxmlformats.org/wordprocessingml/2006/main" xmlns:w14="http://schemas.microsoft.com/office/word/2010/wordml" xmlns:w15="http://schemas.microsoft.com/office/word/2012/wordml" xmlns:w16se="http://schemas.microsoft.com/office/word/2015/wordml/symex" mc:Ignorable="w14 w15 w16se">
+<w:styles xmlns:mc="http://schemas.openxmlformats.org/markup-compatibility/2006" xmlns:r="http://schemas.openxmlformats.org/officeDocument/2006/relationships" xmlns:w="http://schemas.openxmlformats.org/wordprocessingml/2006/main" xmlns:w14="http://schemas.microsoft.com/office/word/2010/wordml" xmlns:w15="http://schemas.microsoft.com/office/word/2012/wordml" xmlns:w16cex="http://schemas.microsoft.com/office/word/2018/wordml/cex" xmlns:w16cid="http://schemas.microsoft.com/office/word/2016/wordml/cid" xmlns:w16="http://schemas.microsoft.com/office/word/2018/wordml" xmlns:w16du="http://schemas.microsoft.com/office/word/2023/wordml/word16du" xmlns:w16sdtdh="http://schemas.microsoft.com/office/word/2020/wordml/sdtdatahash" xmlns:w16sdtfl="http://schemas.microsoft.com/office/word/2024/wordml/sdtformatlock" xmlns:w16se="http://schemas.microsoft.com/office/word/2015/wordml/symex" mc:Ignorable="w14 w15 w16se w16cid w16 w16cex w16sdtdh w16sdtfl w16du">
   <w:docDefaults>
     <w:rPrDefault>
       <w:rPr>
@@ -3698,7 +3654,7 @@
     </w:rPrDefault>
     <w:pPrDefault/>
   </w:docDefaults>
-  <w:latentStyles w:defLockedState="0" w:defUIPriority="99" w:defSemiHidden="0" w:defUnhideWhenUsed="0" w:defQFormat="0" w:count="371">
+  <w:latentStyles w:defLockedState="0" w:defUIPriority="99" w:defSemiHidden="0" w:defUnhideWhenUsed="0" w:defQFormat="0" w:count="376">
     <w:lsdException w:name="Normal" w:uiPriority="0" w:qFormat="1"/>
     <w:lsdException w:name="heading 1" w:qFormat="1"/>
     <w:lsdException w:name="heading 2" w:semiHidden="1" w:uiPriority="9" w:unhideWhenUsed="1" w:qFormat="1"/>
@@ -4070,8 +4026,13 @@
     <w:lsdException w:name="List Table 5 Dark Accent 6" w:uiPriority="50"/>
     <w:lsdException w:name="List Table 6 Colorful Accent 6" w:uiPriority="51"/>
     <w:lsdException w:name="List Table 7 Colorful Accent 6" w:uiPriority="52"/>
+    <w:lsdException w:name="Mention" w:semiHidden="1" w:unhideWhenUsed="1"/>
+    <w:lsdException w:name="Smart Hyperlink" w:semiHidden="1" w:unhideWhenUsed="1"/>
+    <w:lsdException w:name="Hashtag" w:semiHidden="1" w:unhideWhenUsed="1"/>
+    <w:lsdException w:name="Unresolved Mention" w:semiHidden="1" w:unhideWhenUsed="1"/>
+    <w:lsdException w:name="Smart Link" w:semiHidden="1" w:unhideWhenUsed="1"/>
   </w:latentStyles>
-  <w:style w:type="paragraph" w:default="1" w:styleId="Normln">
+  <w:style w:type="paragraph" w:default="1" w:styleId="Normal">
     <w:name w:val="Normal"/>
     <w:qFormat/>
     <w:rsid w:val="00976925"/>
@@ -4091,11 +4052,11 @@
       <w:lang w:val="en-GB"/>
     </w:rPr>
   </w:style>
-  <w:style w:type="paragraph" w:styleId="Nadpis1">
+  <w:style w:type="paragraph" w:styleId="Heading1">
     <w:name w:val="heading 1"/>
     <w:basedOn w:val="Nadpiskapitoly"/>
     <w:next w:val="Textnormy"/>
-    <w:link w:val="Nadpis1Char"/>
+    <w:link w:val="Heading1Char1"/>
     <w:uiPriority w:val="99"/>
     <w:qFormat/>
     <w:rsid w:val="0064316E"/>
@@ -4107,93 +4068,93 @@
       <w:lang w:val="en-US"/>
     </w:rPr>
   </w:style>
-  <w:style w:type="paragraph" w:styleId="Nadpis2">
+  <w:style w:type="paragraph" w:styleId="Heading2">
     <w:name w:val="heading 2"/>
     <w:basedOn w:val="Nadpislnku"/>
     <w:next w:val="Textnormy"/>
-    <w:link w:val="Nadpis2Char"/>
+    <w:link w:val="Heading2Char1"/>
     <w:qFormat/>
     <w:pPr>
       <w:outlineLvl w:val="1"/>
     </w:pPr>
   </w:style>
-  <w:style w:type="paragraph" w:styleId="Nadpis3">
+  <w:style w:type="paragraph" w:styleId="Heading3">
     <w:name w:val="heading 3"/>
     <w:basedOn w:val="Nadpislnku"/>
     <w:next w:val="Textnormy"/>
-    <w:link w:val="Nadpis3Char"/>
+    <w:link w:val="Heading3Char1"/>
     <w:qFormat/>
     <w:pPr>
       <w:outlineLvl w:val="2"/>
     </w:pPr>
   </w:style>
-  <w:style w:type="paragraph" w:styleId="Nadpis4">
+  <w:style w:type="paragraph" w:styleId="Heading4">
     <w:name w:val="heading 4"/>
     <w:basedOn w:val="Nadpislnku"/>
     <w:next w:val="Textnormy"/>
-    <w:link w:val="Nadpis4Char"/>
+    <w:link w:val="Heading4Char1"/>
     <w:qFormat/>
     <w:pPr>
       <w:outlineLvl w:val="3"/>
     </w:pPr>
   </w:style>
-  <w:style w:type="paragraph" w:styleId="Nadpis5">
+  <w:style w:type="paragraph" w:styleId="Heading5">
     <w:name w:val="heading 5"/>
     <w:basedOn w:val="Nadpislnku"/>
     <w:next w:val="Textnormy"/>
-    <w:link w:val="Nadpis5Char"/>
+    <w:link w:val="Heading5Char1"/>
     <w:qFormat/>
     <w:pPr>
       <w:outlineLvl w:val="4"/>
     </w:pPr>
   </w:style>
-  <w:style w:type="paragraph" w:styleId="Nadpis6">
+  <w:style w:type="paragraph" w:styleId="Heading6">
     <w:name w:val="heading 6"/>
     <w:basedOn w:val="Nadpislnku"/>
     <w:next w:val="Textnormy"/>
-    <w:link w:val="Nadpis6Char"/>
+    <w:link w:val="Heading6Char1"/>
     <w:qFormat/>
     <w:pPr>
       <w:outlineLvl w:val="5"/>
     </w:pPr>
   </w:style>
-  <w:style w:type="paragraph" w:styleId="Nadpis7">
+  <w:style w:type="paragraph" w:styleId="Heading7">
     <w:name w:val="heading 7"/>
     <w:basedOn w:val="Nadpislnku"/>
     <w:next w:val="Textnormy"/>
-    <w:link w:val="Nadpis7Char"/>
+    <w:link w:val="Heading7Char1"/>
     <w:qFormat/>
     <w:pPr>
       <w:outlineLvl w:val="6"/>
     </w:pPr>
   </w:style>
-  <w:style w:type="paragraph" w:styleId="Nadpis8">
+  <w:style w:type="paragraph" w:styleId="Heading8">
     <w:name w:val="heading 8"/>
     <w:basedOn w:val="Nadpislnku"/>
     <w:next w:val="Textnormy"/>
-    <w:link w:val="Nadpis8Char"/>
+    <w:link w:val="Heading8Char1"/>
     <w:qFormat/>
     <w:pPr>
       <w:outlineLvl w:val="7"/>
     </w:pPr>
   </w:style>
-  <w:style w:type="paragraph" w:styleId="Nadpis9">
+  <w:style w:type="paragraph" w:styleId="Heading9">
     <w:name w:val="heading 9"/>
     <w:basedOn w:val="Nadpislnku"/>
     <w:next w:val="Textnormy"/>
-    <w:link w:val="Nadpis9Char"/>
+    <w:link w:val="Heading9Char1"/>
     <w:qFormat/>
     <w:pPr>
       <w:outlineLvl w:val="8"/>
     </w:pPr>
   </w:style>
-  <w:style w:type="character" w:default="1" w:styleId="Standardnpsmoodstavce">
+  <w:style w:type="character" w:default="1" w:styleId="DefaultParagraphFont">
     <w:name w:val="Default Paragraph Font"/>
     <w:uiPriority w:val="1"/>
     <w:semiHidden/>
     <w:unhideWhenUsed/>
   </w:style>
-  <w:style w:type="table" w:default="1" w:styleId="Normlntabulka">
+  <w:style w:type="table" w:default="1" w:styleId="TableNormal">
     <w:name w:val="Normal Table"/>
     <w:uiPriority w:val="99"/>
     <w:semiHidden/>
@@ -4208,15 +4169,15 @@
       </w:tblCellMar>
     </w:tblPr>
   </w:style>
-  <w:style w:type="numbering" w:default="1" w:styleId="Bezseznamu">
+  <w:style w:type="numbering" w:default="1" w:styleId="NoList">
     <w:name w:val="No List"/>
     <w:uiPriority w:val="99"/>
     <w:semiHidden/>
     <w:unhideWhenUsed/>
   </w:style>
-  <w:style w:type="table" w:customStyle="1" w:styleId="TableGridLight">
-    <w:name w:val="Table Grid Light"/>
-    <w:basedOn w:val="Normlntabulka"/>
+  <w:style w:type="table" w:customStyle="1" w:styleId="TableGridLight1">
+    <w:name w:val="Table Grid Light1"/>
+    <w:basedOn w:val="TableNormal"/>
     <w:uiPriority w:val="59"/>
     <w:tblPr>
       <w:tblBorders>
@@ -4229,9 +4190,9 @@
       </w:tblBorders>
     </w:tblPr>
   </w:style>
-  <w:style w:type="table" w:styleId="Prosttabulka1">
+  <w:style w:type="table" w:styleId="PlainTable1">
     <w:name w:val="Plain Table 1"/>
-    <w:basedOn w:val="Normlntabulka"/>
+    <w:basedOn w:val="TableNormal"/>
     <w:uiPriority w:val="59"/>
     <w:tblPr>
       <w:tblBorders>
@@ -4288,9 +4249,9 @@
       </w:tcPr>
     </w:tblStylePr>
   </w:style>
-  <w:style w:type="table" w:styleId="Prosttabulka2">
+  <w:style w:type="table" w:styleId="PlainTable2">
     <w:name w:val="Plain Table 2"/>
-    <w:basedOn w:val="Normlntabulka"/>
+    <w:basedOn w:val="TableNormal"/>
     <w:uiPriority w:val="59"/>
     <w:tblPr>
       <w:tblBorders>
@@ -4367,9 +4328,9 @@
       </w:tcPr>
     </w:tblStylePr>
   </w:style>
-  <w:style w:type="table" w:styleId="Prosttabulka3">
+  <w:style w:type="table" w:styleId="PlainTable3">
     <w:name w:val="Plain Table 3"/>
-    <w:basedOn w:val="Normlntabulka"/>
+    <w:basedOn w:val="TableNormal"/>
     <w:uiPriority w:val="99"/>
     <w:tblPr>
       <w:tblStyleRowBandSize w:val="1"/>
@@ -4444,9 +4405,9 @@
       </w:tcPr>
     </w:tblStylePr>
   </w:style>
-  <w:style w:type="table" w:styleId="Prosttabulka4">
+  <w:style w:type="table" w:styleId="PlainTable4">
     <w:name w:val="Plain Table 4"/>
-    <w:basedOn w:val="Normlntabulka"/>
+    <w:basedOn w:val="TableNormal"/>
     <w:uiPriority w:val="99"/>
     <w:tblPr>
       <w:tblStyleRowBandSize w:val="1"/>
@@ -4499,9 +4460,9 @@
       </w:tcPr>
     </w:tblStylePr>
   </w:style>
-  <w:style w:type="table" w:styleId="Prosttabulka5">
+  <w:style w:type="table" w:styleId="PlainTable5">
     <w:name w:val="Plain Table 5"/>
-    <w:basedOn w:val="Normlntabulka"/>
+    <w:basedOn w:val="TableNormal"/>
     <w:uiPriority w:val="99"/>
     <w:tblPr>
       <w:tblStyleRowBandSize w:val="1"/>
@@ -4589,9 +4550,9 @@
       </w:tcPr>
     </w:tblStylePr>
   </w:style>
-  <w:style w:type="table" w:styleId="Svtltabulkasmkou1">
+  <w:style w:type="table" w:styleId="GridTable1Light">
     <w:name w:val="Grid Table 1 Light"/>
-    <w:basedOn w:val="Normlntabulka"/>
+    <w:basedOn w:val="TableNormal"/>
     <w:uiPriority w:val="99"/>
     <w:tblPr>
       <w:tblStyleRowBandSize w:val="1"/>
@@ -4652,9 +4613,9 @@
       </w:tcPr>
     </w:tblStylePr>
   </w:style>
-  <w:style w:type="table" w:customStyle="1" w:styleId="GridTable1Light-Accent1">
-    <w:name w:val="Grid Table 1 Light - Accent 1"/>
-    <w:basedOn w:val="Normlntabulka"/>
+  <w:style w:type="table" w:customStyle="1" w:styleId="GridTable1Light-Accent11">
+    <w:name w:val="Grid Table 1 Light - Accent 11"/>
+    <w:basedOn w:val="TableNormal"/>
     <w:uiPriority w:val="99"/>
     <w:tblPr>
       <w:tblStyleRowBandSize w:val="1"/>
@@ -4717,7 +4678,7 @@
   </w:style>
   <w:style w:type="table" w:customStyle="1" w:styleId="GridTable1Light-Accent2">
     <w:name w:val="Grid Table 1 Light - Accent 2"/>
-    <w:basedOn w:val="Normlntabulka"/>
+    <w:basedOn w:val="TableNormal"/>
     <w:uiPriority w:val="99"/>
     <w:tblPr>
       <w:tblStyleRowBandSize w:val="1"/>
@@ -4778,9 +4739,9 @@
       </w:tcPr>
     </w:tblStylePr>
   </w:style>
-  <w:style w:type="table" w:customStyle="1" w:styleId="GridTable1Light-Accent3">
-    <w:name w:val="Grid Table 1 Light - Accent 3"/>
-    <w:basedOn w:val="Normlntabulka"/>
+  <w:style w:type="table" w:customStyle="1" w:styleId="GridTable1Light-Accent31">
+    <w:name w:val="Grid Table 1 Light - Accent 31"/>
+    <w:basedOn w:val="TableNormal"/>
     <w:uiPriority w:val="99"/>
     <w:tblPr>
       <w:tblStyleRowBandSize w:val="1"/>
@@ -4841,9 +4802,9 @@
       </w:tcPr>
     </w:tblStylePr>
   </w:style>
-  <w:style w:type="table" w:customStyle="1" w:styleId="GridTable1Light-Accent4">
-    <w:name w:val="Grid Table 1 Light - Accent 4"/>
-    <w:basedOn w:val="Normlntabulka"/>
+  <w:style w:type="table" w:customStyle="1" w:styleId="GridTable1Light-Accent41">
+    <w:name w:val="Grid Table 1 Light - Accent 41"/>
+    <w:basedOn w:val="TableNormal"/>
     <w:uiPriority w:val="99"/>
     <w:tblPr>
       <w:tblStyleRowBandSize w:val="1"/>
@@ -4904,9 +4865,9 @@
       </w:tcPr>
     </w:tblStylePr>
   </w:style>
-  <w:style w:type="table" w:customStyle="1" w:styleId="GridTable1Light-Accent5">
-    <w:name w:val="Grid Table 1 Light - Accent 5"/>
-    <w:basedOn w:val="Normlntabulka"/>
+  <w:style w:type="table" w:customStyle="1" w:styleId="GridTable1Light-Accent51">
+    <w:name w:val="Grid Table 1 Light - Accent 51"/>
+    <w:basedOn w:val="TableNormal"/>
     <w:uiPriority w:val="99"/>
     <w:tblPr>
       <w:tblStyleRowBandSize w:val="1"/>
@@ -4967,9 +4928,9 @@
       </w:tcPr>
     </w:tblStylePr>
   </w:style>
-  <w:style w:type="table" w:customStyle="1" w:styleId="GridTable1Light-Accent6">
-    <w:name w:val="Grid Table 1 Light - Accent 6"/>
-    <w:basedOn w:val="Normlntabulka"/>
+  <w:style w:type="table" w:customStyle="1" w:styleId="GridTable1Light-Accent61">
+    <w:name w:val="Grid Table 1 Light - Accent 61"/>
+    <w:basedOn w:val="TableNormal"/>
     <w:uiPriority w:val="99"/>
     <w:tblPr>
       <w:tblStyleRowBandSize w:val="1"/>
@@ -5030,9 +4991,9 @@
       </w:tcPr>
     </w:tblStylePr>
   </w:style>
-  <w:style w:type="table" w:styleId="Tabulkasmkou2">
+  <w:style w:type="table" w:styleId="GridTable2">
     <w:name w:val="Grid Table 2"/>
-    <w:basedOn w:val="Normlntabulka"/>
+    <w:basedOn w:val="TableNormal"/>
     <w:uiPriority w:val="99"/>
     <w:tblPr>
       <w:tblStyleRowBandSize w:val="1"/>
@@ -5110,9 +5071,9 @@
       </w:tcPr>
     </w:tblStylePr>
   </w:style>
-  <w:style w:type="table" w:customStyle="1" w:styleId="GridTable2-Accent1">
-    <w:name w:val="Grid Table 2 - Accent 1"/>
-    <w:basedOn w:val="Normlntabulka"/>
+  <w:style w:type="table" w:customStyle="1" w:styleId="GridTable2-Accent11">
+    <w:name w:val="Grid Table 2 - Accent 11"/>
+    <w:basedOn w:val="TableNormal"/>
     <w:uiPriority w:val="99"/>
     <w:tblPr>
       <w:tblStyleRowBandSize w:val="1"/>
@@ -5190,9 +5151,9 @@
       </w:tcPr>
     </w:tblStylePr>
   </w:style>
-  <w:style w:type="table" w:customStyle="1" w:styleId="GridTable2-Accent2">
-    <w:name w:val="Grid Table 2 - Accent 2"/>
-    <w:basedOn w:val="Normlntabulka"/>
+  <w:style w:type="table" w:customStyle="1" w:styleId="GridTable2-Accent21">
+    <w:name w:val="Grid Table 2 - Accent 21"/>
+    <w:basedOn w:val="TableNormal"/>
     <w:uiPriority w:val="99"/>
     <w:tblPr>
       <w:tblStyleRowBandSize w:val="1"/>
@@ -5270,9 +5231,9 @@
       </w:tcPr>
     </w:tblStylePr>
   </w:style>
-  <w:style w:type="table" w:customStyle="1" w:styleId="GridTable2-Accent3">
-    <w:name w:val="Grid Table 2 - Accent 3"/>
-    <w:basedOn w:val="Normlntabulka"/>
+  <w:style w:type="table" w:customStyle="1" w:styleId="GridTable2-Accent31">
+    <w:name w:val="Grid Table 2 - Accent 31"/>
+    <w:basedOn w:val="TableNormal"/>
     <w:uiPriority w:val="99"/>
     <w:tblPr>
       <w:tblStyleRowBandSize w:val="1"/>
@@ -5350,9 +5311,9 @@
       </w:tcPr>
     </w:tblStylePr>
   </w:style>
-  <w:style w:type="table" w:customStyle="1" w:styleId="GridTable2-Accent4">
-    <w:name w:val="Grid Table 2 - Accent 4"/>
-    <w:basedOn w:val="Normlntabulka"/>
+  <w:style w:type="table" w:customStyle="1" w:styleId="GridTable2-Accent41">
+    <w:name w:val="Grid Table 2 - Accent 41"/>
+    <w:basedOn w:val="TableNormal"/>
     <w:uiPriority w:val="99"/>
     <w:tblPr>
       <w:tblStyleRowBandSize w:val="1"/>
@@ -5430,9 +5391,9 @@
       </w:tcPr>
     </w:tblStylePr>
   </w:style>
-  <w:style w:type="table" w:customStyle="1" w:styleId="GridTable2-Accent5">
-    <w:name w:val="Grid Table 2 - Accent 5"/>
-    <w:basedOn w:val="Normlntabulka"/>
+  <w:style w:type="table" w:customStyle="1" w:styleId="GridTable2-Accent51">
+    <w:name w:val="Grid Table 2 - Accent 51"/>
+    <w:basedOn w:val="TableNormal"/>
     <w:uiPriority w:val="99"/>
     <w:tblPr>
       <w:tblStyleRowBandSize w:val="1"/>
@@ -5510,9 +5471,9 @@
       </w:tcPr>
     </w:tblStylePr>
   </w:style>
-  <w:style w:type="table" w:customStyle="1" w:styleId="GridTable2-Accent6">
-    <w:name w:val="Grid Table 2 - Accent 6"/>
-    <w:basedOn w:val="Normlntabulka"/>
+  <w:style w:type="table" w:customStyle="1" w:styleId="GridTable2-Accent61">
+    <w:name w:val="Grid Table 2 - Accent 61"/>
+    <w:basedOn w:val="TableNormal"/>
     <w:uiPriority w:val="99"/>
     <w:tblPr>
       <w:tblStyleRowBandSize w:val="1"/>
@@ -5590,9 +5551,9 @@
       </w:tcPr>
     </w:tblStylePr>
   </w:style>
-  <w:style w:type="table" w:styleId="Tabulkasmkou3">
+  <w:style w:type="table" w:styleId="GridTable3">
     <w:name w:val="Grid Table 3"/>
-    <w:basedOn w:val="Normlntabulka"/>
+    <w:basedOn w:val="TableNormal"/>
     <w:uiPriority w:val="99"/>
     <w:tblPr>
       <w:tblStyleRowBandSize w:val="1"/>
@@ -5693,9 +5654,9 @@
       </w:tcPr>
     </w:tblStylePr>
   </w:style>
-  <w:style w:type="table" w:customStyle="1" w:styleId="GridTable3-Accent1">
-    <w:name w:val="Grid Table 3 - Accent 1"/>
-    <w:basedOn w:val="Normlntabulka"/>
+  <w:style w:type="table" w:customStyle="1" w:styleId="GridTable3-Accent11">
+    <w:name w:val="Grid Table 3 - Accent 11"/>
+    <w:basedOn w:val="TableNormal"/>
     <w:uiPriority w:val="99"/>
     <w:tblPr>
       <w:tblStyleRowBandSize w:val="1"/>
@@ -5796,9 +5757,9 @@
       </w:tcPr>
     </w:tblStylePr>
   </w:style>
-  <w:style w:type="table" w:customStyle="1" w:styleId="GridTable3-Accent2">
-    <w:name w:val="Grid Table 3 - Accent 2"/>
-    <w:basedOn w:val="Normlntabulka"/>
+  <w:style w:type="table" w:customStyle="1" w:styleId="GridTable3-Accent21">
+    <w:name w:val="Grid Table 3 - Accent 21"/>
+    <w:basedOn w:val="TableNormal"/>
     <w:uiPriority w:val="99"/>
     <w:tblPr>
       <w:tblStyleRowBandSize w:val="1"/>
@@ -5899,9 +5860,9 @@
       </w:tcPr>
     </w:tblStylePr>
   </w:style>
-  <w:style w:type="table" w:customStyle="1" w:styleId="GridTable3-Accent3">
-    <w:name w:val="Grid Table 3 - Accent 3"/>
-    <w:basedOn w:val="Normlntabulka"/>
+  <w:style w:type="table" w:customStyle="1" w:styleId="GridTable3-Accent31">
+    <w:name w:val="Grid Table 3 - Accent 31"/>
+    <w:basedOn w:val="TableNormal"/>
     <w:uiPriority w:val="99"/>
     <w:tblPr>
       <w:tblStyleRowBandSize w:val="1"/>
@@ -6002,9 +5963,9 @@
       </w:tcPr>
     </w:tblStylePr>
   </w:style>
-  <w:style w:type="table" w:customStyle="1" w:styleId="GridTable3-Accent4">
-    <w:name w:val="Grid Table 3 - Accent 4"/>
-    <w:basedOn w:val="Normlntabulka"/>
+  <w:style w:type="table" w:customStyle="1" w:styleId="GridTable3-Accent41">
+    <w:name w:val="Grid Table 3 - Accent 41"/>
+    <w:basedOn w:val="TableNormal"/>
     <w:uiPriority w:val="99"/>
     <w:tblPr>
       <w:tblStyleRowBandSize w:val="1"/>
@@ -6105,9 +6066,9 @@
       </w:tcPr>
     </w:tblStylePr>
   </w:style>
-  <w:style w:type="table" w:customStyle="1" w:styleId="GridTable3-Accent5">
-    <w:name w:val="Grid Table 3 - Accent 5"/>
-    <w:basedOn w:val="Normlntabulka"/>
+  <w:style w:type="table" w:customStyle="1" w:styleId="GridTable3-Accent51">
+    <w:name w:val="Grid Table 3 - Accent 51"/>
+    <w:basedOn w:val="TableNormal"/>
     <w:uiPriority w:val="99"/>
     <w:tblPr>
       <w:tblStyleRowBandSize w:val="1"/>
@@ -6208,9 +6169,9 @@
       </w:tcPr>
     </w:tblStylePr>
   </w:style>
-  <w:style w:type="table" w:customStyle="1" w:styleId="GridTable3-Accent6">
-    <w:name w:val="Grid Table 3 - Accent 6"/>
-    <w:basedOn w:val="Normlntabulka"/>
+  <w:style w:type="table" w:customStyle="1" w:styleId="GridTable3-Accent61">
+    <w:name w:val="Grid Table 3 - Accent 61"/>
+    <w:basedOn w:val="TableNormal"/>
     <w:uiPriority w:val="99"/>
     <w:tblPr>
       <w:tblStyleRowBandSize w:val="1"/>
@@ -6311,9 +6272,9 @@
       </w:tcPr>
     </w:tblStylePr>
   </w:style>
-  <w:style w:type="table" w:styleId="Tabulkasmkou4">
+  <w:style w:type="table" w:styleId="GridTable4">
     <w:name w:val="Grid Table 4"/>
-    <w:basedOn w:val="Normlntabulka"/>
+    <w:basedOn w:val="TableNormal"/>
     <w:uiPriority w:val="59"/>
     <w:tblPr>
       <w:tblStyleRowBandSize w:val="1"/>
@@ -6392,9 +6353,9 @@
       </w:tcPr>
     </w:tblStylePr>
   </w:style>
-  <w:style w:type="table" w:customStyle="1" w:styleId="GridTable4-Accent1">
-    <w:name w:val="Grid Table 4 - Accent 1"/>
-    <w:basedOn w:val="Normlntabulka"/>
+  <w:style w:type="table" w:customStyle="1" w:styleId="GridTable4-Accent11">
+    <w:name w:val="Grid Table 4 - Accent 11"/>
+    <w:basedOn w:val="TableNormal"/>
     <w:uiPriority w:val="59"/>
     <w:tblPr>
       <w:tblStyleRowBandSize w:val="1"/>
@@ -6473,9 +6434,9 @@
       </w:tcPr>
     </w:tblStylePr>
   </w:style>
-  <w:style w:type="table" w:customStyle="1" w:styleId="GridTable4-Accent2">
-    <w:name w:val="Grid Table 4 - Accent 2"/>
-    <w:basedOn w:val="Normlntabulka"/>
+  <w:style w:type="table" w:customStyle="1" w:styleId="GridTable4-Accent21">
+    <w:name w:val="Grid Table 4 - Accent 21"/>
+    <w:basedOn w:val="TableNormal"/>
     <w:uiPriority w:val="59"/>
     <w:tblPr>
       <w:tblStyleRowBandSize w:val="1"/>
@@ -6554,9 +6515,9 @@
       </w:tcPr>
     </w:tblStylePr>
   </w:style>
-  <w:style w:type="table" w:customStyle="1" w:styleId="GridTable4-Accent3">
-    <w:name w:val="Grid Table 4 - Accent 3"/>
-    <w:basedOn w:val="Normlntabulka"/>
+  <w:style w:type="table" w:customStyle="1" w:styleId="GridTable4-Accent31">
+    <w:name w:val="Grid Table 4 - Accent 31"/>
+    <w:basedOn w:val="TableNormal"/>
     <w:uiPriority w:val="59"/>
     <w:tblPr>
       <w:tblStyleRowBandSize w:val="1"/>
@@ -6635,9 +6596,9 @@
       </w:tcPr>
     </w:tblStylePr>
   </w:style>
-  <w:style w:type="table" w:customStyle="1" w:styleId="GridTable4-Accent4">
-    <w:name w:val="Grid Table 4 - Accent 4"/>
-    <w:basedOn w:val="Normlntabulka"/>
+  <w:style w:type="table" w:customStyle="1" w:styleId="GridTable4-Accent41">
+    <w:name w:val="Grid Table 4 - Accent 41"/>
+    <w:basedOn w:val="TableNormal"/>
     <w:uiPriority w:val="59"/>
     <w:tblPr>
       <w:tblStyleRowBandSize w:val="1"/>
@@ -6716,9 +6677,9 @@
       </w:tcPr>
     </w:tblStylePr>
   </w:style>
-  <w:style w:type="table" w:customStyle="1" w:styleId="GridTable4-Accent5">
-    <w:name w:val="Grid Table 4 - Accent 5"/>
-    <w:basedOn w:val="Normlntabulka"/>
+  <w:style w:type="table" w:customStyle="1" w:styleId="GridTable4-Accent51">
+    <w:name w:val="Grid Table 4 - Accent 51"/>
+    <w:basedOn w:val="TableNormal"/>
     <w:uiPriority w:val="59"/>
     <w:tblPr>
       <w:tblStyleRowBandSize w:val="1"/>
@@ -6797,9 +6758,9 @@
       </w:tcPr>
     </w:tblStylePr>
   </w:style>
-  <w:style w:type="table" w:customStyle="1" w:styleId="GridTable4-Accent6">
-    <w:name w:val="Grid Table 4 - Accent 6"/>
-    <w:basedOn w:val="Normlntabulka"/>
+  <w:style w:type="table" w:customStyle="1" w:styleId="GridTable4-Accent61">
+    <w:name w:val="Grid Table 4 - Accent 61"/>
+    <w:basedOn w:val="TableNormal"/>
     <w:uiPriority w:val="59"/>
     <w:tblPr>
       <w:tblStyleRowBandSize w:val="1"/>
@@ -6878,9 +6839,9 @@
       </w:tcPr>
     </w:tblStylePr>
   </w:style>
-  <w:style w:type="table" w:styleId="Tmavtabulkasmkou5">
+  <w:style w:type="table" w:styleId="GridTable5Dark">
     <w:name w:val="Grid Table 5 Dark"/>
-    <w:basedOn w:val="Normlntabulka"/>
+    <w:basedOn w:val="TableNormal"/>
     <w:uiPriority w:val="99"/>
     <w:tblPr>
       <w:tblStyleRowBandSize w:val="1"/>
@@ -6961,7 +6922,7 @@
   </w:style>
   <w:style w:type="table" w:customStyle="1" w:styleId="GridTable5Dark-Accent1">
     <w:name w:val="Grid Table 5 Dark- Accent 1"/>
-    <w:basedOn w:val="Normlntabulka"/>
+    <w:basedOn w:val="TableNormal"/>
     <w:uiPriority w:val="99"/>
     <w:tblPr>
       <w:tblStyleRowBandSize w:val="1"/>
@@ -7040,9 +7001,9 @@
       </w:tcPr>
     </w:tblStylePr>
   </w:style>
-  <w:style w:type="table" w:customStyle="1" w:styleId="GridTable5Dark-Accent2">
-    <w:name w:val="Grid Table 5 Dark - Accent 2"/>
-    <w:basedOn w:val="Normlntabulka"/>
+  <w:style w:type="table" w:customStyle="1" w:styleId="GridTable5Dark-Accent21">
+    <w:name w:val="Grid Table 5 Dark - Accent 21"/>
+    <w:basedOn w:val="TableNormal"/>
     <w:uiPriority w:val="99"/>
     <w:tblPr>
       <w:tblStyleRowBandSize w:val="1"/>
@@ -7121,9 +7082,9 @@
       </w:tcPr>
     </w:tblStylePr>
   </w:style>
-  <w:style w:type="table" w:customStyle="1" w:styleId="GridTable5Dark-Accent3">
-    <w:name w:val="Grid Table 5 Dark - Accent 3"/>
-    <w:basedOn w:val="Normlntabulka"/>
+  <w:style w:type="table" w:customStyle="1" w:styleId="GridTable5Dark-Accent31">
+    <w:name w:val="Grid Table 5 Dark - Accent 31"/>
+    <w:basedOn w:val="TableNormal"/>
     <w:uiPriority w:val="99"/>
     <w:tblPr>
       <w:tblStyleRowBandSize w:val="1"/>
@@ -7204,7 +7165,7 @@
   </w:style>
   <w:style w:type="table" w:customStyle="1" w:styleId="GridTable5Dark-Accent4">
     <w:name w:val="Grid Table 5 Dark- Accent 4"/>
-    <w:basedOn w:val="Normlntabulka"/>
+    <w:basedOn w:val="TableNormal"/>
     <w:uiPriority w:val="99"/>
     <w:tblPr>
       <w:tblStyleRowBandSize w:val="1"/>
@@ -7283,9 +7244,9 @@
       </w:tcPr>
     </w:tblStylePr>
   </w:style>
-  <w:style w:type="table" w:customStyle="1" w:styleId="GridTable5Dark-Accent5">
-    <w:name w:val="Grid Table 5 Dark - Accent 5"/>
-    <w:basedOn w:val="Normlntabulka"/>
+  <w:style w:type="table" w:customStyle="1" w:styleId="GridTable5Dark-Accent51">
+    <w:name w:val="Grid Table 5 Dark - Accent 51"/>
+    <w:basedOn w:val="TableNormal"/>
     <w:uiPriority w:val="99"/>
     <w:tblPr>
       <w:tblStyleRowBandSize w:val="1"/>
@@ -7364,9 +7325,9 @@
       </w:tcPr>
     </w:tblStylePr>
   </w:style>
-  <w:style w:type="table" w:customStyle="1" w:styleId="GridTable5Dark-Accent6">
-    <w:name w:val="Grid Table 5 Dark - Accent 6"/>
-    <w:basedOn w:val="Normlntabulka"/>
+  <w:style w:type="table" w:customStyle="1" w:styleId="GridTable5Dark-Accent61">
+    <w:name w:val="Grid Table 5 Dark - Accent 61"/>
+    <w:basedOn w:val="TableNormal"/>
     <w:uiPriority w:val="99"/>
     <w:tblPr>
       <w:tblStyleRowBandSize w:val="1"/>
@@ -7445,9 +7406,9 @@
       </w:tcPr>
     </w:tblStylePr>
   </w:style>
-  <w:style w:type="table" w:styleId="Barevntabulkasmkou6">
+  <w:style w:type="table" w:styleId="GridTable6Colourful">
     <w:name w:val="Grid Table 6 Colorful"/>
-    <w:basedOn w:val="Normlntabulka"/>
+    <w:basedOn w:val="TableNormal"/>
     <w:uiPriority w:val="99"/>
     <w:tblPr>
       <w:tblStyleRowBandSize w:val="1"/>
@@ -7518,7 +7479,7 @@
   </w:style>
   <w:style w:type="table" w:customStyle="1" w:styleId="GridTable6Colorful-Accent1">
     <w:name w:val="Grid Table 6 Colorful - Accent 1"/>
-    <w:basedOn w:val="Normlntabulka"/>
+    <w:basedOn w:val="TableNormal"/>
     <w:uiPriority w:val="99"/>
     <w:tblPr>
       <w:tblStyleRowBandSize w:val="1"/>
@@ -7589,7 +7550,7 @@
   </w:style>
   <w:style w:type="table" w:customStyle="1" w:styleId="GridTable6Colorful-Accent2">
     <w:name w:val="Grid Table 6 Colorful - Accent 2"/>
-    <w:basedOn w:val="Normlntabulka"/>
+    <w:basedOn w:val="TableNormal"/>
     <w:uiPriority w:val="99"/>
     <w:tblPr>
       <w:tblStyleRowBandSize w:val="1"/>
@@ -7660,7 +7621,7 @@
   </w:style>
   <w:style w:type="table" w:customStyle="1" w:styleId="GridTable6Colorful-Accent3">
     <w:name w:val="Grid Table 6 Colorful - Accent 3"/>
-    <w:basedOn w:val="Normlntabulka"/>
+    <w:basedOn w:val="TableNormal"/>
     <w:uiPriority w:val="99"/>
     <w:tblPr>
       <w:tblStyleRowBandSize w:val="1"/>
@@ -7731,7 +7692,7 @@
   </w:style>
   <w:style w:type="table" w:customStyle="1" w:styleId="GridTable6Colorful-Accent4">
     <w:name w:val="Grid Table 6 Colorful - Accent 4"/>
-    <w:basedOn w:val="Normlntabulka"/>
+    <w:basedOn w:val="TableNormal"/>
     <w:uiPriority w:val="99"/>
     <w:tblPr>
       <w:tblStyleRowBandSize w:val="1"/>
@@ -7802,7 +7763,7 @@
   </w:style>
   <w:style w:type="table" w:customStyle="1" w:styleId="GridTable6Colorful-Accent5">
     <w:name w:val="Grid Table 6 Colorful - Accent 5"/>
-    <w:basedOn w:val="Normlntabulka"/>
+    <w:basedOn w:val="TableNormal"/>
     <w:uiPriority w:val="99"/>
     <w:tblPr>
       <w:tblStyleRowBandSize w:val="1"/>
@@ -7873,7 +7834,7 @@
   </w:style>
   <w:style w:type="table" w:customStyle="1" w:styleId="GridTable6Colorful-Accent6">
     <w:name w:val="Grid Table 6 Colorful - Accent 6"/>
-    <w:basedOn w:val="Normlntabulka"/>
+    <w:basedOn w:val="TableNormal"/>
     <w:uiPriority w:val="99"/>
     <w:tblPr>
       <w:tblStyleRowBandSize w:val="1"/>
@@ -7942,9 +7903,9 @@
       </w:rPr>
     </w:tblStylePr>
   </w:style>
-  <w:style w:type="table" w:styleId="Barevntabulkasmkou7">
+  <w:style w:type="table" w:styleId="GridTable7Colourful">
     <w:name w:val="Grid Table 7 Colorful"/>
-    <w:basedOn w:val="Normlntabulka"/>
+    <w:basedOn w:val="TableNormal"/>
     <w:uiPriority w:val="99"/>
     <w:tblPr>
       <w:tblStyleRowBandSize w:val="1"/>
@@ -8058,7 +8019,7 @@
   </w:style>
   <w:style w:type="table" w:customStyle="1" w:styleId="GridTable7Colorful-Accent1">
     <w:name w:val="Grid Table 7 Colorful - Accent 1"/>
-    <w:basedOn w:val="Normlntabulka"/>
+    <w:basedOn w:val="TableNormal"/>
     <w:uiPriority w:val="99"/>
     <w:tblPr>
       <w:tblStyleRowBandSize w:val="1"/>
@@ -8172,7 +8133,7 @@
   </w:style>
   <w:style w:type="table" w:customStyle="1" w:styleId="GridTable7Colorful-Accent2">
     <w:name w:val="Grid Table 7 Colorful - Accent 2"/>
-    <w:basedOn w:val="Normlntabulka"/>
+    <w:basedOn w:val="TableNormal"/>
     <w:uiPriority w:val="99"/>
     <w:tblPr>
       <w:tblStyleRowBandSize w:val="1"/>
@@ -8286,7 +8247,7 @@
   </w:style>
   <w:style w:type="table" w:customStyle="1" w:styleId="GridTable7Colorful-Accent3">
     <w:name w:val="Grid Table 7 Colorful - Accent 3"/>
-    <w:basedOn w:val="Normlntabulka"/>
+    <w:basedOn w:val="TableNormal"/>
     <w:uiPriority w:val="99"/>
     <w:tblPr>
       <w:tblStyleRowBandSize w:val="1"/>
@@ -8400,7 +8361,7 @@
   </w:style>
   <w:style w:type="table" w:customStyle="1" w:styleId="GridTable7Colorful-Accent4">
     <w:name w:val="Grid Table 7 Colorful - Accent 4"/>
-    <w:basedOn w:val="Normlntabulka"/>
+    <w:basedOn w:val="TableNormal"/>
     <w:uiPriority w:val="99"/>
     <w:tblPr>
       <w:tblStyleRowBandSize w:val="1"/>
@@ -8514,7 +8475,7 @@
   </w:style>
   <w:style w:type="table" w:customStyle="1" w:styleId="GridTable7Colorful-Accent5">
     <w:name w:val="Grid Table 7 Colorful - Accent 5"/>
-    <w:basedOn w:val="Normlntabulka"/>
+    <w:basedOn w:val="TableNormal"/>
     <w:uiPriority w:val="99"/>
     <w:tblPr>
       <w:tblStyleRowBandSize w:val="1"/>
@@ -8628,7 +8589,7 @@
   </w:style>
   <w:style w:type="table" w:customStyle="1" w:styleId="GridTable7Colorful-Accent6">
     <w:name w:val="Grid Table 7 Colorful - Accent 6"/>
-    <w:basedOn w:val="Normlntabulka"/>
+    <w:basedOn w:val="TableNormal"/>
     <w:uiPriority w:val="99"/>
     <w:tblPr>
       <w:tblStyleRowBandSize w:val="1"/>
@@ -8740,9 +8701,9 @@
       </w:rPr>
     </w:tblStylePr>
   </w:style>
-  <w:style w:type="table" w:styleId="Svtltabulkaseznamu1">
+  <w:style w:type="table" w:styleId="ListTable1Light">
     <w:name w:val="List Table 1 Light"/>
-    <w:basedOn w:val="Normlntabulka"/>
+    <w:basedOn w:val="TableNormal"/>
     <w:uiPriority w:val="99"/>
     <w:tblPr>
       <w:tblStyleRowBandSize w:val="1"/>
@@ -8803,9 +8764,9 @@
       </w:tcPr>
     </w:tblStylePr>
   </w:style>
-  <w:style w:type="table" w:customStyle="1" w:styleId="ListTable1Light-Accent1">
-    <w:name w:val="List Table 1 Light - Accent 1"/>
-    <w:basedOn w:val="Normlntabulka"/>
+  <w:style w:type="table" w:customStyle="1" w:styleId="ListTable1Light-Accent11">
+    <w:name w:val="List Table 1 Light - Accent 11"/>
+    <w:basedOn w:val="TableNormal"/>
     <w:uiPriority w:val="99"/>
     <w:tblPr>
       <w:tblStyleRowBandSize w:val="1"/>
@@ -8866,9 +8827,9 @@
       </w:tcPr>
     </w:tblStylePr>
   </w:style>
-  <w:style w:type="table" w:customStyle="1" w:styleId="ListTable1Light-Accent2">
-    <w:name w:val="List Table 1 Light - Accent 2"/>
-    <w:basedOn w:val="Normlntabulka"/>
+  <w:style w:type="table" w:customStyle="1" w:styleId="ListTable1Light-Accent21">
+    <w:name w:val="List Table 1 Light - Accent 21"/>
+    <w:basedOn w:val="TableNormal"/>
     <w:uiPriority w:val="99"/>
     <w:tblPr>
       <w:tblStyleRowBandSize w:val="1"/>
@@ -8929,9 +8890,9 @@
       </w:tcPr>
     </w:tblStylePr>
   </w:style>
-  <w:style w:type="table" w:customStyle="1" w:styleId="ListTable1Light-Accent3">
-    <w:name w:val="List Table 1 Light - Accent 3"/>
-    <w:basedOn w:val="Normlntabulka"/>
+  <w:style w:type="table" w:customStyle="1" w:styleId="ListTable1Light-Accent31">
+    <w:name w:val="List Table 1 Light - Accent 31"/>
+    <w:basedOn w:val="TableNormal"/>
     <w:uiPriority w:val="99"/>
     <w:tblPr>
       <w:tblStyleRowBandSize w:val="1"/>
@@ -8992,9 +8953,9 @@
       </w:tcPr>
     </w:tblStylePr>
   </w:style>
-  <w:style w:type="table" w:customStyle="1" w:styleId="ListTable1Light-Accent4">
-    <w:name w:val="List Table 1 Light - Accent 4"/>
-    <w:basedOn w:val="Normlntabulka"/>
+  <w:style w:type="table" w:customStyle="1" w:styleId="ListTable1Light-Accent41">
+    <w:name w:val="List Table 1 Light - Accent 41"/>
+    <w:basedOn w:val="TableNormal"/>
     <w:uiPriority w:val="99"/>
     <w:tblPr>
       <w:tblStyleRowBandSize w:val="1"/>
@@ -9055,9 +9016,9 @@
       </w:tcPr>
     </w:tblStylePr>
   </w:style>
-  <w:style w:type="table" w:customStyle="1" w:styleId="ListTable1Light-Accent5">
-    <w:name w:val="List Table 1 Light - Accent 5"/>
-    <w:basedOn w:val="Normlntabulka"/>
+  <w:style w:type="table" w:customStyle="1" w:styleId="ListTable1Light-Accent51">
+    <w:name w:val="List Table 1 Light - Accent 51"/>
+    <w:basedOn w:val="TableNormal"/>
     <w:uiPriority w:val="99"/>
     <w:tblPr>
       <w:tblStyleRowBandSize w:val="1"/>
@@ -9118,9 +9079,9 @@
       </w:tcPr>
     </w:tblStylePr>
   </w:style>
-  <w:style w:type="table" w:customStyle="1" w:styleId="ListTable1Light-Accent6">
-    <w:name w:val="List Table 1 Light - Accent 6"/>
-    <w:basedOn w:val="Normlntabulka"/>
+  <w:style w:type="table" w:customStyle="1" w:styleId="ListTable1Light-Accent61">
+    <w:name w:val="List Table 1 Light - Accent 61"/>
+    <w:basedOn w:val="TableNormal"/>
     <w:uiPriority w:val="99"/>
     <w:tblPr>
       <w:tblStyleRowBandSize w:val="1"/>
@@ -9181,9 +9142,9 @@
       </w:tcPr>
     </w:tblStylePr>
   </w:style>
-  <w:style w:type="table" w:styleId="Tabulkaseznamu2">
+  <w:style w:type="table" w:styleId="ListTable2">
     <w:name w:val="List Table 2"/>
-    <w:basedOn w:val="Normlntabulka"/>
+    <w:basedOn w:val="TableNormal"/>
     <w:uiPriority w:val="99"/>
     <w:tblPr>
       <w:tblStyleRowBandSize w:val="1"/>
@@ -9267,9 +9228,9 @@
       </w:tcPr>
     </w:tblStylePr>
   </w:style>
-  <w:style w:type="table" w:customStyle="1" w:styleId="ListTable2-Accent1">
-    <w:name w:val="List Table 2 - Accent 1"/>
-    <w:basedOn w:val="Normlntabulka"/>
+  <w:style w:type="table" w:customStyle="1" w:styleId="ListTable2-Accent11">
+    <w:name w:val="List Table 2 - Accent 11"/>
+    <w:basedOn w:val="TableNormal"/>
     <w:uiPriority w:val="99"/>
     <w:tblPr>
       <w:tblStyleRowBandSize w:val="1"/>
@@ -9353,9 +9314,9 @@
       </w:tcPr>
     </w:tblStylePr>
   </w:style>
-  <w:style w:type="table" w:customStyle="1" w:styleId="ListTable2-Accent2">
-    <w:name w:val="List Table 2 - Accent 2"/>
-    <w:basedOn w:val="Normlntabulka"/>
+  <w:style w:type="table" w:customStyle="1" w:styleId="ListTable2-Accent21">
+    <w:name w:val="List Table 2 - Accent 21"/>
+    <w:basedOn w:val="TableNormal"/>
     <w:uiPriority w:val="99"/>
     <w:tblPr>
       <w:tblStyleRowBandSize w:val="1"/>
@@ -9439,9 +9400,9 @@
       </w:tcPr>
     </w:tblStylePr>
   </w:style>
-  <w:style w:type="table" w:customStyle="1" w:styleId="ListTable2-Accent3">
-    <w:name w:val="List Table 2 - Accent 3"/>
-    <w:basedOn w:val="Normlntabulka"/>
+  <w:style w:type="table" w:customStyle="1" w:styleId="ListTable2-Accent31">
+    <w:name w:val="List Table 2 - Accent 31"/>
+    <w:basedOn w:val="TableNormal"/>
     <w:uiPriority w:val="99"/>
     <w:tblPr>
       <w:tblStyleRowBandSize w:val="1"/>
@@ -9525,9 +9486,9 @@
       </w:tcPr>
     </w:tblStylePr>
   </w:style>
-  <w:style w:type="table" w:customStyle="1" w:styleId="ListTable2-Accent4">
-    <w:name w:val="List Table 2 - Accent 4"/>
-    <w:basedOn w:val="Normlntabulka"/>
+  <w:style w:type="table" w:customStyle="1" w:styleId="ListTable2-Accent41">
+    <w:name w:val="List Table 2 - Accent 41"/>
+    <w:basedOn w:val="TableNormal"/>
     <w:uiPriority w:val="99"/>
     <w:tblPr>
       <w:tblStyleRowBandSize w:val="1"/>
@@ -9611,9 +9572,9 @@
       </w:tcPr>
     </w:tblStylePr>
   </w:style>
-  <w:style w:type="table" w:customStyle="1" w:styleId="ListTable2-Accent5">
-    <w:name w:val="List Table 2 - Accent 5"/>
-    <w:basedOn w:val="Normlntabulka"/>
+  <w:style w:type="table" w:customStyle="1" w:styleId="ListTable2-Accent51">
+    <w:name w:val="List Table 2 - Accent 51"/>
+    <w:basedOn w:val="TableNormal"/>
     <w:uiPriority w:val="99"/>
     <w:tblPr>
       <w:tblStyleRowBandSize w:val="1"/>
@@ -9697,9 +9658,9 @@
       </w:tcPr>
     </w:tblStylePr>
   </w:style>
-  <w:style w:type="table" w:customStyle="1" w:styleId="ListTable2-Accent6">
-    <w:name w:val="List Table 2 - Accent 6"/>
-    <w:basedOn w:val="Normlntabulka"/>
+  <w:style w:type="table" w:customStyle="1" w:styleId="ListTable2-Accent61">
+    <w:name w:val="List Table 2 - Accent 61"/>
+    <w:basedOn w:val="TableNormal"/>
     <w:uiPriority w:val="99"/>
     <w:tblPr>
       <w:tblStyleRowBandSize w:val="1"/>
@@ -9783,9 +9744,9 @@
       </w:tcPr>
     </w:tblStylePr>
   </w:style>
-  <w:style w:type="table" w:styleId="Tabulkaseznamu3">
+  <w:style w:type="table" w:styleId="ListTable3">
     <w:name w:val="List Table 3"/>
-    <w:basedOn w:val="Normlntabulka"/>
+    <w:basedOn w:val="TableNormal"/>
     <w:uiPriority w:val="99"/>
     <w:tblPr>
       <w:tblStyleRowBandSize w:val="1"/>
@@ -9856,9 +9817,9 @@
       </w:tcPr>
     </w:tblStylePr>
   </w:style>
-  <w:style w:type="table" w:customStyle="1" w:styleId="ListTable3-Accent1">
-    <w:name w:val="List Table 3 - Accent 1"/>
-    <w:basedOn w:val="Normlntabulka"/>
+  <w:style w:type="table" w:customStyle="1" w:styleId="ListTable3-Accent11">
+    <w:name w:val="List Table 3 - Accent 11"/>
+    <w:basedOn w:val="TableNormal"/>
     <w:uiPriority w:val="99"/>
     <w:tblPr>
       <w:tblStyleRowBandSize w:val="1"/>
@@ -9929,9 +9890,9 @@
       </w:tcPr>
     </w:tblStylePr>
   </w:style>
-  <w:style w:type="table" w:customStyle="1" w:styleId="ListTable3-Accent2">
-    <w:name w:val="List Table 3 - Accent 2"/>
-    <w:basedOn w:val="Normlntabulka"/>
+  <w:style w:type="table" w:customStyle="1" w:styleId="ListTable3-Accent21">
+    <w:name w:val="List Table 3 - Accent 21"/>
+    <w:basedOn w:val="TableNormal"/>
     <w:uiPriority w:val="99"/>
     <w:tblPr>
       <w:tblStyleRowBandSize w:val="1"/>
@@ -10002,9 +9963,9 @@
       </w:tcPr>
     </w:tblStylePr>
   </w:style>
-  <w:style w:type="table" w:customStyle="1" w:styleId="ListTable3-Accent3">
-    <w:name w:val="List Table 3 - Accent 3"/>
-    <w:basedOn w:val="Normlntabulka"/>
+  <w:style w:type="table" w:customStyle="1" w:styleId="ListTable3-Accent31">
+    <w:name w:val="List Table 3 - Accent 31"/>
+    <w:basedOn w:val="TableNormal"/>
     <w:uiPriority w:val="99"/>
     <w:tblPr>
       <w:tblStyleRowBandSize w:val="1"/>
@@ -10075,9 +10036,9 @@
       </w:tcPr>
     </w:tblStylePr>
   </w:style>
-  <w:style w:type="table" w:customStyle="1" w:styleId="ListTable3-Accent4">
-    <w:name w:val="List Table 3 - Accent 4"/>
-    <w:basedOn w:val="Normlntabulka"/>
+  <w:style w:type="table" w:customStyle="1" w:styleId="ListTable3-Accent41">
+    <w:name w:val="List Table 3 - Accent 41"/>
+    <w:basedOn w:val="TableNormal"/>
     <w:uiPriority w:val="99"/>
     <w:tblPr>
       <w:tblStyleRowBandSize w:val="1"/>
@@ -10148,9 +10109,9 @@
       </w:tcPr>
     </w:tblStylePr>
   </w:style>
-  <w:style w:type="table" w:customStyle="1" w:styleId="ListTable3-Accent5">
-    <w:name w:val="List Table 3 - Accent 5"/>
-    <w:basedOn w:val="Normlntabulka"/>
+  <w:style w:type="table" w:customStyle="1" w:styleId="ListTable3-Accent51">
+    <w:name w:val="List Table 3 - Accent 51"/>
+    <w:basedOn w:val="TableNormal"/>
     <w:uiPriority w:val="99"/>
     <w:tblPr>
       <w:tblStyleRowBandSize w:val="1"/>
@@ -10221,9 +10182,9 @@
       </w:tcPr>
     </w:tblStylePr>
   </w:style>
-  <w:style w:type="table" w:customStyle="1" w:styleId="ListTable3-Accent6">
-    <w:name w:val="List Table 3 - Accent 6"/>
-    <w:basedOn w:val="Normlntabulka"/>
+  <w:style w:type="table" w:customStyle="1" w:styleId="ListTable3-Accent61">
+    <w:name w:val="List Table 3 - Accent 61"/>
+    <w:basedOn w:val="TableNormal"/>
     <w:uiPriority w:val="99"/>
     <w:tblPr>
       <w:tblStyleRowBandSize w:val="1"/>
@@ -10294,9 +10255,9 @@
       </w:tcPr>
     </w:tblStylePr>
   </w:style>
-  <w:style w:type="table" w:styleId="Tabulkaseznamu4">
+  <w:style w:type="table" w:styleId="ListTable4">
     <w:name w:val="List Table 4"/>
-    <w:basedOn w:val="Normlntabulka"/>
+    <w:basedOn w:val="TableNormal"/>
     <w:uiPriority w:val="99"/>
     <w:tblPr>
       <w:tblStyleRowBandSize w:val="1"/>
@@ -10362,9 +10323,9 @@
       </w:tcPr>
     </w:tblStylePr>
   </w:style>
-  <w:style w:type="table" w:customStyle="1" w:styleId="ListTable4-Accent1">
-    <w:name w:val="List Table 4 - Accent 1"/>
-    <w:basedOn w:val="Normlntabulka"/>
+  <w:style w:type="table" w:customStyle="1" w:styleId="ListTable4-Accent11">
+    <w:name w:val="List Table 4 - Accent 11"/>
+    <w:basedOn w:val="TableNormal"/>
     <w:uiPriority w:val="99"/>
     <w:tblPr>
       <w:tblStyleRowBandSize w:val="1"/>
@@ -10430,9 +10391,9 @@
       </w:tcPr>
     </w:tblStylePr>
   </w:style>
-  <w:style w:type="table" w:customStyle="1" w:styleId="ListTable4-Accent2">
-    <w:name w:val="List Table 4 - Accent 2"/>
-    <w:basedOn w:val="Normlntabulka"/>
+  <w:style w:type="table" w:customStyle="1" w:styleId="ListTable4-Accent21">
+    <w:name w:val="List Table 4 - Accent 21"/>
+    <w:basedOn w:val="TableNormal"/>
     <w:uiPriority w:val="99"/>
     <w:tblPr>
       <w:tblStyleRowBandSize w:val="1"/>
@@ -10498,9 +10459,9 @@
       </w:tcPr>
     </w:tblStylePr>
   </w:style>
-  <w:style w:type="table" w:customStyle="1" w:styleId="ListTable4-Accent3">
-    <w:name w:val="List Table 4 - Accent 3"/>
-    <w:basedOn w:val="Normlntabulka"/>
+  <w:style w:type="table" w:customStyle="1" w:styleId="ListTable4-Accent31">
+    <w:name w:val="List Table 4 - Accent 31"/>
+    <w:basedOn w:val="TableNormal"/>
     <w:uiPriority w:val="99"/>
     <w:tblPr>
       <w:tblStyleRowBandSize w:val="1"/>
@@ -10566,9 +10527,9 @@
       </w:tcPr>
     </w:tblStylePr>
   </w:style>
-  <w:style w:type="table" w:customStyle="1" w:styleId="ListTable4-Accent4">
-    <w:name w:val="List Table 4 - Accent 4"/>
-    <w:basedOn w:val="Normlntabulka"/>
+  <w:style w:type="table" w:customStyle="1" w:styleId="ListTable4-Accent41">
+    <w:name w:val="List Table 4 - Accent 41"/>
+    <w:basedOn w:val="TableNormal"/>
     <w:uiPriority w:val="99"/>
     <w:tblPr>
       <w:tblStyleRowBandSize w:val="1"/>
@@ -10634,9 +10595,9 @@
       </w:tcPr>
     </w:tblStylePr>
   </w:style>
-  <w:style w:type="table" w:customStyle="1" w:styleId="ListTable4-Accent5">
-    <w:name w:val="List Table 4 - Accent 5"/>
-    <w:basedOn w:val="Normlntabulka"/>
+  <w:style w:type="table" w:customStyle="1" w:styleId="ListTable4-Accent51">
+    <w:name w:val="List Table 4 - Accent 51"/>
+    <w:basedOn w:val="TableNormal"/>
     <w:uiPriority w:val="99"/>
     <w:tblPr>
       <w:tblStyleRowBandSize w:val="1"/>
@@ -10702,9 +10663,9 @@
       </w:tcPr>
     </w:tblStylePr>
   </w:style>
-  <w:style w:type="table" w:customStyle="1" w:styleId="ListTable4-Accent6">
-    <w:name w:val="List Table 4 - Accent 6"/>
-    <w:basedOn w:val="Normlntabulka"/>
+  <w:style w:type="table" w:customStyle="1" w:styleId="ListTable4-Accent61">
+    <w:name w:val="List Table 4 - Accent 61"/>
+    <w:basedOn w:val="TableNormal"/>
     <w:uiPriority w:val="99"/>
     <w:tblPr>
       <w:tblStyleRowBandSize w:val="1"/>
@@ -10770,9 +10731,9 @@
       </w:tcPr>
     </w:tblStylePr>
   </w:style>
-  <w:style w:type="table" w:styleId="Tmavtabulkaseznamu5">
+  <w:style w:type="table" w:styleId="ListTable5Dark">
     <w:name w:val="List Table 5 Dark"/>
-    <w:basedOn w:val="Normlntabulka"/>
+    <w:basedOn w:val="TableNormal"/>
     <w:uiPriority w:val="99"/>
     <w:tblPr>
       <w:tblStyleRowBandSize w:val="1"/>
@@ -10873,9 +10834,9 @@
       </w:tcPr>
     </w:tblStylePr>
   </w:style>
-  <w:style w:type="table" w:customStyle="1" w:styleId="ListTable5Dark-Accent1">
-    <w:name w:val="List Table 5 Dark - Accent 1"/>
-    <w:basedOn w:val="Normlntabulka"/>
+  <w:style w:type="table" w:customStyle="1" w:styleId="ListTable5Dark-Accent11">
+    <w:name w:val="List Table 5 Dark - Accent 11"/>
+    <w:basedOn w:val="TableNormal"/>
     <w:uiPriority w:val="99"/>
     <w:tblPr>
       <w:tblStyleRowBandSize w:val="1"/>
@@ -10976,9 +10937,9 @@
       </w:tcPr>
     </w:tblStylePr>
   </w:style>
-  <w:style w:type="table" w:customStyle="1" w:styleId="ListTable5Dark-Accent2">
-    <w:name w:val="List Table 5 Dark - Accent 2"/>
-    <w:basedOn w:val="Normlntabulka"/>
+  <w:style w:type="table" w:customStyle="1" w:styleId="ListTable5Dark-Accent21">
+    <w:name w:val="List Table 5 Dark - Accent 21"/>
+    <w:basedOn w:val="TableNormal"/>
     <w:uiPriority w:val="99"/>
     <w:tblPr>
       <w:tblStyleRowBandSize w:val="1"/>
@@ -11079,9 +11040,9 @@
       </w:tcPr>
     </w:tblStylePr>
   </w:style>
-  <w:style w:type="table" w:customStyle="1" w:styleId="ListTable5Dark-Accent3">
-    <w:name w:val="List Table 5 Dark - Accent 3"/>
-    <w:basedOn w:val="Normlntabulka"/>
+  <w:style w:type="table" w:customStyle="1" w:styleId="ListTable5Dark-Accent31">
+    <w:name w:val="List Table 5 Dark - Accent 31"/>
+    <w:basedOn w:val="TableNormal"/>
     <w:uiPriority w:val="99"/>
     <w:tblPr>
       <w:tblStyleRowBandSize w:val="1"/>
@@ -11182,9 +11143,9 @@
       </w:tcPr>
     </w:tblStylePr>
   </w:style>
-  <w:style w:type="table" w:customStyle="1" w:styleId="ListTable5Dark-Accent4">
-    <w:name w:val="List Table 5 Dark - Accent 4"/>
-    <w:basedOn w:val="Normlntabulka"/>
+  <w:style w:type="table" w:customStyle="1" w:styleId="ListTable5Dark-Accent41">
+    <w:name w:val="List Table 5 Dark - Accent 41"/>
+    <w:basedOn w:val="TableNormal"/>
     <w:uiPriority w:val="99"/>
     <w:tblPr>
       <w:tblStyleRowBandSize w:val="1"/>
@@ -11285,9 +11246,9 @@
       </w:tcPr>
     </w:tblStylePr>
   </w:style>
-  <w:style w:type="table" w:customStyle="1" w:styleId="ListTable5Dark-Accent5">
-    <w:name w:val="List Table 5 Dark - Accent 5"/>
-    <w:basedOn w:val="Normlntabulka"/>
+  <w:style w:type="table" w:customStyle="1" w:styleId="ListTable5Dark-Accent51">
+    <w:name w:val="List Table 5 Dark - Accent 51"/>
+    <w:basedOn w:val="TableNormal"/>
     <w:uiPriority w:val="99"/>
     <w:tblPr>
       <w:tblStyleRowBandSize w:val="1"/>
@@ -11388,9 +11349,9 @@
       </w:tcPr>
     </w:tblStylePr>
   </w:style>
-  <w:style w:type="table" w:customStyle="1" w:styleId="ListTable5Dark-Accent6">
-    <w:name w:val="List Table 5 Dark - Accent 6"/>
-    <w:basedOn w:val="Normlntabulka"/>
+  <w:style w:type="table" w:customStyle="1" w:styleId="ListTable5Dark-Accent61">
+    <w:name w:val="List Table 5 Dark - Accent 61"/>
+    <w:basedOn w:val="TableNormal"/>
     <w:uiPriority w:val="99"/>
     <w:tblPr>
       <w:tblStyleRowBandSize w:val="1"/>
@@ -11491,9 +11452,9 @@
       </w:tcPr>
     </w:tblStylePr>
   </w:style>
-  <w:style w:type="table" w:styleId="Barevntabulkaseznamu6">
+  <w:style w:type="table" w:styleId="ListTable6Colourful">
     <w:name w:val="List Table 6 Colorful"/>
-    <w:basedOn w:val="Normlntabulka"/>
+    <w:basedOn w:val="TableNormal"/>
     <w:uiPriority w:val="99"/>
     <w:tblPr>
       <w:tblStyleRowBandSize w:val="1"/>
@@ -11566,7 +11527,7 @@
   </w:style>
   <w:style w:type="table" w:customStyle="1" w:styleId="ListTable6Colorful-Accent1">
     <w:name w:val="List Table 6 Colorful - Accent 1"/>
-    <w:basedOn w:val="Normlntabulka"/>
+    <w:basedOn w:val="TableNormal"/>
     <w:uiPriority w:val="99"/>
     <w:tblPr>
       <w:tblStyleRowBandSize w:val="1"/>
@@ -11639,7 +11600,7 @@
   </w:style>
   <w:style w:type="table" w:customStyle="1" w:styleId="ListTable6Colorful-Accent2">
     <w:name w:val="List Table 6 Colorful - Accent 2"/>
-    <w:basedOn w:val="Normlntabulka"/>
+    <w:basedOn w:val="TableNormal"/>
     <w:uiPriority w:val="99"/>
     <w:tblPr>
       <w:tblStyleRowBandSize w:val="1"/>
@@ -11712,7 +11673,7 @@
   </w:style>
   <w:style w:type="table" w:customStyle="1" w:styleId="ListTable6Colorful-Accent3">
     <w:name w:val="List Table 6 Colorful - Accent 3"/>
-    <w:basedOn w:val="Normlntabulka"/>
+    <w:basedOn w:val="TableNormal"/>
     <w:uiPriority w:val="99"/>
     <w:tblPr>
       <w:tblStyleRowBandSize w:val="1"/>
@@ -11785,7 +11746,7 @@
   </w:style>
   <w:style w:type="table" w:customStyle="1" w:styleId="ListTable6Colorful-Accent4">
     <w:name w:val="List Table 6 Colorful - Accent 4"/>
-    <w:basedOn w:val="Normlntabulka"/>
+    <w:basedOn w:val="TableNormal"/>
     <w:uiPriority w:val="99"/>
     <w:tblPr>
       <w:tblStyleRowBandSize w:val="1"/>
@@ -11858,7 +11819,7 @@
   </w:style>
   <w:style w:type="table" w:customStyle="1" w:styleId="ListTable6Colorful-Accent5">
     <w:name w:val="List Table 6 Colorful - Accent 5"/>
-    <w:basedOn w:val="Normlntabulka"/>
+    <w:basedOn w:val="TableNormal"/>
     <w:uiPriority w:val="99"/>
     <w:tblPr>
       <w:tblStyleRowBandSize w:val="1"/>
@@ -11931,7 +11892,7 @@
   </w:style>
   <w:style w:type="table" w:customStyle="1" w:styleId="ListTable6Colorful-Accent6">
     <w:name w:val="List Table 6 Colorful - Accent 6"/>
-    <w:basedOn w:val="Normlntabulka"/>
+    <w:basedOn w:val="TableNormal"/>
     <w:uiPriority w:val="99"/>
     <w:tblPr>
       <w:tblStyleRowBandSize w:val="1"/>
@@ -12002,9 +11963,9 @@
       </w:rPr>
     </w:tblStylePr>
   </w:style>
-  <w:style w:type="table" w:styleId="Barevntabulkaseznamu7">
+  <w:style w:type="table" w:styleId="ListTable7Colourful">
     <w:name w:val="List Table 7 Colorful"/>
-    <w:basedOn w:val="Normlntabulka"/>
+    <w:basedOn w:val="TableNormal"/>
     <w:uiPriority w:val="99"/>
     <w:tblPr>
       <w:tblStyleRowBandSize w:val="1"/>
@@ -12115,7 +12076,7 @@
   </w:style>
   <w:style w:type="table" w:customStyle="1" w:styleId="ListTable7Colorful-Accent1">
     <w:name w:val="List Table 7 Colorful - Accent 1"/>
-    <w:basedOn w:val="Normlntabulka"/>
+    <w:basedOn w:val="TableNormal"/>
     <w:uiPriority w:val="99"/>
     <w:tblPr>
       <w:tblStyleRowBandSize w:val="1"/>
@@ -12226,7 +12187,7 @@
   </w:style>
   <w:style w:type="table" w:customStyle="1" w:styleId="ListTable7Colorful-Accent2">
     <w:name w:val="List Table 7 Colorful - Accent 2"/>
-    <w:basedOn w:val="Normlntabulka"/>
+    <w:basedOn w:val="TableNormal"/>
     <w:uiPriority w:val="99"/>
     <w:tblPr>
       <w:tblStyleRowBandSize w:val="1"/>
@@ -12337,7 +12298,7 @@
   </w:style>
   <w:style w:type="table" w:customStyle="1" w:styleId="ListTable7Colorful-Accent3">
     <w:name w:val="List Table 7 Colorful - Accent 3"/>
-    <w:basedOn w:val="Normlntabulka"/>
+    <w:basedOn w:val="TableNormal"/>
     <w:uiPriority w:val="99"/>
     <w:tblPr>
       <w:tblStyleRowBandSize w:val="1"/>
@@ -12448,7 +12409,7 @@
   </w:style>
   <w:style w:type="table" w:customStyle="1" w:styleId="ListTable7Colorful-Accent4">
     <w:name w:val="List Table 7 Colorful - Accent 4"/>
-    <w:basedOn w:val="Normlntabulka"/>
+    <w:basedOn w:val="TableNormal"/>
     <w:uiPriority w:val="99"/>
     <w:tblPr>
       <w:tblStyleRowBandSize w:val="1"/>
@@ -12559,7 +12520,7 @@
   </w:style>
   <w:style w:type="table" w:customStyle="1" w:styleId="ListTable7Colorful-Accent5">
     <w:name w:val="List Table 7 Colorful - Accent 5"/>
-    <w:basedOn w:val="Normlntabulka"/>
+    <w:basedOn w:val="TableNormal"/>
     <w:uiPriority w:val="99"/>
     <w:tblPr>
       <w:tblStyleRowBandSize w:val="1"/>
@@ -12670,7 +12631,7 @@
   </w:style>
   <w:style w:type="table" w:customStyle="1" w:styleId="ListTable7Colorful-Accent6">
     <w:name w:val="List Table 7 Colorful - Accent 6"/>
-    <w:basedOn w:val="Normlntabulka"/>
+    <w:basedOn w:val="TableNormal"/>
     <w:uiPriority w:val="99"/>
     <w:tblPr>
       <w:tblStyleRowBandSize w:val="1"/>
@@ -12781,7 +12742,7 @@
   </w:style>
   <w:style w:type="table" w:customStyle="1" w:styleId="Lined-Accent">
     <w:name w:val="Lined - Accent"/>
-    <w:basedOn w:val="Normlntabulka"/>
+    <w:basedOn w:val="TableNormal"/>
     <w:uiPriority w:val="99"/>
     <w:rPr>
       <w:color w:val="404040"/>
@@ -12873,7 +12834,7 @@
   </w:style>
   <w:style w:type="table" w:customStyle="1" w:styleId="Lined-Accent1">
     <w:name w:val="Lined - Accent 1"/>
-    <w:basedOn w:val="Normlntabulka"/>
+    <w:basedOn w:val="TableNormal"/>
     <w:uiPriority w:val="99"/>
     <w:rPr>
       <w:color w:val="404040"/>
@@ -12965,7 +12926,7 @@
   </w:style>
   <w:style w:type="table" w:customStyle="1" w:styleId="Lined-Accent2">
     <w:name w:val="Lined - Accent 2"/>
-    <w:basedOn w:val="Normlntabulka"/>
+    <w:basedOn w:val="TableNormal"/>
     <w:uiPriority w:val="99"/>
     <w:rPr>
       <w:color w:val="404040"/>
@@ -13057,7 +13018,7 @@
   </w:style>
   <w:style w:type="table" w:customStyle="1" w:styleId="Lined-Accent3">
     <w:name w:val="Lined - Accent 3"/>
-    <w:basedOn w:val="Normlntabulka"/>
+    <w:basedOn w:val="TableNormal"/>
     <w:uiPriority w:val="99"/>
     <w:rPr>
       <w:color w:val="404040"/>
@@ -13149,7 +13110,7 @@
   </w:style>
   <w:style w:type="table" w:customStyle="1" w:styleId="Lined-Accent4">
     <w:name w:val="Lined - Accent 4"/>
-    <w:basedOn w:val="Normlntabulka"/>
+    <w:basedOn w:val="TableNormal"/>
     <w:uiPriority w:val="99"/>
     <w:rPr>
       <w:color w:val="404040"/>
@@ -13241,7 +13202,7 @@
   </w:style>
   <w:style w:type="table" w:customStyle="1" w:styleId="Lined-Accent5">
     <w:name w:val="Lined - Accent 5"/>
-    <w:basedOn w:val="Normlntabulka"/>
+    <w:basedOn w:val="TableNormal"/>
     <w:uiPriority w:val="99"/>
     <w:rPr>
       <w:color w:val="404040"/>
@@ -13333,7 +13294,7 @@
   </w:style>
   <w:style w:type="table" w:customStyle="1" w:styleId="Lined-Accent6">
     <w:name w:val="Lined - Accent 6"/>
-    <w:basedOn w:val="Normlntabulka"/>
+    <w:basedOn w:val="TableNormal"/>
     <w:uiPriority w:val="99"/>
     <w:rPr>
       <w:color w:val="404040"/>
@@ -13425,7 +13386,7 @@
   </w:style>
   <w:style w:type="table" w:customStyle="1" w:styleId="BorderedLined-Accent">
     <w:name w:val="Bordered &amp; Lined - Accent"/>
-    <w:basedOn w:val="Normlntabulka"/>
+    <w:basedOn w:val="TableNormal"/>
     <w:uiPriority w:val="99"/>
     <w:rPr>
       <w:color w:val="404040"/>
@@ -13525,7 +13486,7 @@
   </w:style>
   <w:style w:type="table" w:customStyle="1" w:styleId="BorderedLined-Accent1">
     <w:name w:val="Bordered &amp; Lined - Accent 1"/>
-    <w:basedOn w:val="Normlntabulka"/>
+    <w:basedOn w:val="TableNormal"/>
     <w:uiPriority w:val="99"/>
     <w:rPr>
       <w:color w:val="404040"/>
@@ -13625,7 +13586,7 @@
   </w:style>
   <w:style w:type="table" w:customStyle="1" w:styleId="BorderedLined-Accent2">
     <w:name w:val="Bordered &amp; Lined - Accent 2"/>
-    <w:basedOn w:val="Normlntabulka"/>
+    <w:basedOn w:val="TableNormal"/>
     <w:uiPriority w:val="99"/>
     <w:rPr>
       <w:color w:val="404040"/>
@@ -13725,7 +13686,7 @@
   </w:style>
   <w:style w:type="table" w:customStyle="1" w:styleId="BorderedLined-Accent3">
     <w:name w:val="Bordered &amp; Lined - Accent 3"/>
-    <w:basedOn w:val="Normlntabulka"/>
+    <w:basedOn w:val="TableNormal"/>
     <w:uiPriority w:val="99"/>
     <w:rPr>
       <w:color w:val="404040"/>
@@ -13825,7 +13786,7 @@
   </w:style>
   <w:style w:type="table" w:customStyle="1" w:styleId="BorderedLined-Accent4">
     <w:name w:val="Bordered &amp; Lined - Accent 4"/>
-    <w:basedOn w:val="Normlntabulka"/>
+    <w:basedOn w:val="TableNormal"/>
     <w:uiPriority w:val="99"/>
     <w:rPr>
       <w:color w:val="404040"/>
@@ -13925,7 +13886,7 @@
   </w:style>
   <w:style w:type="table" w:customStyle="1" w:styleId="BorderedLined-Accent5">
     <w:name w:val="Bordered &amp; Lined - Accent 5"/>
-    <w:basedOn w:val="Normlntabulka"/>
+    <w:basedOn w:val="TableNormal"/>
     <w:uiPriority w:val="99"/>
     <w:rPr>
       <w:color w:val="404040"/>
@@ -14025,7 +13986,7 @@
   </w:style>
   <w:style w:type="table" w:customStyle="1" w:styleId="BorderedLined-Accent6">
     <w:name w:val="Bordered &amp; Lined - Accent 6"/>
-    <w:basedOn w:val="Normlntabulka"/>
+    <w:basedOn w:val="TableNormal"/>
     <w:uiPriority w:val="99"/>
     <w:rPr>
       <w:color w:val="404040"/>
@@ -14125,7 +14086,7 @@
   </w:style>
   <w:style w:type="table" w:customStyle="1" w:styleId="Bordered">
     <w:name w:val="Bordered"/>
-    <w:basedOn w:val="Normlntabulka"/>
+    <w:basedOn w:val="TableNormal"/>
     <w:uiPriority w:val="99"/>
     <w:tblPr>
       <w:tblStyleRowBandSize w:val="1"/>
@@ -14204,7 +14165,7 @@
   </w:style>
   <w:style w:type="table" w:customStyle="1" w:styleId="Bordered-Accent1">
     <w:name w:val="Bordered - Accent 1"/>
-    <w:basedOn w:val="Normlntabulka"/>
+    <w:basedOn w:val="TableNormal"/>
     <w:uiPriority w:val="99"/>
     <w:tblPr>
       <w:tblStyleRowBandSize w:val="1"/>
@@ -14283,7 +14244,7 @@
   </w:style>
   <w:style w:type="table" w:customStyle="1" w:styleId="Bordered-Accent2">
     <w:name w:val="Bordered - Accent 2"/>
-    <w:basedOn w:val="Normlntabulka"/>
+    <w:basedOn w:val="TableNormal"/>
     <w:uiPriority w:val="99"/>
     <w:tblPr>
       <w:tblStyleRowBandSize w:val="1"/>
@@ -14362,7 +14323,7 @@
   </w:style>
   <w:style w:type="table" w:customStyle="1" w:styleId="Bordered-Accent3">
     <w:name w:val="Bordered - Accent 3"/>
-    <w:basedOn w:val="Normlntabulka"/>
+    <w:basedOn w:val="TableNormal"/>
     <w:uiPriority w:val="99"/>
     <w:tblPr>
       <w:tblStyleRowBandSize w:val="1"/>
@@ -14441,7 +14402,7 @@
   </w:style>
   <w:style w:type="table" w:customStyle="1" w:styleId="Bordered-Accent4">
     <w:name w:val="Bordered - Accent 4"/>
-    <w:basedOn w:val="Normlntabulka"/>
+    <w:basedOn w:val="TableNormal"/>
     <w:uiPriority w:val="99"/>
     <w:tblPr>
       <w:tblStyleRowBandSize w:val="1"/>
@@ -14520,7 +14481,7 @@
   </w:style>
   <w:style w:type="table" w:customStyle="1" w:styleId="Bordered-Accent5">
     <w:name w:val="Bordered - Accent 5"/>
-    <w:basedOn w:val="Normlntabulka"/>
+    <w:basedOn w:val="TableNormal"/>
     <w:uiPriority w:val="99"/>
     <w:tblPr>
       <w:tblStyleRowBandSize w:val="1"/>
@@ -14599,7 +14560,7 @@
   </w:style>
   <w:style w:type="table" w:customStyle="1" w:styleId="Bordered-Accent6">
     <w:name w:val="Bordered - Accent 6"/>
-    <w:basedOn w:val="Normlntabulka"/>
+    <w:basedOn w:val="TableNormal"/>
     <w:uiPriority w:val="99"/>
     <w:tblPr>
       <w:tblStyleRowBandSize w:val="1"/>
@@ -14678,7 +14639,7 @@
   </w:style>
   <w:style w:type="character" w:customStyle="1" w:styleId="Heading1Char">
     <w:name w:val="Heading 1 Char"/>
-    <w:basedOn w:val="Standardnpsmoodstavce"/>
+    <w:basedOn w:val="DefaultParagraphFont"/>
     <w:uiPriority w:val="9"/>
     <w:rPr>
       <w:rFonts w:ascii="Arial" w:eastAsia="Arial" w:hAnsi="Arial" w:cs="Arial"/>
@@ -14689,7 +14650,7 @@
   </w:style>
   <w:style w:type="character" w:customStyle="1" w:styleId="Heading2Char">
     <w:name w:val="Heading 2 Char"/>
-    <w:basedOn w:val="Standardnpsmoodstavce"/>
+    <w:basedOn w:val="DefaultParagraphFont"/>
     <w:uiPriority w:val="9"/>
     <w:rPr>
       <w:rFonts w:ascii="Arial" w:eastAsia="Arial" w:hAnsi="Arial" w:cs="Arial"/>
@@ -14700,7 +14661,7 @@
   </w:style>
   <w:style w:type="character" w:customStyle="1" w:styleId="Heading3Char">
     <w:name w:val="Heading 3 Char"/>
-    <w:basedOn w:val="Standardnpsmoodstavce"/>
+    <w:basedOn w:val="DefaultParagraphFont"/>
     <w:uiPriority w:val="9"/>
     <w:rPr>
       <w:rFonts w:ascii="Arial" w:eastAsia="Arial" w:hAnsi="Arial" w:cs="Arial"/>
@@ -14711,7 +14672,7 @@
   </w:style>
   <w:style w:type="character" w:customStyle="1" w:styleId="Heading4Char">
     <w:name w:val="Heading 4 Char"/>
-    <w:basedOn w:val="Standardnpsmoodstavce"/>
+    <w:basedOn w:val="DefaultParagraphFont"/>
     <w:uiPriority w:val="9"/>
     <w:rPr>
       <w:rFonts w:ascii="Arial" w:eastAsia="Arial" w:hAnsi="Arial" w:cs="Arial"/>
@@ -14722,7 +14683,7 @@
   </w:style>
   <w:style w:type="character" w:customStyle="1" w:styleId="Heading5Char">
     <w:name w:val="Heading 5 Char"/>
-    <w:basedOn w:val="Standardnpsmoodstavce"/>
+    <w:basedOn w:val="DefaultParagraphFont"/>
     <w:uiPriority w:val="9"/>
     <w:rPr>
       <w:rFonts w:ascii="Arial" w:eastAsia="Arial" w:hAnsi="Arial" w:cs="Arial"/>
@@ -14731,7 +14692,7 @@
   </w:style>
   <w:style w:type="character" w:customStyle="1" w:styleId="Heading6Char">
     <w:name w:val="Heading 6 Char"/>
-    <w:basedOn w:val="Standardnpsmoodstavce"/>
+    <w:basedOn w:val="DefaultParagraphFont"/>
     <w:uiPriority w:val="9"/>
     <w:rPr>
       <w:rFonts w:ascii="Arial" w:eastAsia="Arial" w:hAnsi="Arial" w:cs="Arial"/>
@@ -14742,7 +14703,7 @@
   </w:style>
   <w:style w:type="character" w:customStyle="1" w:styleId="Heading7Char">
     <w:name w:val="Heading 7 Char"/>
-    <w:basedOn w:val="Standardnpsmoodstavce"/>
+    <w:basedOn w:val="DefaultParagraphFont"/>
     <w:uiPriority w:val="9"/>
     <w:rPr>
       <w:rFonts w:ascii="Arial" w:eastAsia="Arial" w:hAnsi="Arial" w:cs="Arial"/>
@@ -14751,7 +14712,7 @@
   </w:style>
   <w:style w:type="character" w:customStyle="1" w:styleId="Heading8Char">
     <w:name w:val="Heading 8 Char"/>
-    <w:basedOn w:val="Standardnpsmoodstavce"/>
+    <w:basedOn w:val="DefaultParagraphFont"/>
     <w:uiPriority w:val="9"/>
     <w:rPr>
       <w:rFonts w:ascii="Arial" w:eastAsia="Arial" w:hAnsi="Arial" w:cs="Arial"/>
@@ -14762,7 +14723,7 @@
   </w:style>
   <w:style w:type="character" w:customStyle="1" w:styleId="Heading9Char">
     <w:name w:val="Heading 9 Char"/>
-    <w:basedOn w:val="Standardnpsmoodstavce"/>
+    <w:basedOn w:val="DefaultParagraphFont"/>
     <w:uiPriority w:val="9"/>
     <w:rPr>
       <w:rFonts w:ascii="Arial" w:eastAsia="Arial" w:hAnsi="Arial" w:cs="Arial"/>
@@ -14773,7 +14734,7 @@
   </w:style>
   <w:style w:type="character" w:customStyle="1" w:styleId="TitleChar">
     <w:name w:val="Title Char"/>
-    <w:basedOn w:val="Standardnpsmoodstavce"/>
+    <w:basedOn w:val="DefaultParagraphFont"/>
     <w:uiPriority w:val="10"/>
     <w:rPr>
       <w:rFonts w:ascii="Arial" w:eastAsia="Arial" w:hAnsi="Arial" w:cs="Arial"/>
@@ -14782,10 +14743,10 @@
       <w:szCs w:val="56"/>
     </w:rPr>
   </w:style>
-  <w:style w:type="character" w:customStyle="1" w:styleId="PodnadpisChar">
-    <w:name w:val="Podnadpis Char"/>
-    <w:basedOn w:val="Standardnpsmoodstavce"/>
-    <w:link w:val="Podnadpis"/>
+  <w:style w:type="character" w:customStyle="1" w:styleId="SubtitleChar">
+    <w:name w:val="Subtitle Char"/>
+    <w:basedOn w:val="DefaultParagraphFont"/>
+    <w:link w:val="Subtitle"/>
     <w:uiPriority w:val="11"/>
     <w:rPr>
       <w:color w:val="595959" w:themeColor="text1" w:themeTint="A6"/>
@@ -14794,11 +14755,11 @@
       <w:szCs w:val="28"/>
     </w:rPr>
   </w:style>
-  <w:style w:type="paragraph" w:styleId="Citt">
+  <w:style w:type="paragraph" w:styleId="Quote">
     <w:name w:val="Quote"/>
-    <w:basedOn w:val="Normln"/>
-    <w:next w:val="Normln"/>
-    <w:link w:val="CittChar"/>
+    <w:basedOn w:val="Normal"/>
+    <w:next w:val="Normal"/>
+    <w:link w:val="QuoteChar"/>
     <w:uiPriority w:val="29"/>
     <w:qFormat/>
     <w:pPr>
@@ -14811,10 +14772,10 @@
       <w:color w:val="404040" w:themeColor="text1" w:themeTint="BF"/>
     </w:rPr>
   </w:style>
-  <w:style w:type="character" w:customStyle="1" w:styleId="CittChar">
-    <w:name w:val="Citát Char"/>
-    <w:basedOn w:val="Standardnpsmoodstavce"/>
-    <w:link w:val="Citt"/>
+  <w:style w:type="character" w:customStyle="1" w:styleId="QuoteChar">
+    <w:name w:val="Quote Char"/>
+    <w:basedOn w:val="DefaultParagraphFont"/>
+    <w:link w:val="Quote"/>
     <w:uiPriority w:val="29"/>
     <w:rPr>
       <w:i/>
@@ -14822,9 +14783,9 @@
       <w:color w:val="404040" w:themeColor="text1" w:themeTint="BF"/>
     </w:rPr>
   </w:style>
-  <w:style w:type="paragraph" w:styleId="Odstavecseseznamem">
+  <w:style w:type="paragraph" w:styleId="ListParagraph">
     <w:name w:val="List Paragraph"/>
-    <w:basedOn w:val="Normln"/>
+    <w:basedOn w:val="Normal"/>
     <w:uiPriority w:val="34"/>
     <w:qFormat/>
     <w:pPr>
@@ -14832,9 +14793,9 @@
       <w:contextualSpacing/>
     </w:pPr>
   </w:style>
-  <w:style w:type="character" w:styleId="Zdraznnintenzivn">
+  <w:style w:type="character" w:styleId="IntenseEmphasis">
     <w:name w:val="Intense Emphasis"/>
-    <w:basedOn w:val="Standardnpsmoodstavce"/>
+    <w:basedOn w:val="DefaultParagraphFont"/>
     <w:uiPriority w:val="21"/>
     <w:qFormat/>
     <w:rPr>
@@ -14843,11 +14804,11 @@
       <w:color w:val="365F91" w:themeColor="accent1" w:themeShade="BF"/>
     </w:rPr>
   </w:style>
-  <w:style w:type="paragraph" w:styleId="Vrazncitt">
+  <w:style w:type="paragraph" w:styleId="IntenseQuote">
     <w:name w:val="Intense Quote"/>
-    <w:basedOn w:val="Normln"/>
-    <w:next w:val="Normln"/>
-    <w:link w:val="VrazncittChar"/>
+    <w:basedOn w:val="Normal"/>
+    <w:next w:val="Normal"/>
+    <w:link w:val="IntenseQuoteChar"/>
     <w:uiPriority w:val="30"/>
     <w:qFormat/>
     <w:pPr>
@@ -14865,10 +14826,10 @@
       <w:color w:val="365F91" w:themeColor="accent1" w:themeShade="BF"/>
     </w:rPr>
   </w:style>
-  <w:style w:type="character" w:customStyle="1" w:styleId="VrazncittChar">
-    <w:name w:val="Výrazný citát Char"/>
-    <w:basedOn w:val="Standardnpsmoodstavce"/>
-    <w:link w:val="Vrazncitt"/>
+  <w:style w:type="character" w:customStyle="1" w:styleId="IntenseQuoteChar">
+    <w:name w:val="Intense Quote Char"/>
+    <w:basedOn w:val="DefaultParagraphFont"/>
+    <w:link w:val="IntenseQuote"/>
     <w:uiPriority w:val="30"/>
     <w:rPr>
       <w:i/>
@@ -14876,9 +14837,9 @@
       <w:color w:val="365F91" w:themeColor="accent1" w:themeShade="BF"/>
     </w:rPr>
   </w:style>
-  <w:style w:type="character" w:styleId="Odkazintenzivn">
+  <w:style w:type="character" w:styleId="IntenseReference">
     <w:name w:val="Intense Reference"/>
-    <w:basedOn w:val="Standardnpsmoodstavce"/>
+    <w:basedOn w:val="DefaultParagraphFont"/>
     <w:uiPriority w:val="32"/>
     <w:qFormat/>
     <w:rPr>
@@ -14889,15 +14850,15 @@
       <w:spacing w:val="5"/>
     </w:rPr>
   </w:style>
-  <w:style w:type="paragraph" w:styleId="Bezmezer">
+  <w:style w:type="paragraph" w:styleId="NoSpacing">
     <w:name w:val="No Spacing"/>
-    <w:basedOn w:val="Normln"/>
+    <w:basedOn w:val="Normal"/>
     <w:uiPriority w:val="1"/>
     <w:qFormat/>
   </w:style>
-  <w:style w:type="character" w:styleId="Zdraznnjemn">
+  <w:style w:type="character" w:styleId="SubtleEmphasis">
     <w:name w:val="Subtle Emphasis"/>
-    <w:basedOn w:val="Standardnpsmoodstavce"/>
+    <w:basedOn w:val="DefaultParagraphFont"/>
     <w:uiPriority w:val="19"/>
     <w:qFormat/>
     <w:rPr>
@@ -14906,9 +14867,9 @@
       <w:color w:val="404040" w:themeColor="text1" w:themeTint="BF"/>
     </w:rPr>
   </w:style>
-  <w:style w:type="character" w:styleId="Odkazjemn">
+  <w:style w:type="character" w:styleId="SubtleReference">
     <w:name w:val="Subtle Reference"/>
-    <w:basedOn w:val="Standardnpsmoodstavce"/>
+    <w:basedOn w:val="DefaultParagraphFont"/>
     <w:uiPriority w:val="31"/>
     <w:qFormat/>
     <w:rPr>
@@ -14916,9 +14877,9 @@
       <w:color w:val="5A5A5A" w:themeColor="text1" w:themeTint="A5"/>
     </w:rPr>
   </w:style>
-  <w:style w:type="character" w:styleId="Nzevknihy">
+  <w:style w:type="character" w:styleId="BookTitle">
     <w:name w:val="Book Title"/>
-    <w:basedOn w:val="Standardnpsmoodstavce"/>
+    <w:basedOn w:val="DefaultParagraphFont"/>
     <w:uiPriority w:val="33"/>
     <w:qFormat/>
     <w:rPr>
@@ -14931,17 +14892,17 @@
   </w:style>
   <w:style w:type="character" w:customStyle="1" w:styleId="HeaderChar">
     <w:name w:val="Header Char"/>
-    <w:basedOn w:val="Standardnpsmoodstavce"/>
+    <w:basedOn w:val="DefaultParagraphFont"/>
     <w:uiPriority w:val="99"/>
   </w:style>
   <w:style w:type="character" w:customStyle="1" w:styleId="FooterChar">
     <w:name w:val="Footer Char"/>
-    <w:basedOn w:val="Standardnpsmoodstavce"/>
+    <w:basedOn w:val="DefaultParagraphFont"/>
     <w:uiPriority w:val="99"/>
   </w:style>
   <w:style w:type="character" w:customStyle="1" w:styleId="FootnoteTextChar">
     <w:name w:val="Footnote Text Char"/>
-    <w:basedOn w:val="Standardnpsmoodstavce"/>
+    <w:basedOn w:val="DefaultParagraphFont"/>
     <w:uiPriority w:val="99"/>
     <w:semiHidden/>
     <w:rPr>
@@ -14949,18 +14910,18 @@
       <w:szCs w:val="20"/>
     </w:rPr>
   </w:style>
-  <w:style w:type="paragraph" w:styleId="Textvysvtlivek">
+  <w:style w:type="paragraph" w:styleId="EndnoteText">
     <w:name w:val="endnote text"/>
-    <w:basedOn w:val="Normln"/>
-    <w:link w:val="TextvysvtlivekChar"/>
+    <w:basedOn w:val="Normal"/>
+    <w:link w:val="EndnoteTextChar"/>
     <w:uiPriority w:val="99"/>
     <w:semiHidden/>
     <w:unhideWhenUsed/>
   </w:style>
-  <w:style w:type="character" w:customStyle="1" w:styleId="TextvysvtlivekChar">
-    <w:name w:val="Text vysvětlivek Char"/>
-    <w:basedOn w:val="Standardnpsmoodstavce"/>
-    <w:link w:val="Textvysvtlivek"/>
+  <w:style w:type="character" w:customStyle="1" w:styleId="EndnoteTextChar">
+    <w:name w:val="Endnote Text Char"/>
+    <w:basedOn w:val="DefaultParagraphFont"/>
+    <w:link w:val="EndnoteText"/>
     <w:uiPriority w:val="99"/>
     <w:semiHidden/>
     <w:rPr>
@@ -14968,9 +14929,9 @@
       <w:szCs w:val="20"/>
     </w:rPr>
   </w:style>
-  <w:style w:type="character" w:styleId="Odkaznavysvtlivky">
+  <w:style w:type="character" w:styleId="EndnoteReference">
     <w:name w:val="endnote reference"/>
-    <w:basedOn w:val="Standardnpsmoodstavce"/>
+    <w:basedOn w:val="DefaultParagraphFont"/>
     <w:uiPriority w:val="99"/>
     <w:semiHidden/>
     <w:unhideWhenUsed/>
@@ -14978,30 +14939,30 @@
       <w:vertAlign w:val="superscript"/>
     </w:rPr>
   </w:style>
-  <w:style w:type="character" w:styleId="Zstupntext">
+  <w:style w:type="character" w:styleId="PlaceholderText">
     <w:name w:val="Placeholder Text"/>
-    <w:basedOn w:val="Standardnpsmoodstavce"/>
+    <w:basedOn w:val="DefaultParagraphFont"/>
     <w:uiPriority w:val="99"/>
     <w:semiHidden/>
     <w:rPr>
       <w:color w:val="666666"/>
     </w:rPr>
   </w:style>
-  <w:style w:type="paragraph" w:styleId="Nadpisobsahu">
+  <w:style w:type="paragraph" w:styleId="TOCHeading">
     <w:name w:val="TOC Heading"/>
     <w:uiPriority w:val="39"/>
     <w:unhideWhenUsed/>
   </w:style>
-  <w:style w:type="paragraph" w:styleId="Seznamobrzk">
+  <w:style w:type="paragraph" w:styleId="TableofFigures">
     <w:name w:val="table of figures"/>
-    <w:basedOn w:val="Normln"/>
-    <w:next w:val="Normln"/>
+    <w:basedOn w:val="Normal"/>
+    <w:next w:val="Normal"/>
     <w:uiPriority w:val="99"/>
     <w:unhideWhenUsed/>
   </w:style>
   <w:style w:type="paragraph" w:customStyle="1" w:styleId="Nadpiskapitoly">
     <w:name w:val="Nadpis kapitoly"/>
-    <w:basedOn w:val="Normln"/>
+    <w:basedOn w:val="Normal"/>
     <w:next w:val="Textnormy"/>
     <w:pPr>
       <w:keepNext/>
@@ -15086,7 +15047,7 @@
       <w:lang w:val="en-GB"/>
     </w:rPr>
   </w:style>
-  <w:style w:type="paragraph" w:styleId="slovanseznam">
+  <w:style w:type="paragraph" w:styleId="ListNumber">
     <w:name w:val="List Number"/>
     <w:basedOn w:val="Textnormy"/>
     <w:pPr>
@@ -15096,7 +15057,7 @@
       <w:ind w:left="284" w:hanging="284"/>
     </w:pPr>
   </w:style>
-  <w:style w:type="paragraph" w:styleId="Rejstk1">
+  <w:style w:type="paragraph" w:styleId="Index1">
     <w:name w:val="index 1"/>
     <w:basedOn w:val="Textnormy"/>
     <w:next w:val="Textnormy"/>
@@ -15129,7 +15090,7 @@
       <w:sz w:val="28"/>
     </w:rPr>
   </w:style>
-  <w:style w:type="character" w:styleId="slostrnky">
+  <w:style w:type="character" w:styleId="PageNumber">
     <w:name w:val="page number"/>
     <w:rPr>
       <w:rFonts w:ascii="Arial" w:hAnsi="Arial"/>
@@ -15156,18 +15117,18 @@
       <w:ind w:left="284" w:hanging="284"/>
     </w:pPr>
   </w:style>
-  <w:style w:type="paragraph" w:styleId="Zhlav">
+  <w:style w:type="paragraph" w:styleId="Header">
     <w:name w:val="header"/>
     <w:basedOn w:val="Textnormy"/>
-    <w:link w:val="ZhlavChar"/>
+    <w:link w:val="HeaderChar1"/>
     <w:rPr>
       <w:sz w:val="18"/>
     </w:rPr>
   </w:style>
-  <w:style w:type="paragraph" w:styleId="Zpat">
+  <w:style w:type="paragraph" w:styleId="Footer">
     <w:name w:val="footer"/>
     <w:basedOn w:val="Textnormy"/>
-    <w:link w:val="ZpatChar"/>
+    <w:link w:val="FooterChar1"/>
     <w:pPr>
       <w:jc w:val="center"/>
     </w:pPr>
@@ -15175,18 +15136,18 @@
       <w:sz w:val="18"/>
     </w:rPr>
   </w:style>
-  <w:style w:type="paragraph" w:styleId="Zkladntext">
+  <w:style w:type="paragraph" w:styleId="BodyText">
     <w:name w:val="Body Text"/>
-    <w:basedOn w:val="Normln"/>
-    <w:link w:val="ZkladntextChar"/>
-  </w:style>
-  <w:style w:type="paragraph" w:styleId="Obsah2">
+    <w:basedOn w:val="Normal"/>
+    <w:link w:val="BodyTextChar"/>
+  </w:style>
+  <w:style w:type="paragraph" w:styleId="TOC2">
     <w:name w:val="toc 2"/>
-    <w:basedOn w:val="Obsah1"/>
+    <w:basedOn w:val="TOC1"/>
     <w:next w:val="Textnormy"/>
     <w:uiPriority w:val="39"/>
   </w:style>
-  <w:style w:type="paragraph" w:styleId="Obsah1">
+  <w:style w:type="paragraph" w:styleId="TOC1">
     <w:name w:val="toc 1"/>
     <w:basedOn w:val="Textnormy"/>
     <w:next w:val="Textnormy"/>
@@ -15203,43 +15164,43 @@
       <w:sz w:val="18"/>
     </w:rPr>
   </w:style>
-  <w:style w:type="paragraph" w:styleId="Obsah5">
+  <w:style w:type="paragraph" w:styleId="TOC5">
     <w:name w:val="toc 5"/>
-    <w:basedOn w:val="Obsah1"/>
+    <w:basedOn w:val="TOC1"/>
     <w:next w:val="Textnormy"/>
     <w:semiHidden/>
   </w:style>
-  <w:style w:type="paragraph" w:styleId="Obsah3">
+  <w:style w:type="paragraph" w:styleId="TOC3">
     <w:name w:val="toc 3"/>
-    <w:basedOn w:val="Obsah1"/>
+    <w:basedOn w:val="TOC1"/>
     <w:next w:val="Textnormy"/>
   </w:style>
-  <w:style w:type="paragraph" w:styleId="Obsah4">
+  <w:style w:type="paragraph" w:styleId="TOC4">
     <w:name w:val="toc 4"/>
-    <w:basedOn w:val="Obsah1"/>
+    <w:basedOn w:val="TOC1"/>
     <w:next w:val="Textnormy"/>
   </w:style>
-  <w:style w:type="paragraph" w:styleId="Obsah6">
+  <w:style w:type="paragraph" w:styleId="TOC6">
     <w:name w:val="toc 6"/>
-    <w:basedOn w:val="Obsah1"/>
+    <w:basedOn w:val="TOC1"/>
     <w:next w:val="Textnormy"/>
   </w:style>
-  <w:style w:type="paragraph" w:styleId="Obsah7">
+  <w:style w:type="paragraph" w:styleId="TOC7">
     <w:name w:val="toc 7"/>
-    <w:basedOn w:val="Obsah1"/>
+    <w:basedOn w:val="TOC1"/>
     <w:next w:val="Textnormy"/>
     <w:semiHidden/>
   </w:style>
-  <w:style w:type="paragraph" w:styleId="Obsah8">
+  <w:style w:type="paragraph" w:styleId="TOC8">
     <w:name w:val="toc 8"/>
-    <w:basedOn w:val="Obsah1"/>
+    <w:basedOn w:val="TOC1"/>
     <w:next w:val="Textnormy"/>
     <w:semiHidden/>
   </w:style>
-  <w:style w:type="paragraph" w:styleId="Obsah9">
+  <w:style w:type="paragraph" w:styleId="TOC9">
     <w:name w:val="toc 9"/>
-    <w:basedOn w:val="Normln"/>
-    <w:next w:val="Normln"/>
+    <w:basedOn w:val="Normal"/>
+    <w:next w:val="Normal"/>
     <w:semiHidden/>
     <w:pPr>
       <w:ind w:left="1600"/>
@@ -15301,10 +15262,10 @@
       <w:jc w:val="center"/>
     </w:pPr>
   </w:style>
-  <w:style w:type="paragraph" w:styleId="Titulek">
+  <w:style w:type="paragraph" w:styleId="Caption">
     <w:name w:val="caption"/>
-    <w:basedOn w:val="Normln"/>
-    <w:next w:val="Normln"/>
+    <w:basedOn w:val="Normal"/>
+    <w:next w:val="Normal"/>
     <w:qFormat/>
     <w:pPr>
       <w:spacing w:before="120"/>
@@ -15315,10 +15276,10 @@
       <w:szCs w:val="22"/>
     </w:rPr>
   </w:style>
-  <w:style w:type="paragraph" w:styleId="Textpoznpodarou">
+  <w:style w:type="paragraph" w:styleId="FootnoteText">
     <w:name w:val="footnote text"/>
     <w:basedOn w:val="Poznmka"/>
-    <w:link w:val="TextpoznpodarouChar"/>
+    <w:link w:val="FootnoteTextChar1"/>
     <w:pPr>
       <w:spacing w:before="60" w:after="0"/>
     </w:pPr>
@@ -15359,14 +15320,14 @@
       <w:sz w:val="28"/>
     </w:rPr>
   </w:style>
-  <w:style w:type="paragraph" w:styleId="Zptenadresanaoblku">
+  <w:style w:type="paragraph" w:styleId="EnvelopeReturn">
     <w:name w:val="envelope return"/>
-    <w:basedOn w:val="Normln"/>
-  </w:style>
-  <w:style w:type="paragraph" w:styleId="Hlavikarejstku">
+    <w:basedOn w:val="Normal"/>
+  </w:style>
+  <w:style w:type="paragraph" w:styleId="IndexHeading">
     <w:name w:val="index heading"/>
     <w:basedOn w:val="Textnormy"/>
-    <w:next w:val="Rejstk1"/>
+    <w:next w:val="Index1"/>
     <w:pPr>
       <w:spacing w:before="120" w:after="60"/>
       <w:jc w:val="left"/>
@@ -15389,7 +15350,7 @@
   </w:style>
   <w:style w:type="numbering" w:styleId="111111">
     <w:name w:val="Outline List 2"/>
-    <w:basedOn w:val="Bezseznamu"/>
+    <w:basedOn w:val="NoList"/>
     <w:semiHidden/>
     <w:pPr>
       <w:numPr>
@@ -15534,7 +15495,7 @@
       <w:spacing w:after="0"/>
     </w:pPr>
   </w:style>
-  <w:style w:type="character" w:styleId="Znakapoznpodarou">
+  <w:style w:type="character" w:styleId="FootnoteReference">
     <w:name w:val="footnote reference"/>
     <w:rPr>
       <w:vertAlign w:val="superscript"/>
@@ -15551,7 +15512,7 @@
   </w:style>
   <w:style w:type="paragraph" w:customStyle="1" w:styleId="Tir">
     <w:name w:val="Tiráž"/>
-    <w:basedOn w:val="Normln"/>
+    <w:basedOn w:val="Normal"/>
     <w:pPr>
       <w:framePr w:w="9356" w:hSpace="142" w:wrap="around" w:hAnchor="margin" w:yAlign="bottom"/>
     </w:pPr>
@@ -15561,7 +15522,7 @@
   </w:style>
   <w:style w:type="paragraph" w:customStyle="1" w:styleId="1StrCopyright">
     <w:name w:val="1StrCopyright"/>
-    <w:basedOn w:val="Zpat"/>
+    <w:basedOn w:val="Footer"/>
     <w:pPr>
       <w:tabs>
         <w:tab w:val="left" w:pos="2155"/>
@@ -15603,7 +15564,7 @@
   </w:style>
   <w:style w:type="paragraph" w:customStyle="1" w:styleId="Upozornn">
     <w:name w:val="Upozornění"/>
-    <w:basedOn w:val="Normln"/>
+    <w:basedOn w:val="Normal"/>
     <w:pPr>
       <w:framePr w:w="9356" w:hSpace="142" w:wrap="around" w:hAnchor="margin" w:yAlign="bottom"/>
     </w:pPr>
@@ -15611,7 +15572,7 @@
       <w:sz w:val="18"/>
     </w:rPr>
   </w:style>
-  <w:style w:type="character" w:styleId="Hypertextovodkaz">
+  <w:style w:type="character" w:styleId="Hyperlink">
     <w:name w:val="Hyperlink"/>
     <w:uiPriority w:val="99"/>
     <w:rPr>
@@ -15621,7 +15582,7 @@
   </w:style>
   <w:style w:type="numbering" w:styleId="1ai">
     <w:name w:val="Outline List 1"/>
-    <w:basedOn w:val="Bezseznamu"/>
+    <w:basedOn w:val="NoList"/>
     <w:semiHidden/>
     <w:pPr>
       <w:numPr>
@@ -15629,18 +15590,18 @@
       </w:numPr>
     </w:pPr>
   </w:style>
-  <w:style w:type="paragraph" w:styleId="AdresaHTML">
+  <w:style w:type="paragraph" w:styleId="HTMLAddress">
     <w:name w:val="HTML Address"/>
-    <w:basedOn w:val="Normln"/>
+    <w:basedOn w:val="Normal"/>
     <w:semiHidden/>
     <w:rPr>
       <w:i/>
       <w:iCs/>
     </w:rPr>
   </w:style>
-  <w:style w:type="paragraph" w:styleId="Adresanaoblku">
+  <w:style w:type="paragraph" w:styleId="EnvelopeAddress">
     <w:name w:val="envelope address"/>
-    <w:basedOn w:val="Normln"/>
+    <w:basedOn w:val="Normal"/>
     <w:semiHidden/>
     <w:pPr>
       <w:framePr w:w="7920" w:h="1980" w:hRule="exact" w:hSpace="141" w:wrap="auto" w:hAnchor="page" w:xAlign="center" w:yAlign="bottom"/>
@@ -15652,14 +15613,14 @@
       <w:szCs w:val="24"/>
     </w:rPr>
   </w:style>
-  <w:style w:type="character" w:styleId="AkronymHTML">
+  <w:style w:type="character" w:styleId="HTMLAcronym">
     <w:name w:val="HTML Acronym"/>
-    <w:basedOn w:val="Standardnpsmoodstavce"/>
+    <w:basedOn w:val="DefaultParagraphFont"/>
     <w:semiHidden/>
   </w:style>
-  <w:style w:type="table" w:styleId="Barevntabulka1">
+  <w:style w:type="table" w:styleId="TableColourful1">
     <w:name w:val="Table Colorful 1"/>
-    <w:basedOn w:val="Normlntabulka"/>
+    <w:basedOn w:val="TableNormal"/>
     <w:semiHidden/>
     <w:rPr>
       <w:color w:val="FFFFFF"/>
@@ -15715,9 +15676,9 @@
       </w:rPr>
     </w:tblStylePr>
   </w:style>
-  <w:style w:type="table" w:styleId="Barevntabulka2">
+  <w:style w:type="table" w:styleId="TableColourful2">
     <w:name w:val="Table Colorful 2"/>
-    <w:basedOn w:val="Normlntabulka"/>
+    <w:basedOn w:val="TableNormal"/>
     <w:semiHidden/>
     <w:tblPr>
       <w:tblBorders>
@@ -15766,9 +15727,9 @@
       </w:rPr>
     </w:tblStylePr>
   </w:style>
-  <w:style w:type="table" w:styleId="Barevntabulka3">
+  <w:style w:type="table" w:styleId="TableColourful3">
     <w:name w:val="Table Colorful 3"/>
-    <w:basedOn w:val="Normlntabulka"/>
+    <w:basedOn w:val="TableNormal"/>
     <w:semiHidden/>
     <w:tblPr>
       <w:tblBorders>
@@ -15813,7 +15774,7 @@
       </w:tcPr>
     </w:tblStylePr>
   </w:style>
-  <w:style w:type="character" w:styleId="CittHTML">
+  <w:style w:type="character" w:styleId="HTMLCite">
     <w:name w:val="HTML Cite"/>
     <w:semiHidden/>
     <w:rPr>
@@ -15821,41 +15782,41 @@
       <w:iCs/>
     </w:rPr>
   </w:style>
-  <w:style w:type="character" w:styleId="slodku">
+  <w:style w:type="character" w:styleId="LineNumber">
     <w:name w:val="line number"/>
-    <w:basedOn w:val="Standardnpsmoodstavce"/>
+    <w:basedOn w:val="DefaultParagraphFont"/>
     <w:semiHidden/>
   </w:style>
-  <w:style w:type="paragraph" w:styleId="slovanseznam2">
+  <w:style w:type="paragraph" w:styleId="ListNumber2">
     <w:name w:val="List Number 2"/>
-    <w:basedOn w:val="Normln"/>
+    <w:basedOn w:val="Normal"/>
     <w:pPr>
       <w:numPr>
         <w:numId w:val="7"/>
       </w:numPr>
     </w:pPr>
   </w:style>
-  <w:style w:type="paragraph" w:styleId="slovanseznam3">
+  <w:style w:type="paragraph" w:styleId="ListNumber3">
     <w:name w:val="List Number 3"/>
-    <w:basedOn w:val="Normln"/>
+    <w:basedOn w:val="Normal"/>
     <w:pPr>
       <w:numPr>
         <w:numId w:val="8"/>
       </w:numPr>
     </w:pPr>
   </w:style>
-  <w:style w:type="paragraph" w:styleId="slovanseznam4">
+  <w:style w:type="paragraph" w:styleId="ListNumber4">
     <w:name w:val="List Number 4"/>
-    <w:basedOn w:val="Normln"/>
+    <w:basedOn w:val="Normal"/>
     <w:pPr>
       <w:numPr>
         <w:numId w:val="9"/>
       </w:numPr>
     </w:pPr>
   </w:style>
-  <w:style w:type="paragraph" w:styleId="slovanseznam5">
+  <w:style w:type="paragraph" w:styleId="ListNumber5">
     <w:name w:val="List Number 5"/>
-    <w:basedOn w:val="Normln"/>
+    <w:basedOn w:val="Normal"/>
     <w:semiHidden/>
     <w:pPr>
       <w:numPr>
@@ -15863,9 +15824,9 @@
       </w:numPr>
     </w:pPr>
   </w:style>
-  <w:style w:type="numbering" w:styleId="lnekoddl">
+  <w:style w:type="numbering" w:styleId="ArticleSection">
     <w:name w:val="Outline List 3"/>
-    <w:basedOn w:val="Bezseznamu"/>
+    <w:basedOn w:val="NoList"/>
     <w:semiHidden/>
     <w:pPr>
       <w:numPr>
@@ -15873,13 +15834,13 @@
       </w:numPr>
     </w:pPr>
   </w:style>
-  <w:style w:type="paragraph" w:styleId="Datum">
+  <w:style w:type="paragraph" w:styleId="Date">
     <w:name w:val="Date"/>
-    <w:basedOn w:val="Normln"/>
-    <w:next w:val="Normln"/>
+    <w:basedOn w:val="Normal"/>
+    <w:next w:val="Normal"/>
     <w:semiHidden/>
   </w:style>
-  <w:style w:type="character" w:styleId="DefiniceHTML">
+  <w:style w:type="character" w:styleId="HTMLDefinition">
     <w:name w:val="HTML Definition"/>
     <w:semiHidden/>
     <w:rPr>
@@ -15887,9 +15848,9 @@
       <w:iCs/>
     </w:rPr>
   </w:style>
-  <w:style w:type="table" w:styleId="Elegantntabulka">
+  <w:style w:type="table" w:styleId="TableElegant">
     <w:name w:val="Table Elegant"/>
-    <w:basedOn w:val="Normlntabulka"/>
+    <w:basedOn w:val="TableNormal"/>
     <w:semiHidden/>
     <w:tblPr>
       <w:tblBorders>
@@ -15911,17 +15872,17 @@
       </w:rPr>
     </w:tblStylePr>
   </w:style>
-  <w:style w:type="paragraph" w:styleId="FormtovanvHTML">
+  <w:style w:type="paragraph" w:styleId="HTMLPreformatted">
     <w:name w:val="HTML Preformatted"/>
-    <w:basedOn w:val="Normln"/>
+    <w:basedOn w:val="Normal"/>
     <w:semiHidden/>
     <w:rPr>
       <w:rFonts w:ascii="Courier New" w:hAnsi="Courier New" w:cs="Courier New"/>
     </w:rPr>
   </w:style>
-  <w:style w:type="table" w:styleId="Jednoduchtabulka1">
+  <w:style w:type="table" w:styleId="TableSimple1">
     <w:name w:val="Table Simple 1"/>
-    <w:basedOn w:val="Normlntabulka"/>
+    <w:basedOn w:val="TableNormal"/>
     <w:semiHidden/>
     <w:tblPr>
       <w:tblBorders>
@@ -15949,9 +15910,9 @@
       </w:tcPr>
     </w:tblStylePr>
   </w:style>
-  <w:style w:type="table" w:styleId="Jednoduchtabulka2">
+  <w:style w:type="table" w:styleId="TableSimple2">
     <w:name w:val="Table Simple 2"/>
-    <w:basedOn w:val="Normlntabulka"/>
+    <w:basedOn w:val="TableNormal"/>
     <w:semiHidden/>
     <w:tblPr/>
     <w:tblStylePr w:type="firstRow">
@@ -16028,9 +15989,9 @@
       </w:tcPr>
     </w:tblStylePr>
   </w:style>
-  <w:style w:type="table" w:styleId="Jednoduchtabulka3">
+  <w:style w:type="table" w:styleId="TableSimple3">
     <w:name w:val="Table Simple 3"/>
-    <w:basedOn w:val="Normlntabulka"/>
+    <w:basedOn w:val="TableNormal"/>
     <w:semiHidden/>
     <w:tblPr>
       <w:tblBorders>
@@ -16055,9 +16016,9 @@
       </w:tcPr>
     </w:tblStylePr>
   </w:style>
-  <w:style w:type="table" w:styleId="Klasicktabulka1">
+  <w:style w:type="table" w:styleId="TableClassic1">
     <w:name w:val="Table Classic 1"/>
-    <w:basedOn w:val="Normlntabulka"/>
+    <w:basedOn w:val="TableNormal"/>
     <w:semiHidden/>
     <w:tblPr>
       <w:tblBorders>
@@ -16114,9 +16075,9 @@
       </w:rPr>
     </w:tblStylePr>
   </w:style>
-  <w:style w:type="table" w:styleId="Klasicktabulka2">
+  <w:style w:type="table" w:styleId="TableClassic2">
     <w:name w:val="Table Classic 2"/>
-    <w:basedOn w:val="Normlntabulka"/>
+    <w:basedOn w:val="TableNormal"/>
     <w:semiHidden/>
     <w:tblPr>
       <w:tblBorders>
@@ -16175,9 +16136,9 @@
       </w:rPr>
     </w:tblStylePr>
   </w:style>
-  <w:style w:type="table" w:styleId="Klasicktabulka3">
+  <w:style w:type="table" w:styleId="TableClassic3">
     <w:name w:val="Table Classic 3"/>
-    <w:basedOn w:val="Normlntabulka"/>
+    <w:basedOn w:val="TableNormal"/>
     <w:semiHidden/>
     <w:rPr>
       <w:color w:val="000080"/>
@@ -16229,9 +16190,9 @@
       </w:rPr>
     </w:tblStylePr>
   </w:style>
-  <w:style w:type="table" w:styleId="Klasicktabulka4">
+  <w:style w:type="table" w:styleId="TableClassic4">
     <w:name w:val="Table Classic 4"/>
-    <w:basedOn w:val="Normlntabulka"/>
+    <w:basedOn w:val="TableNormal"/>
     <w:semiHidden/>
     <w:tblPr>
       <w:tblBorders>
@@ -16290,7 +16251,7 @@
       </w:rPr>
     </w:tblStylePr>
   </w:style>
-  <w:style w:type="character" w:styleId="KlvesniceHTML">
+  <w:style w:type="character" w:styleId="HTMLKeyboard">
     <w:name w:val="HTML Keyboard"/>
     <w:semiHidden/>
     <w:rPr>
@@ -16299,7 +16260,7 @@
       <w:szCs w:val="20"/>
     </w:rPr>
   </w:style>
-  <w:style w:type="character" w:styleId="KdHTML">
+  <w:style w:type="character" w:styleId="HTMLCode">
     <w:name w:val="HTML Code"/>
     <w:semiHidden/>
     <w:rPr>
@@ -16308,9 +16269,9 @@
       <w:szCs w:val="20"/>
     </w:rPr>
   </w:style>
-  <w:style w:type="table" w:styleId="Moderntabulka">
+  <w:style w:type="table" w:styleId="TableContemporary">
     <w:name w:val="Table Contemporary"/>
-    <w:basedOn w:val="Normlntabulka"/>
+    <w:basedOn w:val="TableNormal"/>
     <w:semiHidden/>
     <w:tblPr>
       <w:tblStyleRowBandSize w:val="1"/>
@@ -16349,9 +16310,9 @@
       </w:tcPr>
     </w:tblStylePr>
   </w:style>
-  <w:style w:type="table" w:styleId="Motivtabulky">
+  <w:style w:type="table" w:styleId="TableTheme">
     <w:name w:val="Table Theme"/>
-    <w:basedOn w:val="Normlntabulka"/>
+    <w:basedOn w:val="TableNormal"/>
     <w:semiHidden/>
     <w:tblPr>
       <w:tblBorders>
@@ -16364,9 +16325,9 @@
       </w:tblBorders>
     </w:tblPr>
   </w:style>
-  <w:style w:type="table" w:styleId="Mkatabulky">
+  <w:style w:type="table" w:styleId="TableGrid">
     <w:name w:val="Table Grid"/>
-    <w:basedOn w:val="Normlntabulka"/>
+    <w:basedOn w:val="TableNormal"/>
     <w:tblPr>
       <w:tblBorders>
         <w:top w:val="single" w:sz="4" w:space="0" w:color="000000"/>
@@ -16378,9 +16339,9 @@
       </w:tblBorders>
     </w:tblPr>
   </w:style>
-  <w:style w:type="table" w:styleId="Mkatabulky1">
+  <w:style w:type="table" w:styleId="TableGrid1">
     <w:name w:val="Table Grid 1"/>
-    <w:basedOn w:val="Normlntabulka"/>
+    <w:basedOn w:val="TableNormal"/>
     <w:semiHidden/>
     <w:tblPr>
       <w:tblBorders>
@@ -16408,9 +16369,9 @@
       </w:rPr>
     </w:tblStylePr>
   </w:style>
-  <w:style w:type="table" w:styleId="Mkatabulky2">
+  <w:style w:type="table" w:styleId="TableGrid2">
     <w:name w:val="Table Grid 2"/>
-    <w:basedOn w:val="Normlntabulka"/>
+    <w:basedOn w:val="TableNormal"/>
     <w:semiHidden/>
     <w:tblPr>
       <w:tblBorders>
@@ -16452,9 +16413,9 @@
       </w:rPr>
     </w:tblStylePr>
   </w:style>
-  <w:style w:type="table" w:styleId="Mkatabulky4">
+  <w:style w:type="table" w:styleId="TableGrid4">
     <w:name w:val="Table Grid 4"/>
-    <w:basedOn w:val="Normlntabulka"/>
+    <w:basedOn w:val="TableNormal"/>
     <w:semiHidden/>
     <w:tblPr>
       <w:tblBorders>
@@ -16501,9 +16462,9 @@
       </w:rPr>
     </w:tblStylePr>
   </w:style>
-  <w:style w:type="table" w:styleId="Mkatabulky5">
+  <w:style w:type="table" w:styleId="TableGrid5">
     <w:name w:val="Table Grid 5"/>
-    <w:basedOn w:val="Normlntabulka"/>
+    <w:basedOn w:val="TableNormal"/>
     <w:semiHidden/>
     <w:tblPr>
       <w:tblBorders>
@@ -16539,9 +16500,9 @@
       </w:rPr>
     </w:tblStylePr>
   </w:style>
-  <w:style w:type="table" w:styleId="Mkatabulky6">
+  <w:style w:type="table" w:styleId="TableGrid6">
     <w:name w:val="Table Grid 6"/>
-    <w:basedOn w:val="Normlntabulka"/>
+    <w:basedOn w:val="TableNormal"/>
     <w:semiHidden/>
     <w:tblPr>
       <w:tblBorders>
@@ -16585,9 +16546,9 @@
       </w:rPr>
     </w:tblStylePr>
   </w:style>
-  <w:style w:type="table" w:styleId="Mkatabulky7">
+  <w:style w:type="table" w:styleId="TableGrid7">
     <w:name w:val="Table Grid 7"/>
-    <w:basedOn w:val="Normlntabulka"/>
+    <w:basedOn w:val="TableNormal"/>
     <w:semiHidden/>
     <w:rPr>
       <w:b/>
@@ -16643,9 +16604,9 @@
       </w:rPr>
     </w:tblStylePr>
   </w:style>
-  <w:style w:type="table" w:styleId="Mkatabulky8">
+  <w:style w:type="table" w:styleId="TableGrid8">
     <w:name w:val="Table Grid 8"/>
-    <w:basedOn w:val="Normlntabulka"/>
+    <w:basedOn w:val="TableNormal"/>
     <w:semiHidden/>
     <w:tblPr>
       <w:tblBorders>
@@ -16686,16 +16647,16 @@
       </w:rPr>
     </w:tblStylePr>
   </w:style>
-  <w:style w:type="paragraph" w:styleId="Nadpispoznmky">
+  <w:style w:type="paragraph" w:styleId="NoteHeading">
     <w:name w:val="Note Heading"/>
-    <w:basedOn w:val="Normln"/>
-    <w:next w:val="Normln"/>
+    <w:basedOn w:val="Normal"/>
+    <w:next w:val="Normal"/>
     <w:semiHidden/>
   </w:style>
-  <w:style w:type="paragraph" w:styleId="Nzev">
+  <w:style w:type="paragraph" w:styleId="Title">
     <w:name w:val="Title"/>
-    <w:basedOn w:val="Normln"/>
-    <w:link w:val="NzevChar"/>
+    <w:basedOn w:val="Normal"/>
+    <w:link w:val="TitleChar1"/>
     <w:qFormat/>
     <w:pPr>
       <w:spacing w:line="276" w:lineRule="auto"/>
@@ -16709,9 +16670,9 @@
       <w:szCs w:val="40"/>
     </w:rPr>
   </w:style>
-  <w:style w:type="paragraph" w:styleId="Normlnweb">
+  <w:style w:type="paragraph" w:styleId="NormalWeb">
     <w:name w:val="Normal (Web)"/>
-    <w:basedOn w:val="Normln"/>
+    <w:basedOn w:val="Normal"/>
     <w:semiHidden/>
     <w:rPr>
       <w:rFonts w:ascii="Times New Roman" w:hAnsi="Times New Roman"/>
@@ -16719,37 +16680,37 @@
       <w:szCs w:val="24"/>
     </w:rPr>
   </w:style>
-  <w:style w:type="paragraph" w:styleId="Normlnodsazen">
+  <w:style w:type="paragraph" w:styleId="NormalIndent">
     <w:name w:val="Normal Indent"/>
-    <w:basedOn w:val="Normln"/>
+    <w:basedOn w:val="Normal"/>
     <w:semiHidden/>
     <w:pPr>
       <w:ind w:left="708"/>
     </w:pPr>
   </w:style>
-  <w:style w:type="paragraph" w:styleId="Osloven">
+  <w:style w:type="paragraph" w:styleId="Salutation">
     <w:name w:val="Salutation"/>
-    <w:basedOn w:val="Normln"/>
-    <w:next w:val="Normln"/>
+    <w:basedOn w:val="Normal"/>
+    <w:next w:val="Normal"/>
     <w:semiHidden/>
   </w:style>
-  <w:style w:type="paragraph" w:styleId="Podpis">
+  <w:style w:type="paragraph" w:styleId="Signature">
     <w:name w:val="Signature"/>
-    <w:basedOn w:val="Normln"/>
+    <w:basedOn w:val="Normal"/>
     <w:semiHidden/>
     <w:pPr>
       <w:ind w:left="4252"/>
     </w:pPr>
   </w:style>
-  <w:style w:type="paragraph" w:styleId="Podpise-mailu">
+  <w:style w:type="paragraph" w:styleId="EmailSignature">
     <w:name w:val="E-mail Signature"/>
-    <w:basedOn w:val="Normln"/>
+    <w:basedOn w:val="Normal"/>
     <w:semiHidden/>
   </w:style>
-  <w:style w:type="paragraph" w:styleId="Podnadpis">
+  <w:style w:type="paragraph" w:styleId="Subtitle">
     <w:name w:val="Subtitle"/>
-    <w:basedOn w:val="Normln"/>
-    <w:link w:val="PodnadpisChar"/>
+    <w:basedOn w:val="Normal"/>
+    <w:link w:val="SubtitleChar"/>
     <w:qFormat/>
     <w:pPr>
       <w:jc w:val="center"/>
@@ -16761,45 +16722,45 @@
       <w:szCs w:val="24"/>
     </w:rPr>
   </w:style>
-  <w:style w:type="paragraph" w:styleId="Pokraovnseznamu">
+  <w:style w:type="paragraph" w:styleId="ListContinue">
     <w:name w:val="List Continue"/>
-    <w:basedOn w:val="Normln"/>
+    <w:basedOn w:val="Normal"/>
     <w:pPr>
       <w:ind w:left="283"/>
     </w:pPr>
   </w:style>
-  <w:style w:type="paragraph" w:styleId="Pokraovnseznamu2">
+  <w:style w:type="paragraph" w:styleId="ListContinue2">
     <w:name w:val="List Continue 2"/>
-    <w:basedOn w:val="Normln"/>
+    <w:basedOn w:val="Normal"/>
     <w:pPr>
       <w:ind w:left="566"/>
     </w:pPr>
   </w:style>
-  <w:style w:type="paragraph" w:styleId="Pokraovnseznamu3">
+  <w:style w:type="paragraph" w:styleId="ListContinue3">
     <w:name w:val="List Continue 3"/>
-    <w:basedOn w:val="Normln"/>
+    <w:basedOn w:val="Normal"/>
     <w:pPr>
       <w:ind w:left="849"/>
     </w:pPr>
   </w:style>
-  <w:style w:type="paragraph" w:styleId="Pokraovnseznamu4">
+  <w:style w:type="paragraph" w:styleId="ListContinue4">
     <w:name w:val="List Continue 4"/>
-    <w:basedOn w:val="Normln"/>
+    <w:basedOn w:val="Normal"/>
     <w:pPr>
       <w:ind w:left="1132"/>
     </w:pPr>
   </w:style>
-  <w:style w:type="paragraph" w:styleId="Pokraovnseznamu5">
+  <w:style w:type="paragraph" w:styleId="ListContinue5">
     <w:name w:val="List Continue 5"/>
-    <w:basedOn w:val="Normln"/>
+    <w:basedOn w:val="Normal"/>
     <w:semiHidden/>
     <w:pPr>
       <w:ind w:left="1415"/>
     </w:pPr>
   </w:style>
-  <w:style w:type="table" w:styleId="Profesionlntabulka">
+  <w:style w:type="table" w:styleId="TableProfessional">
     <w:name w:val="Table Professional"/>
-    <w:basedOn w:val="Normlntabulka"/>
+    <w:basedOn w:val="TableNormal"/>
     <w:semiHidden/>
     <w:tblPr>
       <w:tblBorders>
@@ -16826,7 +16787,7 @@
       </w:tcPr>
     </w:tblStylePr>
   </w:style>
-  <w:style w:type="character" w:styleId="PromnnHTML">
+  <w:style w:type="character" w:styleId="HTMLVariable">
     <w:name w:val="HTML Variable"/>
     <w:semiHidden/>
     <w:rPr>
@@ -16834,15 +16795,15 @@
       <w:iCs/>
     </w:rPr>
   </w:style>
-  <w:style w:type="paragraph" w:styleId="Prosttext">
+  <w:style w:type="paragraph" w:styleId="PlainText">
     <w:name w:val="Plain Text"/>
-    <w:basedOn w:val="Normln"/>
+    <w:basedOn w:val="Normal"/>
     <w:semiHidden/>
     <w:rPr>
       <w:rFonts w:ascii="Courier New" w:hAnsi="Courier New" w:cs="Courier New"/>
     </w:rPr>
   </w:style>
-  <w:style w:type="character" w:styleId="PsacstrojHTML">
+  <w:style w:type="character" w:styleId="HTMLTypewriter">
     <w:name w:val="HTML Typewriter"/>
     <w:semiHidden/>
     <w:rPr>
@@ -16851,49 +16812,49 @@
       <w:szCs w:val="20"/>
     </w:rPr>
   </w:style>
-  <w:style w:type="paragraph" w:styleId="Seznam">
+  <w:style w:type="paragraph" w:styleId="List">
     <w:name w:val="List"/>
-    <w:basedOn w:val="Normln"/>
+    <w:basedOn w:val="Normal"/>
     <w:semiHidden/>
     <w:pPr>
       <w:ind w:left="283" w:hanging="283"/>
     </w:pPr>
   </w:style>
-  <w:style w:type="paragraph" w:styleId="Seznam2">
+  <w:style w:type="paragraph" w:styleId="List2">
     <w:name w:val="List 2"/>
-    <w:basedOn w:val="Normln"/>
+    <w:basedOn w:val="Normal"/>
     <w:semiHidden/>
     <w:pPr>
       <w:ind w:left="566" w:hanging="283"/>
     </w:pPr>
   </w:style>
-  <w:style w:type="paragraph" w:styleId="Seznam3">
+  <w:style w:type="paragraph" w:styleId="List3">
     <w:name w:val="List 3"/>
-    <w:basedOn w:val="Normln"/>
+    <w:basedOn w:val="Normal"/>
     <w:semiHidden/>
     <w:pPr>
       <w:ind w:left="849" w:hanging="283"/>
     </w:pPr>
   </w:style>
-  <w:style w:type="paragraph" w:styleId="Seznam4">
+  <w:style w:type="paragraph" w:styleId="List4">
     <w:name w:val="List 4"/>
-    <w:basedOn w:val="Normln"/>
+    <w:basedOn w:val="Normal"/>
     <w:semiHidden/>
     <w:pPr>
       <w:ind w:left="1132" w:hanging="283"/>
     </w:pPr>
   </w:style>
-  <w:style w:type="paragraph" w:styleId="Seznam5">
+  <w:style w:type="paragraph" w:styleId="List5">
     <w:name w:val="List 5"/>
-    <w:basedOn w:val="Normln"/>
+    <w:basedOn w:val="Normal"/>
     <w:semiHidden/>
     <w:pPr>
       <w:ind w:left="1415" w:hanging="283"/>
     </w:pPr>
   </w:style>
-  <w:style w:type="paragraph" w:styleId="Seznamsodrkami">
+  <w:style w:type="paragraph" w:styleId="ListBullet">
     <w:name w:val="List Bullet"/>
-    <w:basedOn w:val="Normln"/>
+    <w:basedOn w:val="Normal"/>
     <w:semiHidden/>
     <w:pPr>
       <w:numPr>
@@ -16901,9 +16862,9 @@
       </w:numPr>
     </w:pPr>
   </w:style>
-  <w:style w:type="paragraph" w:styleId="Seznamsodrkami2">
+  <w:style w:type="paragraph" w:styleId="ListBullet2">
     <w:name w:val="List Bullet 2"/>
-    <w:basedOn w:val="Normln"/>
+    <w:basedOn w:val="Normal"/>
     <w:semiHidden/>
     <w:pPr>
       <w:numPr>
@@ -16911,9 +16872,9 @@
       </w:numPr>
     </w:pPr>
   </w:style>
-  <w:style w:type="paragraph" w:styleId="Seznamsodrkami3">
+  <w:style w:type="paragraph" w:styleId="ListBullet3">
     <w:name w:val="List Bullet 3"/>
-    <w:basedOn w:val="Normln"/>
+    <w:basedOn w:val="Normal"/>
     <w:semiHidden/>
     <w:pPr>
       <w:numPr>
@@ -16921,9 +16882,9 @@
       </w:numPr>
     </w:pPr>
   </w:style>
-  <w:style w:type="paragraph" w:styleId="Seznamsodrkami4">
+  <w:style w:type="paragraph" w:styleId="ListBullet4">
     <w:name w:val="List Bullet 4"/>
-    <w:basedOn w:val="Normln"/>
+    <w:basedOn w:val="Normal"/>
     <w:pPr>
       <w:numPr>
         <w:numId w:val="15"/>
@@ -16931,9 +16892,9 @@
       <w:ind w:left="1208" w:hanging="357"/>
     </w:pPr>
   </w:style>
-  <w:style w:type="paragraph" w:styleId="Seznamsodrkami5">
+  <w:style w:type="paragraph" w:styleId="ListBullet5">
     <w:name w:val="List Bullet 5"/>
-    <w:basedOn w:val="Normln"/>
+    <w:basedOn w:val="Normal"/>
     <w:semiHidden/>
     <w:pPr>
       <w:numPr>
@@ -16941,7 +16902,7 @@
       </w:numPr>
     </w:pPr>
   </w:style>
-  <w:style w:type="character" w:styleId="Siln">
+  <w:style w:type="character" w:styleId="Strong">
     <w:name w:val="Strong"/>
     <w:qFormat/>
     <w:rPr>
@@ -16949,7 +16910,7 @@
       <w:bCs/>
     </w:rPr>
   </w:style>
-  <w:style w:type="character" w:styleId="Sledovanodkaz">
+  <w:style w:type="character" w:styleId="FollowedHyperlink">
     <w:name w:val="FollowedHyperlink"/>
     <w:semiHidden/>
     <w:rPr>
@@ -16957,9 +16918,9 @@
       <w:u w:val="single"/>
     </w:rPr>
   </w:style>
-  <w:style w:type="table" w:styleId="Sloupcetabulky1">
+  <w:style w:type="table" w:styleId="TableColumns1">
     <w:name w:val="Table Columns 1"/>
-    <w:basedOn w:val="Normlntabulka"/>
+    <w:basedOn w:val="TableNormal"/>
     <w:semiHidden/>
     <w:rPr>
       <w:b/>
@@ -17035,9 +16996,9 @@
       </w:rPr>
     </w:tblStylePr>
   </w:style>
-  <w:style w:type="table" w:styleId="Sloupcetabulky2">
+  <w:style w:type="table" w:styleId="TableColumns2">
     <w:name w:val="Table Columns 2"/>
-    <w:basedOn w:val="Normlntabulka"/>
+    <w:basedOn w:val="TableNormal"/>
     <w:semiHidden/>
     <w:rPr>
       <w:b/>
@@ -17105,9 +17066,9 @@
       </w:rPr>
     </w:tblStylePr>
   </w:style>
-  <w:style w:type="table" w:styleId="Sloupcetabulky3">
+  <w:style w:type="table" w:styleId="TableColumns3">
     <w:name w:val="Table Columns 3"/>
-    <w:basedOn w:val="Normlntabulka"/>
+    <w:basedOn w:val="TableNormal"/>
     <w:semiHidden/>
     <w:rPr>
       <w:b/>
@@ -17181,9 +17142,9 @@
       </w:rPr>
     </w:tblStylePr>
   </w:style>
-  <w:style w:type="table" w:styleId="Sloupcetabulky4">
+  <w:style w:type="table" w:styleId="TableColumns4">
     <w:name w:val="Table Columns 4"/>
-    <w:basedOn w:val="Normlntabulka"/>
+    <w:basedOn w:val="TableNormal"/>
     <w:semiHidden/>
     <w:tblPr>
       <w:tblStyleColBandSize w:val="1"/>
@@ -17228,9 +17189,9 @@
       </w:tcPr>
     </w:tblStylePr>
   </w:style>
-  <w:style w:type="table" w:styleId="Sloupcetabulky5">
+  <w:style w:type="table" w:styleId="TableColumns5">
     <w:name w:val="Table Columns 5"/>
-    <w:basedOn w:val="Normlntabulka"/>
+    <w:basedOn w:val="TableNormal"/>
     <w:semiHidden/>
     <w:tblPr>
       <w:tblStyleColBandSize w:val="1"/>
@@ -17295,9 +17256,9 @@
       </w:rPr>
     </w:tblStylePr>
   </w:style>
-  <w:style w:type="table" w:styleId="Tabulkajakoseznam1">
+  <w:style w:type="table" w:styleId="TableList1">
     <w:name w:val="Table List 1"/>
-    <w:basedOn w:val="Normlntabulka"/>
+    <w:basedOn w:val="TableNormal"/>
     <w:semiHidden/>
     <w:tblPr>
       <w:tblStyleRowBandSize w:val="1"/>
@@ -17353,9 +17314,9 @@
       </w:rPr>
     </w:tblStylePr>
   </w:style>
-  <w:style w:type="table" w:styleId="Tabulkajakoseznam2">
+  <w:style w:type="table" w:styleId="TableList2">
     <w:name w:val="Table List 2"/>
-    <w:basedOn w:val="Normlntabulka"/>
+    <w:basedOn w:val="TableNormal"/>
     <w:semiHidden/>
     <w:tblPr>
       <w:tblStyleRowBandSize w:val="2"/>
@@ -17406,9 +17367,9 @@
       </w:rPr>
     </w:tblStylePr>
   </w:style>
-  <w:style w:type="table" w:styleId="Tabulkajakoseznam3">
+  <w:style w:type="table" w:styleId="TableList3">
     <w:name w:val="Table List 3"/>
-    <w:basedOn w:val="Normlntabulka"/>
+    <w:basedOn w:val="TableNormal"/>
     <w:semiHidden/>
     <w:tblPr>
       <w:tblBorders>
@@ -17449,9 +17410,9 @@
       </w:rPr>
     </w:tblStylePr>
   </w:style>
-  <w:style w:type="table" w:styleId="Tabulkajakoseznam4">
+  <w:style w:type="table" w:styleId="TableList4">
     <w:name w:val="Table List 4"/>
-    <w:basedOn w:val="Normlntabulka"/>
+    <w:basedOn w:val="TableNormal"/>
     <w:semiHidden/>
     <w:tblPr>
       <w:tblBorders>
@@ -17480,9 +17441,9 @@
       </w:tcPr>
     </w:tblStylePr>
   </w:style>
-  <w:style w:type="table" w:styleId="Tabulkajakoseznam5">
+  <w:style w:type="table" w:styleId="TableList5">
     <w:name w:val="Table List 5"/>
-    <w:basedOn w:val="Normlntabulka"/>
+    <w:basedOn w:val="TableNormal"/>
     <w:semiHidden/>
     <w:tblPr>
       <w:tblBorders>
@@ -17515,9 +17476,9 @@
       </w:rPr>
     </w:tblStylePr>
   </w:style>
-  <w:style w:type="table" w:styleId="Tabulkajakoseznam6">
+  <w:style w:type="table" w:styleId="TableList6">
     <w:name w:val="Table List 6"/>
-    <w:basedOn w:val="Normlntabulka"/>
+    <w:basedOn w:val="TableNormal"/>
     <w:semiHidden/>
     <w:tblPr>
       <w:tblStyleRowBandSize w:val="1"/>
@@ -17562,9 +17523,9 @@
       </w:tcPr>
     </w:tblStylePr>
   </w:style>
-  <w:style w:type="table" w:styleId="Tabulkajakoseznam7">
+  <w:style w:type="table" w:styleId="TableList7">
     <w:name w:val="Table List 7"/>
-    <w:basedOn w:val="Normlntabulka"/>
+    <w:basedOn w:val="TableNormal"/>
     <w:semiHidden/>
     <w:tblPr>
       <w:tblStyleRowBandSize w:val="1"/>
@@ -17629,9 +17590,9 @@
       </w:tcPr>
     </w:tblStylePr>
   </w:style>
-  <w:style w:type="table" w:styleId="Tabulkajakoseznam8">
+  <w:style w:type="table" w:styleId="TableList8">
     <w:name w:val="Table List 8"/>
-    <w:basedOn w:val="Normlntabulka"/>
+    <w:basedOn w:val="TableNormal"/>
     <w:semiHidden/>
     <w:tblPr>
       <w:tblStyleRowBandSize w:val="1"/>
@@ -17698,9 +17659,9 @@
       </w:tcPr>
     </w:tblStylePr>
   </w:style>
-  <w:style w:type="table" w:styleId="Tabulkasprostorovmiefekty1">
+  <w:style w:type="table" w:styleId="Table3Deffects1">
     <w:name w:val="Table 3D effects 1"/>
-    <w:basedOn w:val="Normlntabulka"/>
+    <w:basedOn w:val="TableNormal"/>
     <w:semiHidden/>
     <w:tblPr/>
     <w:tcPr>
@@ -17787,9 +17748,9 @@
       </w:tcPr>
     </w:tblStylePr>
   </w:style>
-  <w:style w:type="table" w:styleId="Tabulkasprostorovmiefekty2">
+  <w:style w:type="table" w:styleId="Table3Deffects2">
     <w:name w:val="Table 3D effects 2"/>
-    <w:basedOn w:val="Normlntabulka"/>
+    <w:basedOn w:val="TableNormal"/>
     <w:semiHidden/>
     <w:tblPr>
       <w:tblStyleRowBandSize w:val="1"/>
@@ -17837,9 +17798,9 @@
       </w:rPr>
     </w:tblStylePr>
   </w:style>
-  <w:style w:type="table" w:styleId="Tabulkasprostorovmiefekty3">
+  <w:style w:type="table" w:styleId="Table3Deffects3">
     <w:name w:val="Table 3D effects 3"/>
-    <w:basedOn w:val="Normlntabulka"/>
+    <w:basedOn w:val="TableNormal"/>
     <w:semiHidden/>
     <w:tblPr>
       <w:tblStyleRowBandSize w:val="1"/>
@@ -17903,9 +17864,9 @@
       </w:rPr>
     </w:tblStylePr>
   </w:style>
-  <w:style w:type="table" w:styleId="Tabulkastlumenmibarvami1">
+  <w:style w:type="table" w:styleId="TableSubtle1">
     <w:name w:val="Table Subtle 1"/>
-    <w:basedOn w:val="Normlntabulka"/>
+    <w:basedOn w:val="TableNormal"/>
     <w:semiHidden/>
     <w:tblPr>
       <w:tblStyleRowBandSize w:val="1"/>
@@ -17966,9 +17927,9 @@
       </w:rPr>
     </w:tblStylePr>
   </w:style>
-  <w:style w:type="table" w:styleId="Tabulkastlumenmibarvami2">
+  <w:style w:type="table" w:styleId="TableSubtle2">
     <w:name w:val="Table Subtle 2"/>
-    <w:basedOn w:val="Normlntabulka"/>
+    <w:basedOn w:val="TableNormal"/>
     <w:semiHidden/>
     <w:tblPr>
       <w:tblBorders>
@@ -18023,24 +17984,24 @@
       </w:rPr>
     </w:tblStylePr>
   </w:style>
-  <w:style w:type="paragraph" w:styleId="Textvbloku">
+  <w:style w:type="paragraph" w:styleId="BlockText">
     <w:name w:val="Block Text"/>
-    <w:basedOn w:val="Normln"/>
+    <w:basedOn w:val="Normal"/>
     <w:semiHidden/>
     <w:pPr>
       <w:ind w:left="1440" w:right="1440"/>
     </w:pPr>
   </w:style>
-  <w:style w:type="character" w:styleId="UkzkaHTML">
+  <w:style w:type="character" w:styleId="HTMLSample">
     <w:name w:val="HTML Sample"/>
     <w:semiHidden/>
     <w:rPr>
       <w:rFonts w:ascii="Courier New" w:hAnsi="Courier New" w:cs="Courier New"/>
     </w:rPr>
   </w:style>
-  <w:style w:type="table" w:styleId="Webovtabulka1">
+  <w:style w:type="table" w:styleId="TableWeb1">
     <w:name w:val="Table Web 1"/>
-    <w:basedOn w:val="Normlntabulka"/>
+    <w:basedOn w:val="TableNormal"/>
     <w:semiHidden/>
     <w:tblPr>
       <w:tblCellSpacing w:w="20" w:type="dxa"/>
@@ -18065,9 +18026,9 @@
       </w:rPr>
     </w:tblStylePr>
   </w:style>
-  <w:style w:type="table" w:styleId="Webovtabulka2">
+  <w:style w:type="table" w:styleId="TableWeb2">
     <w:name w:val="Table Web 2"/>
-    <w:basedOn w:val="Normlntabulka"/>
+    <w:basedOn w:val="TableNormal"/>
     <w:semiHidden/>
     <w:tblPr>
       <w:tblCellSpacing w:w="20" w:type="dxa"/>
@@ -18092,9 +18053,9 @@
       </w:rPr>
     </w:tblStylePr>
   </w:style>
-  <w:style w:type="table" w:styleId="Webovtabulka3">
+  <w:style w:type="table" w:styleId="TableWeb3">
     <w:name w:val="Table Web 3"/>
-    <w:basedOn w:val="Normlntabulka"/>
+    <w:basedOn w:val="TableNormal"/>
     <w:semiHidden/>
     <w:tblPr>
       <w:tblCellSpacing w:w="20" w:type="dxa"/>
@@ -18119,9 +18080,9 @@
       </w:rPr>
     </w:tblStylePr>
   </w:style>
-  <w:style w:type="paragraph" w:styleId="Zhlavzprvy">
+  <w:style w:type="paragraph" w:styleId="MessageHeader">
     <w:name w:val="Message Header"/>
-    <w:basedOn w:val="Normln"/>
+    <w:basedOn w:val="Normal"/>
     <w:semiHidden/>
     <w:pPr>
       <w:pBdr>
@@ -18139,59 +18100,59 @@
       <w:szCs w:val="24"/>
     </w:rPr>
   </w:style>
-  <w:style w:type="paragraph" w:styleId="Zkladntext-prvnodsazen">
+  <w:style w:type="paragraph" w:styleId="BodyTextFirstIndent">
     <w:name w:val="Body Text First Indent"/>
-    <w:basedOn w:val="Zkladntext"/>
+    <w:basedOn w:val="BodyText"/>
     <w:semiHidden/>
     <w:pPr>
       <w:ind w:firstLine="210"/>
     </w:pPr>
   </w:style>
-  <w:style w:type="paragraph" w:styleId="Zkladntextodsazen">
+  <w:style w:type="paragraph" w:styleId="BodyTextIndent">
     <w:name w:val="Body Text Indent"/>
-    <w:basedOn w:val="Normln"/>
+    <w:basedOn w:val="Normal"/>
     <w:semiHidden/>
     <w:pPr>
       <w:ind w:left="283"/>
     </w:pPr>
   </w:style>
-  <w:style w:type="paragraph" w:styleId="Zkladntext-prvnodsazen2">
+  <w:style w:type="paragraph" w:styleId="BodyTextFirstIndent2">
     <w:name w:val="Body Text First Indent 2"/>
-    <w:basedOn w:val="Zkladntextodsazen"/>
+    <w:basedOn w:val="BodyTextIndent"/>
     <w:semiHidden/>
     <w:pPr>
       <w:ind w:firstLine="210"/>
     </w:pPr>
   </w:style>
-  <w:style w:type="paragraph" w:styleId="Zkladntext2">
+  <w:style w:type="paragraph" w:styleId="BodyText2">
     <w:name w:val="Body Text 2"/>
-    <w:basedOn w:val="Normln"/>
+    <w:basedOn w:val="Normal"/>
     <w:semiHidden/>
     <w:pPr>
       <w:spacing w:line="480" w:lineRule="auto"/>
     </w:pPr>
   </w:style>
-  <w:style w:type="paragraph" w:styleId="Zkladntext3">
+  <w:style w:type="paragraph" w:styleId="BodyText3">
     <w:name w:val="Body Text 3"/>
-    <w:basedOn w:val="Normln"/>
+    <w:basedOn w:val="Normal"/>
     <w:semiHidden/>
     <w:rPr>
       <w:sz w:val="16"/>
       <w:szCs w:val="16"/>
     </w:rPr>
   </w:style>
-  <w:style w:type="paragraph" w:styleId="Zkladntextodsazen2">
+  <w:style w:type="paragraph" w:styleId="BodyTextIndent2">
     <w:name w:val="Body Text Indent 2"/>
-    <w:basedOn w:val="Normln"/>
+    <w:basedOn w:val="Normal"/>
     <w:semiHidden/>
     <w:pPr>
       <w:spacing w:line="480" w:lineRule="auto"/>
       <w:ind w:left="283"/>
     </w:pPr>
   </w:style>
-  <w:style w:type="paragraph" w:styleId="Zkladntextodsazen3">
+  <w:style w:type="paragraph" w:styleId="BodyTextIndent3">
     <w:name w:val="Body Text Indent 3"/>
-    <w:basedOn w:val="Normln"/>
+    <w:basedOn w:val="Normal"/>
     <w:semiHidden/>
     <w:pPr>
       <w:ind w:left="283"/>
@@ -18201,15 +18162,15 @@
       <w:szCs w:val="16"/>
     </w:rPr>
   </w:style>
-  <w:style w:type="paragraph" w:styleId="Zvr">
+  <w:style w:type="paragraph" w:styleId="Closing">
     <w:name w:val="Closing"/>
-    <w:basedOn w:val="Normln"/>
+    <w:basedOn w:val="Normal"/>
     <w:semiHidden/>
     <w:pPr>
       <w:ind w:left="4252"/>
     </w:pPr>
   </w:style>
-  <w:style w:type="character" w:styleId="Zdraznn">
+  <w:style w:type="character" w:styleId="Emphasis">
     <w:name w:val="Emphasis"/>
     <w:qFormat/>
     <w:rPr>
@@ -18232,10 +18193,10 @@
       <w:b/>
     </w:rPr>
   </w:style>
-  <w:style w:type="character" w:customStyle="1" w:styleId="Nadpis2Char">
-    <w:name w:val="Nadpis 2 Char"/>
+  <w:style w:type="character" w:customStyle="1" w:styleId="Heading2Char1">
+    <w:name w:val="Heading 2 Char1"/>
     <w:basedOn w:val="NadpislnkuChar"/>
-    <w:link w:val="Nadpis2"/>
+    <w:link w:val="Heading2"/>
     <w:rPr>
       <w:rFonts w:ascii="Arial" w:hAnsi="Arial"/>
       <w:b/>
@@ -18263,57 +18224,57 @@
       <w:ind w:left="567" w:hanging="567"/>
     </w:pPr>
   </w:style>
-  <w:style w:type="character" w:styleId="Odkaznakoment">
+  <w:style w:type="character" w:styleId="CommentReference">
     <w:name w:val="annotation reference"/>
     <w:rPr>
       <w:sz w:val="16"/>
       <w:szCs w:val="16"/>
     </w:rPr>
   </w:style>
-  <w:style w:type="paragraph" w:styleId="Textkomente">
+  <w:style w:type="paragraph" w:styleId="CommentText">
     <w:name w:val="annotation text"/>
-    <w:basedOn w:val="Normln"/>
-    <w:link w:val="TextkomenteChar"/>
-  </w:style>
-  <w:style w:type="character" w:customStyle="1" w:styleId="TextkomenteChar">
-    <w:name w:val="Text komentáře Char"/>
-    <w:link w:val="Textkomente"/>
+    <w:basedOn w:val="Normal"/>
+    <w:link w:val="CommentTextChar"/>
+  </w:style>
+  <w:style w:type="character" w:customStyle="1" w:styleId="CommentTextChar">
+    <w:name w:val="Comment Text Char"/>
+    <w:link w:val="CommentText"/>
     <w:rPr>
       <w:rFonts w:ascii="Arial" w:hAnsi="Arial"/>
     </w:rPr>
   </w:style>
-  <w:style w:type="paragraph" w:styleId="Pedmtkomente">
+  <w:style w:type="paragraph" w:styleId="CommentSubject">
     <w:name w:val="annotation subject"/>
-    <w:basedOn w:val="Textkomente"/>
-    <w:next w:val="Textkomente"/>
-    <w:link w:val="PedmtkomenteChar"/>
+    <w:basedOn w:val="CommentText"/>
+    <w:next w:val="CommentText"/>
+    <w:link w:val="CommentSubjectChar"/>
     <w:rPr>
       <w:b/>
       <w:bCs/>
     </w:rPr>
   </w:style>
-  <w:style w:type="character" w:customStyle="1" w:styleId="PedmtkomenteChar">
-    <w:name w:val="Předmět komentáře Char"/>
-    <w:link w:val="Pedmtkomente"/>
+  <w:style w:type="character" w:customStyle="1" w:styleId="CommentSubjectChar">
+    <w:name w:val="Comment Subject Char"/>
+    <w:link w:val="CommentSubject"/>
     <w:rPr>
       <w:rFonts w:ascii="Arial" w:hAnsi="Arial"/>
       <w:b/>
       <w:bCs/>
     </w:rPr>
   </w:style>
-  <w:style w:type="paragraph" w:styleId="Textbubliny">
+  <w:style w:type="paragraph" w:styleId="BalloonText">
     <w:name w:val="Balloon Text"/>
-    <w:basedOn w:val="Normln"/>
-    <w:link w:val="TextbublinyChar"/>
+    <w:basedOn w:val="Normal"/>
+    <w:link w:val="BalloonTextChar"/>
     <w:rPr>
       <w:rFonts w:ascii="Tahoma" w:hAnsi="Tahoma" w:cs="Tahoma"/>
       <w:sz w:val="16"/>
       <w:szCs w:val="16"/>
     </w:rPr>
   </w:style>
-  <w:style w:type="character" w:customStyle="1" w:styleId="TextbublinyChar">
-    <w:name w:val="Text bubliny Char"/>
-    <w:link w:val="Textbubliny"/>
+  <w:style w:type="character" w:customStyle="1" w:styleId="BalloonTextChar">
+    <w:name w:val="Balloon Text Char"/>
+    <w:link w:val="BalloonText"/>
     <w:rPr>
       <w:rFonts w:ascii="Tahoma" w:hAnsi="Tahoma" w:cs="Tahoma"/>
       <w:sz w:val="16"/>
@@ -18339,9 +18300,9 @@
       <w:sz w:val="28"/>
     </w:rPr>
   </w:style>
-  <w:style w:type="character" w:customStyle="1" w:styleId="Nadpis1Char">
-    <w:name w:val="Nadpis 1 Char"/>
-    <w:link w:val="Nadpis1"/>
+  <w:style w:type="character" w:customStyle="1" w:styleId="Heading1Char1">
+    <w:name w:val="Heading 1 Char1"/>
+    <w:link w:val="Heading1"/>
     <w:uiPriority w:val="99"/>
     <w:rsid w:val="0064316E"/>
     <w:rPr>
@@ -18352,57 +18313,57 @@
       <w:lang w:val="en-US"/>
     </w:rPr>
   </w:style>
-  <w:style w:type="character" w:customStyle="1" w:styleId="Nadpis3Char">
-    <w:name w:val="Nadpis 3 Char"/>
-    <w:link w:val="Nadpis3"/>
+  <w:style w:type="character" w:customStyle="1" w:styleId="Heading3Char1">
+    <w:name w:val="Heading 3 Char1"/>
+    <w:link w:val="Heading3"/>
     <w:rPr>
       <w:rFonts w:ascii="Arial" w:hAnsi="Arial"/>
       <w:b/>
     </w:rPr>
   </w:style>
-  <w:style w:type="character" w:customStyle="1" w:styleId="Nadpis4Char">
-    <w:name w:val="Nadpis 4 Char"/>
-    <w:link w:val="Nadpis4"/>
+  <w:style w:type="character" w:customStyle="1" w:styleId="Heading4Char1">
+    <w:name w:val="Heading 4 Char1"/>
+    <w:link w:val="Heading4"/>
     <w:rPr>
       <w:rFonts w:ascii="Arial" w:hAnsi="Arial"/>
       <w:b/>
     </w:rPr>
   </w:style>
-  <w:style w:type="character" w:customStyle="1" w:styleId="Nadpis5Char">
-    <w:name w:val="Nadpis 5 Char"/>
-    <w:link w:val="Nadpis5"/>
+  <w:style w:type="character" w:customStyle="1" w:styleId="Heading5Char1">
+    <w:name w:val="Heading 5 Char1"/>
+    <w:link w:val="Heading5"/>
     <w:rPr>
       <w:rFonts w:ascii="Arial" w:hAnsi="Arial"/>
       <w:b/>
     </w:rPr>
   </w:style>
-  <w:style w:type="character" w:customStyle="1" w:styleId="Nadpis6Char">
-    <w:name w:val="Nadpis 6 Char"/>
-    <w:link w:val="Nadpis6"/>
+  <w:style w:type="character" w:customStyle="1" w:styleId="Heading6Char1">
+    <w:name w:val="Heading 6 Char1"/>
+    <w:link w:val="Heading6"/>
     <w:rPr>
       <w:rFonts w:ascii="Arial" w:hAnsi="Arial"/>
       <w:b/>
     </w:rPr>
   </w:style>
-  <w:style w:type="character" w:customStyle="1" w:styleId="Nadpis7Char">
-    <w:name w:val="Nadpis 7 Char"/>
-    <w:link w:val="Nadpis7"/>
+  <w:style w:type="character" w:customStyle="1" w:styleId="Heading7Char1">
+    <w:name w:val="Heading 7 Char1"/>
+    <w:link w:val="Heading7"/>
     <w:rPr>
       <w:rFonts w:ascii="Arial" w:hAnsi="Arial"/>
       <w:b/>
     </w:rPr>
   </w:style>
-  <w:style w:type="character" w:customStyle="1" w:styleId="Nadpis8Char">
-    <w:name w:val="Nadpis 8 Char"/>
-    <w:link w:val="Nadpis8"/>
+  <w:style w:type="character" w:customStyle="1" w:styleId="Heading8Char1">
+    <w:name w:val="Heading 8 Char1"/>
+    <w:link w:val="Heading8"/>
     <w:rPr>
       <w:rFonts w:ascii="Arial" w:hAnsi="Arial"/>
       <w:b/>
     </w:rPr>
   </w:style>
-  <w:style w:type="character" w:customStyle="1" w:styleId="Nadpis9Char">
-    <w:name w:val="Nadpis 9 Char"/>
-    <w:link w:val="Nadpis9"/>
+  <w:style w:type="character" w:customStyle="1" w:styleId="Heading9Char1">
+    <w:name w:val="Heading 9 Char1"/>
+    <w:link w:val="Heading9"/>
     <w:rPr>
       <w:rFonts w:ascii="Arial" w:hAnsi="Arial"/>
       <w:b/>
@@ -18416,32 +18377,32 @@
       <w:i/>
     </w:rPr>
   </w:style>
-  <w:style w:type="character" w:customStyle="1" w:styleId="ZhlavChar">
-    <w:name w:val="Záhlaví Char"/>
-    <w:link w:val="Zhlav"/>
+  <w:style w:type="character" w:customStyle="1" w:styleId="HeaderChar1">
+    <w:name w:val="Header Char1"/>
+    <w:link w:val="Header"/>
     <w:rPr>
       <w:rFonts w:ascii="Arial" w:hAnsi="Arial"/>
       <w:sz w:val="18"/>
     </w:rPr>
   </w:style>
-  <w:style w:type="character" w:customStyle="1" w:styleId="ZpatChar">
-    <w:name w:val="Zápatí Char"/>
-    <w:link w:val="Zpat"/>
+  <w:style w:type="character" w:customStyle="1" w:styleId="FooterChar1">
+    <w:name w:val="Footer Char1"/>
+    <w:link w:val="Footer"/>
     <w:rPr>
       <w:rFonts w:ascii="Arial" w:hAnsi="Arial"/>
       <w:sz w:val="18"/>
     </w:rPr>
   </w:style>
-  <w:style w:type="character" w:customStyle="1" w:styleId="ZkladntextChar">
-    <w:name w:val="Základní text Char"/>
-    <w:link w:val="Zkladntext"/>
+  <w:style w:type="character" w:customStyle="1" w:styleId="BodyTextChar">
+    <w:name w:val="Body Text Char"/>
+    <w:link w:val="BodyText"/>
     <w:rPr>
       <w:rFonts w:ascii="Arial" w:hAnsi="Arial"/>
     </w:rPr>
   </w:style>
-  <w:style w:type="character" w:customStyle="1" w:styleId="TextpoznpodarouChar">
-    <w:name w:val="Text pozn. pod čarou Char"/>
-    <w:link w:val="Textpoznpodarou"/>
+  <w:style w:type="character" w:customStyle="1" w:styleId="FootnoteTextChar1">
+    <w:name w:val="Footnote Text Char1"/>
+    <w:link w:val="FootnoteText"/>
     <w:rPr>
       <w:rFonts w:ascii="Arial" w:hAnsi="Arial"/>
       <w:sz w:val="18"/>
@@ -18466,8 +18427,8 @@
   </w:style>
   <w:style w:type="paragraph" w:customStyle="1" w:styleId="zzLc5">
     <w:name w:val="zzLc5"/>
-    <w:basedOn w:val="Normln"/>
-    <w:next w:val="Normln"/>
+    <w:basedOn w:val="Normal"/>
+    <w:next w:val="Normal"/>
     <w:pPr>
       <w:tabs>
         <w:tab w:val="num" w:pos="1080"/>
@@ -18476,8 +18437,8 @@
   </w:style>
   <w:style w:type="paragraph" w:customStyle="1" w:styleId="zzLc6">
     <w:name w:val="zzLc6"/>
-    <w:basedOn w:val="Normln"/>
-    <w:next w:val="Normln"/>
+    <w:basedOn w:val="Normal"/>
+    <w:next w:val="Normal"/>
     <w:pPr>
       <w:tabs>
         <w:tab w:val="num" w:pos="1440"/>
@@ -18486,8 +18447,8 @@
   </w:style>
   <w:style w:type="paragraph" w:customStyle="1" w:styleId="Figuretitle">
     <w:name w:val="Figure title"/>
-    <w:basedOn w:val="Normln"/>
-    <w:next w:val="Normln"/>
+    <w:basedOn w:val="Normal"/>
+    <w:next w:val="Normal"/>
     <w:pPr>
       <w:spacing w:before="220" w:after="220"/>
       <w:jc w:val="center"/>
@@ -18498,7 +18459,7 @@
   </w:style>
   <w:style w:type="paragraph" w:customStyle="1" w:styleId="Nadpis">
     <w:name w:val="Nadpis"/>
-    <w:basedOn w:val="Normln"/>
+    <w:basedOn w:val="Normal"/>
     <w:rPr>
       <w:b/>
       <w:caps/>
@@ -18507,8 +18468,8 @@
   </w:style>
   <w:style w:type="paragraph" w:customStyle="1" w:styleId="a2">
     <w:name w:val="a2"/>
-    <w:basedOn w:val="Nadpis2"/>
-    <w:next w:val="Normln"/>
+    <w:basedOn w:val="Heading2"/>
+    <w:next w:val="Normal"/>
     <w:pPr>
       <w:keepLines w:val="0"/>
       <w:tabs>
@@ -18526,8 +18487,8 @@
   </w:style>
   <w:style w:type="paragraph" w:customStyle="1" w:styleId="a3">
     <w:name w:val="a3"/>
-    <w:basedOn w:val="Nadpis3"/>
-    <w:next w:val="Normln"/>
+    <w:basedOn w:val="Heading3"/>
+    <w:next w:val="Normal"/>
     <w:pPr>
       <w:keepLines w:val="0"/>
       <w:tabs>
@@ -18545,8 +18506,8 @@
   </w:style>
   <w:style w:type="paragraph" w:customStyle="1" w:styleId="a4">
     <w:name w:val="a4"/>
-    <w:basedOn w:val="Nadpis4"/>
-    <w:next w:val="Normln"/>
+    <w:basedOn w:val="Heading4"/>
+    <w:next w:val="Normal"/>
     <w:pPr>
       <w:keepLines w:val="0"/>
       <w:tabs>
@@ -18562,8 +18523,8 @@
   </w:style>
   <w:style w:type="paragraph" w:customStyle="1" w:styleId="a5">
     <w:name w:val="a5"/>
-    <w:basedOn w:val="Nadpis5"/>
-    <w:next w:val="Normln"/>
+    <w:basedOn w:val="Heading5"/>
+    <w:next w:val="Normal"/>
     <w:pPr>
       <w:keepLines w:val="0"/>
       <w:tabs>
@@ -18580,8 +18541,8 @@
   </w:style>
   <w:style w:type="paragraph" w:customStyle="1" w:styleId="a6">
     <w:name w:val="a6"/>
-    <w:basedOn w:val="Nadpis6"/>
-    <w:next w:val="Normln"/>
+    <w:basedOn w:val="Heading6"/>
+    <w:next w:val="Normal"/>
     <w:pPr>
       <w:keepLines w:val="0"/>
       <w:tabs>
@@ -18598,8 +18559,8 @@
   </w:style>
   <w:style w:type="paragraph" w:customStyle="1" w:styleId="ANNEX">
     <w:name w:val="ANNEX"/>
-    <w:basedOn w:val="Normln"/>
-    <w:next w:val="Normln"/>
+    <w:basedOn w:val="Normal"/>
+    <w:next w:val="Normal"/>
     <w:pPr>
       <w:keepNext/>
       <w:pageBreakBefore/>
@@ -18614,13 +18575,13 @@
   </w:style>
   <w:style w:type="paragraph" w:customStyle="1" w:styleId="Definition">
     <w:name w:val="Definition"/>
-    <w:basedOn w:val="Normln"/>
-    <w:next w:val="Normln"/>
+    <w:basedOn w:val="Normal"/>
+    <w:next w:val="Normal"/>
   </w:style>
   <w:style w:type="paragraph" w:customStyle="1" w:styleId="Note">
     <w:name w:val="Note"/>
-    <w:basedOn w:val="Normln"/>
-    <w:next w:val="Normln"/>
+    <w:basedOn w:val="Normal"/>
+    <w:next w:val="Normal"/>
     <w:pPr>
       <w:tabs>
         <w:tab w:val="left" w:pos="960"/>
@@ -18633,7 +18594,7 @@
   </w:style>
   <w:style w:type="paragraph" w:customStyle="1" w:styleId="Terms">
     <w:name w:val="Term(s)"/>
-    <w:basedOn w:val="Normln"/>
+    <w:basedOn w:val="Normal"/>
     <w:next w:val="Definition"/>
     <w:pPr>
       <w:keepNext/>
@@ -18644,7 +18605,7 @@
   </w:style>
   <w:style w:type="paragraph" w:customStyle="1" w:styleId="TermNum">
     <w:name w:val="TermNum"/>
-    <w:basedOn w:val="Normln"/>
+    <w:basedOn w:val="Normal"/>
     <w:next w:val="Terms"/>
     <w:pPr>
       <w:keepNext/>
@@ -18655,8 +18616,8 @@
   </w:style>
   <w:style w:type="paragraph" w:customStyle="1" w:styleId="Tabletitle">
     <w:name w:val="Table title"/>
-    <w:basedOn w:val="Normln"/>
-    <w:next w:val="Normln"/>
+    <w:basedOn w:val="Normal"/>
+    <w:next w:val="Normal"/>
     <w:pPr>
       <w:keepNext/>
       <w:spacing w:before="120" w:line="230" w:lineRule="exact"/>
@@ -18670,7 +18631,7 @@
   </w:style>
   <w:style w:type="paragraph" w:customStyle="1" w:styleId="Tabletext10">
     <w:name w:val="Table text (10)"/>
-    <w:basedOn w:val="Normln"/>
+    <w:basedOn w:val="Normal"/>
     <w:pPr>
       <w:spacing w:before="60" w:line="230" w:lineRule="atLeast"/>
     </w:pPr>
@@ -18690,7 +18651,7 @@
   </w:style>
   <w:style w:type="paragraph" w:customStyle="1" w:styleId="Tabelle">
     <w:name w:val="Tabelle"/>
-    <w:basedOn w:val="Zkladntext"/>
+    <w:basedOn w:val="BodyText"/>
     <w:pPr>
       <w:tabs>
         <w:tab w:val="left" w:pos="6946"/>
@@ -18704,7 +18665,7 @@
   </w:style>
   <w:style w:type="paragraph" w:customStyle="1" w:styleId="Tabletext8">
     <w:name w:val="Table text (8)"/>
-    <w:basedOn w:val="Normln"/>
+    <w:basedOn w:val="Normal"/>
     <w:pPr>
       <w:spacing w:before="60" w:line="190" w:lineRule="atLeast"/>
     </w:pPr>
@@ -18716,8 +18677,8 @@
   </w:style>
   <w:style w:type="paragraph" w:customStyle="1" w:styleId="zzLn5">
     <w:name w:val="zzLn5"/>
-    <w:basedOn w:val="Normln"/>
-    <w:next w:val="Normln"/>
+    <w:basedOn w:val="Normal"/>
+    <w:next w:val="Normal"/>
     <w:pPr>
       <w:tabs>
         <w:tab w:val="num" w:pos="3240"/>
@@ -18731,8 +18692,8 @@
   </w:style>
   <w:style w:type="paragraph" w:customStyle="1" w:styleId="zzLn6">
     <w:name w:val="zzLn6"/>
-    <w:basedOn w:val="Normln"/>
-    <w:next w:val="Normln"/>
+    <w:basedOn w:val="Normal"/>
+    <w:next w:val="Normal"/>
     <w:pPr>
       <w:tabs>
         <w:tab w:val="num" w:pos="3960"/>
@@ -18746,8 +18707,8 @@
   </w:style>
   <w:style w:type="paragraph" w:customStyle="1" w:styleId="Example">
     <w:name w:val="Example"/>
-    <w:basedOn w:val="Normln"/>
-    <w:next w:val="Normln"/>
+    <w:basedOn w:val="Normal"/>
+    <w:next w:val="Normal"/>
     <w:pPr>
       <w:tabs>
         <w:tab w:val="left" w:pos="1360"/>
@@ -18762,8 +18723,8 @@
   </w:style>
   <w:style w:type="paragraph" w:customStyle="1" w:styleId="H6">
     <w:name w:val="H6"/>
-    <w:basedOn w:val="Nadpis5"/>
-    <w:next w:val="Normln"/>
+    <w:basedOn w:val="Heading5"/>
+    <w:next w:val="Normal"/>
     <w:pPr>
       <w:spacing w:after="180"/>
       <w:ind w:left="1985" w:hanging="1985"/>
@@ -18790,7 +18751,7 @@
   </w:style>
   <w:style w:type="paragraph" w:customStyle="1" w:styleId="TAL">
     <w:name w:val="TAL"/>
-    <w:basedOn w:val="Normln"/>
+    <w:basedOn w:val="Normal"/>
     <w:pPr>
       <w:keepNext/>
       <w:keepLines/>
@@ -18802,7 +18763,7 @@
   </w:style>
   <w:style w:type="paragraph" w:customStyle="1" w:styleId="Normal1">
     <w:name w:val="Normal1"/>
-    <w:basedOn w:val="Normln"/>
+    <w:basedOn w:val="Normal"/>
     <w:pPr>
       <w:spacing w:after="180"/>
     </w:pPr>
@@ -18813,8 +18774,8 @@
   </w:style>
   <w:style w:type="paragraph" w:customStyle="1" w:styleId="TH">
     <w:name w:val="TH"/>
-    <w:basedOn w:val="Normln"/>
-    <w:next w:val="Normln"/>
+    <w:basedOn w:val="Normal"/>
+    <w:next w:val="Normal"/>
     <w:pPr>
       <w:keepNext/>
       <w:keepLines/>
@@ -18828,8 +18789,8 @@
   </w:style>
   <w:style w:type="paragraph" w:customStyle="1" w:styleId="zzBiblio">
     <w:name w:val="zzBiblio"/>
-    <w:basedOn w:val="Normln"/>
-    <w:next w:val="Normln"/>
+    <w:basedOn w:val="Normal"/>
+    <w:next w:val="Normal"/>
     <w:pPr>
       <w:pageBreakBefore/>
       <w:spacing w:after="760" w:line="310" w:lineRule="exact"/>
@@ -18842,9 +18803,9 @@
       <w:lang w:eastAsia="ja-JP"/>
     </w:rPr>
   </w:style>
-  <w:style w:type="character" w:customStyle="1" w:styleId="NzevChar">
-    <w:name w:val="Název Char"/>
-    <w:link w:val="Nzev"/>
+  <w:style w:type="character" w:customStyle="1" w:styleId="TitleChar1">
+    <w:name w:val="Title Char1"/>
+    <w:link w:val="Title"/>
     <w:rPr>
       <w:rFonts w:ascii="Arial" w:hAnsi="Arial" w:cs="Arial"/>
       <w:b/>
